--- a/AccessManager.docx
+++ b/AccessManager.docx
@@ -1,9660 +1,465 @@
 
-<file path=word/document.xml><?xml version="1.0" encoding="utf-8"?>
-<w:document xmlns:wpc="http://schemas.microsoft.com/office/word/2010/wordprocessingCanvas" xmlns:cx="http://schemas.microsoft.com/office/drawing/2014/chartex" xmlns:cx1="http://schemas.microsoft.com/office/drawing/2015/9/8/chartex" xmlns:cx2="http://schemas.microsoft.com/office/drawing/2015/10/21/chartex" xmlns:cx3="http://schemas.microsoft.com/office/drawing/2016/5/9/chartex" xmlns:cx4="http://schemas.microsoft.com/office/drawing/2016/5/10/chartex" xmlns:cx5="http://schemas.microsoft.com/office/drawing/2016/5/11/chartex" xmlns:cx6="http://schemas.microsoft.com/office/drawing/2016/5/12/chartex" xmlns:cx7="http://schemas.microsoft.com/office/drawing/2016/5/13/chartex" xmlns:cx8="http://schemas.microsoft.com/office/drawing/2016/5/14/chartex" xmlns:mc="http://schemas.openxmlformats.org/markup-compatibility/2006" xmlns:aink="http://schemas.microsoft.com/office/drawing/2016/ink" xmlns:am3d="http://schemas.microsoft.com/office/drawing/2017/model3d" xmlns:o="urn:schemas-microsoft-com:office:office" xmlns:oel="http://schemas.microsoft.com/office/2019/extlst" xmlns:r="http://schemas.openxmlformats.org/officeDocument/2006/relationships" xmlns:m="http://schemas.openxmlformats.org/officeDocument/2006/math" xmlns:v="urn:schemas-microsoft-com:vml" xmlns:wp14="http://schemas.microsoft.com/office/word/2010/wordprocessingDrawing" xmlns:wp="http://schemas.openxmlformats.org/drawingml/2006/wordprocessingDrawing" xmlns:w10="urn:schemas-microsoft-com:office:word" xmlns:w="http://schemas.openxmlformats.org/wordprocessingml/2006/main" xmlns:w14="http://schemas.microsoft.com/office/word/2010/wordml" xmlns:w15="http://schemas.microsoft.com/office/word/2012/wordml" xmlns:w16cex="http://schemas.microsoft.com/office/word/2018/wordml/cex" xmlns:w16cid="http://schemas.microsoft.com/office/word/2016/wordml/cid" xmlns:w16="http://schemas.microsoft.com/office/word/2018/wordml" xmlns:w16du="http://schemas.microsoft.com/office/word/2023/wordml/word16du" xmlns:w16sdtdh="http://schemas.microsoft.com/office/word/2020/wordml/sdtdatahash" xmlns:w16sdtfl="http://schemas.microsoft.com/office/word/2024/wordml/sdtformatlock" xmlns:w16se="http://schemas.microsoft.com/office/word/2015/wordml/symex" xmlns:wpg="http://schemas.microsoft.com/office/word/2010/wordprocessingGroup" xmlns:wpi="http://schemas.microsoft.com/office/word/2010/wordprocessingInk" xmlns:wne="http://schemas.microsoft.com/office/word/2006/wordml" xmlns:wps="http://schemas.microsoft.com/office/word/2010/wordprocessingShape" mc:Ignorable="w14 w15 w16se w16cid w16 w16cex w16sdtdh w16sdtfl w16du wp14">
+<file path=docProps\app.xml><?xml version="1.0" encoding="utf-8"?>
+<Properties xmlns="http://schemas.openxmlformats.org/officeDocument/2006/extended-properties" xmlns:vt="http://schemas.openxmlformats.org/officeDocument/2006/docPropsVTypes">
+  <Template>Normal</Template>
+  <TotalTime>1</TotalTime>
+  <Pages>15</Pages>
+  <Words>1353</Words>
+  <Characters>7311</Characters>
+  <Application>Microsoft Office Word</Application>
+  <DocSecurity>0</DocSecurity>
+  <Lines>60</Lines>
+  <Paragraphs>17</Paragraphs>
+  <ScaleCrop>false</ScaleCrop>
+  <Company/>
+  <LinksUpToDate>false</LinksUpToDate>
+  <CharactersWithSpaces>8647</CharactersWithSpaces>
+  <SharedDoc>false</SharedDoc>
+  <HyperlinksChanged>false</HyperlinksChanged>
+  <AppVersion>16.0000</AppVersion>
+</Properties>
+</file>
+
+<file path=docProps\core.xml><?xml version="1.0" encoding="utf-8"?>
+<cp:coreProperties xmlns:cp="http://schemas.openxmlformats.org/package/2006/metadata/core-properties" xmlns:dc="http://purl.org/dc/elements/1.1/" xmlns:dcterms="http://purl.org/dc/terms/" xmlns:dcmitype="http://purl.org/dc/dcmitype/" xmlns:xsi="http://www.w3.org/2001/XMLSchema-instance">
+  <dc:title/>
+  <dc:subject/>
+  <dc:creator>willian Laudites</dc:creator>
+  <cp:keywords/>
+  <dc:description/>
+  <cp:lastModifiedBy>willian Laudites</cp:lastModifiedBy>
+  <cp:revision>1</cp:revision>
+  <dcterms:created xsi:type="dcterms:W3CDTF">2026-04-25T12:08:00Z</dcterms:created>
+  <dcterms:modified xsi:type="dcterms:W3CDTF">2026-04-25T12:09:00Z</dcterms:modified>
+</cp:coreProperties>
+</file>
+
+<file path=word\document.xml><?xml version="1.0" encoding="utf-8"?>
+<w:document xmlns:wpc="http://schemas.microsoft.com/office/word/2010/wordprocessingCanvas" xmlns:mc="http://schemas.openxmlformats.org/markup-compatibility/2006" xmlns:o="urn:schemas-microsoft-com:office:office" xmlns:r="http://schemas.openxmlformats.org/officeDocument/2006/relationships" xmlns:m="http://schemas.openxmlformats.org/officeDocument/2006/math" xmlns:v="urn:schemas-microsoft-com:vml" xmlns:wp14="http://schemas.microsoft.com/office/word/2010/wordprocessingDrawing" xmlns:wp="http://schemas.openxmlformats.org/drawingml/2006/wordprocessingDrawing" xmlns:w10="urn:schemas-microsoft-com:office:word" xmlns:w="http://schemas.openxmlformats.org/wordprocessingml/2006/main" xmlns:w14="http://schemas.microsoft.com/office/word/2010/wordml" xmlns:wpg="http://schemas.microsoft.com/office/word/2010/wordprocessingGroup" xmlns:wpi="http://schemas.microsoft.com/office/word/2010/wordprocessingInk" xmlns:wne="http://schemas.microsoft.com/office/word/2006/wordml" xmlns:wps="http://schemas.microsoft.com/office/word/2010/wordprocessingShape" mc:Ignorable="w14 wp14">
   <w:body>
     <w:p>
       <w:pPr>
-        <w:rPr>
-          <w:b/>
-          <w:bCs/>
-          <w:sz w:val="20"/>
-          <w:szCs w:val="20"/>
-        </w:rPr>
-      </w:pPr>
-      <w:proofErr w:type="spellStart"/>
+        <w:pStyle w:val="Title"/>
+      </w:pPr>
       <w:r>
-        <w:rPr>
-          <w:b/>
-          <w:bCs/>
-          <w:sz w:val="20"/>
-          <w:szCs w:val="20"/>
-        </w:rPr>
-        <w:t>AccessManager</w:t>
-      </w:r>
-      <w:proofErr w:type="spellEnd"/>
-      <w:r>
-        <w:rPr>
-          <w:b/>
-          <w:bCs/>
-          <w:sz w:val="20"/>
-          <w:szCs w:val="20"/>
-        </w:rPr>
-        <w:t xml:space="preserve"> — Plano de Execução no Codex</w:t>
+        <w:t xml:space="preserve">AccessManager</w:t>
       </w:r>
     </w:p>
     <w:p>
       <w:pPr>
-        <w:rPr>
-          <w:b/>
-          <w:bCs/>
-          <w:sz w:val="20"/>
-          <w:szCs w:val="20"/>
-        </w:rPr>
+        <w:pStyle w:val="Subtitle"/>
       </w:pPr>
       <w:r>
-        <w:rPr>
-          <w:b/>
-          <w:bCs/>
-          <w:sz w:val="20"/>
-          <w:szCs w:val="20"/>
-        </w:rPr>
-        <w:t>Nome do projeto</w:t>
+        <w:t xml:space="preserve">Gestao completa de clientes, telas, servidores e financeiro operacional</w:t>
+      </w:r>
+    </w:p>
+    <w:p/>
+    <w:p>
+      <w:pPr>
+        <w:pStyle w:val="Heading1"/>
+      </w:pPr>
+      <w:r>
+        <w:t xml:space="preserve">Introducao</w:t>
       </w:r>
     </w:p>
     <w:p>
-      <w:pPr>
-        <w:rPr>
-          <w:sz w:val="20"/>
-          <w:szCs w:val="20"/>
-        </w:rPr>
-      </w:pPr>
-      <w:proofErr w:type="spellStart"/>
       <w:r>
-        <w:rPr>
-          <w:b/>
-          <w:bCs/>
-          <w:sz w:val="20"/>
-          <w:szCs w:val="20"/>
-        </w:rPr>
-        <w:t>AccessManager</w:t>
-      </w:r>
-      <w:proofErr w:type="spellEnd"/>
-    </w:p>
-    <w:p>
-      <w:pPr>
-        <w:rPr>
-          <w:b/>
-          <w:bCs/>
-          <w:sz w:val="20"/>
-          <w:szCs w:val="20"/>
-        </w:rPr>
-      </w:pPr>
-      <w:r>
-        <w:rPr>
-          <w:b/>
-          <w:bCs/>
-          <w:sz w:val="20"/>
-          <w:szCs w:val="20"/>
-        </w:rPr>
-        <w:t>Objetivo do projeto</w:t>
+        <w:t xml:space="preserve">O AccessManager e um sistema interno para organizar a operacao de clientes, telas de acesso, servidores e financeiro em um unico painel. Ele foi pensado para negocios que precisam controlar multiplos acessos por cliente, acompanhar vencimentos tecnicos e enxergar a situacao financeira sem depender de planilhas ou controles soltos.</w:t>
       </w:r>
     </w:p>
     <w:p>
-      <w:pPr>
-        <w:rPr>
-          <w:sz w:val="20"/>
-          <w:szCs w:val="20"/>
-        </w:rPr>
-      </w:pPr>
       <w:r>
-        <w:rPr>
-          <w:sz w:val="20"/>
-          <w:szCs w:val="20"/>
-        </w:rPr>
-        <w:t>Sistema interno para gerenciar:</w:t>
+        <w:t xml:space="preserve">A solucao ja cobre o fluxo principal do negocio: cadastro de clientes, gestao de telas independentes, servidores com creditos e custo operacional, cobranca por cliente, dashboard gerencial e historico tecnico das principais mudancas.</w:t>
+      </w:r>
+    </w:p>
+    <w:p/>
+    <w:p>
+      <w:pPr>
+        <w:pStyle w:val="Heading1"/>
+      </w:pPr>
+      <w:r>
+        <w:t xml:space="preserve">Problema</w:t>
       </w:r>
     </w:p>
     <w:p>
-      <w:pPr>
-        <w:numPr>
-          <w:ilvl w:val="0"/>
-          <w:numId w:val="1"/>
-        </w:numPr>
-        <w:rPr>
-          <w:sz w:val="20"/>
-          <w:szCs w:val="20"/>
-        </w:rPr>
-      </w:pPr>
       <w:r>
-        <w:rPr>
-          <w:sz w:val="20"/>
-          <w:szCs w:val="20"/>
-        </w:rPr>
-        <w:t>clientes</w:t>
+        <w:t xml:space="preserve">Operacoes baseadas em planilhas ou anotacoes manuais costumam gerar perda de informacao, cobrancas inconsistentes, dificuldade para saber quem esta vencido e pouca clareza sobre custo por servidor.</w:t>
       </w:r>
     </w:p>
     <w:p>
-      <w:pPr>
-        <w:numPr>
-          <w:ilvl w:val="0"/>
-          <w:numId w:val="1"/>
-        </w:numPr>
-        <w:rPr>
-          <w:sz w:val="20"/>
-          <w:szCs w:val="20"/>
-        </w:rPr>
-      </w:pPr>
       <w:r>
-        <w:rPr>
-          <w:sz w:val="20"/>
-          <w:szCs w:val="20"/>
-        </w:rPr>
-        <w:t>servidores</w:t>
+        <w:t xml:space="preserve">Os principais problemas que o AccessManager resolve sao:</w:t>
       </w:r>
     </w:p>
     <w:p>
-      <w:pPr>
-        <w:numPr>
-          <w:ilvl w:val="0"/>
-          <w:numId w:val="1"/>
-        </w:numPr>
-        <w:rPr>
-          <w:sz w:val="20"/>
-          <w:szCs w:val="20"/>
-        </w:rPr>
-      </w:pPr>
       <w:r>
-        <w:rPr>
-          <w:sz w:val="20"/>
-          <w:szCs w:val="20"/>
-        </w:rPr>
-        <w:t>telas de clientes</w:t>
+        <w:t xml:space="preserve">- Falta de visao centralizada dos clientes e telas cadastradas.</w:t>
       </w:r>
     </w:p>
     <w:p>
-      <w:pPr>
-        <w:numPr>
-          <w:ilvl w:val="0"/>
-          <w:numId w:val="1"/>
-        </w:numPr>
-        <w:rPr>
-          <w:sz w:val="20"/>
-          <w:szCs w:val="20"/>
-        </w:rPr>
-      </w:pPr>
       <w:r>
-        <w:rPr>
-          <w:sz w:val="20"/>
-          <w:szCs w:val="20"/>
-        </w:rPr>
-        <w:t>renovações técnicas manuais</w:t>
+        <w:t xml:space="preserve">- Dificuldade de acompanhar vencimentos tecnicos de cada tela.</w:t>
       </w:r>
     </w:p>
     <w:p>
-      <w:pPr>
-        <w:numPr>
-          <w:ilvl w:val="0"/>
-          <w:numId w:val="1"/>
-        </w:numPr>
-        <w:rPr>
-          <w:sz w:val="20"/>
-          <w:szCs w:val="20"/>
-        </w:rPr>
-      </w:pPr>
       <w:r>
-        <w:rPr>
-          <w:sz w:val="20"/>
-          <w:szCs w:val="20"/>
-        </w:rPr>
-        <w:t>lançamentos financeiros manuais</w:t>
+        <w:t xml:space="preserve">- Financeiro misturado com renovacao tecnica, criando risco de liberar acesso por engano.</w:t>
       </w:r>
     </w:p>
     <w:p>
-      <w:pPr>
-        <w:numPr>
-          <w:ilvl w:val="0"/>
-          <w:numId w:val="1"/>
-        </w:numPr>
-        <w:rPr>
-          <w:sz w:val="20"/>
-          <w:szCs w:val="20"/>
-        </w:rPr>
-      </w:pPr>
       <w:r>
-        <w:rPr>
-          <w:sz w:val="20"/>
-          <w:szCs w:val="20"/>
-        </w:rPr>
-        <w:t>dashboard operacional básico</w:t>
+        <w:t xml:space="preserve">- Pouca visibilidade sobre clientes pagos, pendentes e atrasados.</w:t>
       </w:r>
     </w:p>
     <w:p>
-      <w:pPr>
-        <w:rPr>
-          <w:sz w:val="20"/>
-          <w:szCs w:val="20"/>
-        </w:rPr>
-      </w:pPr>
       <w:r>
-        <w:rPr>
-          <w:sz w:val="20"/>
-          <w:szCs w:val="20"/>
-        </w:rPr>
-        <w:pict w14:anchorId="6D6A573F">
-          <v:rect id="_x0000_i1067" style="width:0;height:1.5pt" o:hralign="center" o:hrstd="t" o:hr="t" fillcolor="#a0a0a0" stroked="f"/>
-        </w:pict>
+        <w:t xml:space="preserve">- Falta de controle sobre uso e custo dos servidores.</w:t>
       </w:r>
     </w:p>
     <w:p>
-      <w:pPr>
-        <w:rPr>
-          <w:b/>
-          <w:bCs/>
-          <w:sz w:val="20"/>
-          <w:szCs w:val="20"/>
-        </w:rPr>
-      </w:pPr>
       <w:r>
-        <w:rPr>
-          <w:b/>
-          <w:bCs/>
-          <w:sz w:val="20"/>
-          <w:szCs w:val="20"/>
-        </w:rPr>
-        <w:t>Escopo da Fase 1</w:t>
+        <w:t xml:space="preserve">- Historico tecnico espalhado ou inexistente para renovacoes e trocas de servidor.</w:t>
+      </w:r>
+    </w:p>
+    <w:p/>
+    <w:p>
+      <w:pPr>
+        <w:pStyle w:val="Heading1"/>
+      </w:pPr>
+      <w:r>
+        <w:t xml:space="preserve">Solucao</w:t>
       </w:r>
     </w:p>
     <w:p>
-      <w:pPr>
-        <w:rPr>
-          <w:sz w:val="20"/>
-          <w:szCs w:val="20"/>
-        </w:rPr>
-      </w:pPr>
       <w:r>
-        <w:rPr>
-          <w:sz w:val="20"/>
-          <w:szCs w:val="20"/>
-        </w:rPr>
-        <w:t xml:space="preserve">A Fase 1 tem como objetivo entregar um </w:t>
-      </w:r>
-      <w:r>
-        <w:rPr>
-          <w:b/>
-          <w:bCs/>
-          <w:sz w:val="20"/>
-          <w:szCs w:val="20"/>
-        </w:rPr>
-        <w:t>MVP funcional interno</w:t>
-      </w:r>
-      <w:r>
-        <w:rPr>
-          <w:sz w:val="20"/>
-          <w:szCs w:val="20"/>
-        </w:rPr>
-        <w:t>, sem integrações externas, focado em operação manual e controle centralizado.</w:t>
+        <w:t xml:space="preserve">O AccessManager centraliza a rotina operacional e financeira em um sistema unico. O modelo do negocio e simples e escalavel: um cliente pode ter varias telas; cada tela esta vinculada a um servidor; o financeiro e gerado por cliente, agrupando os valores das telas ativas.</w:t>
       </w:r>
     </w:p>
     <w:p>
-      <w:pPr>
-        <w:rPr>
-          <w:b/>
-          <w:bCs/>
-          <w:sz w:val="20"/>
-          <w:szCs w:val="20"/>
-        </w:rPr>
-      </w:pPr>
       <w:r>
-        <w:rPr>
-          <w:b/>
-          <w:bCs/>
-          <w:sz w:val="20"/>
-          <w:szCs w:val="20"/>
-        </w:rPr>
-        <w:t>Incluído na Fase 1</w:t>
+        <w:t xml:space="preserve">Isso permite cobrar o cliente de forma clara, acompanhar cada tela separadamente e manter a operacao tecnica independente do controle financeiro. Um pagamento nao renova automaticamente a tela, e uma renovacao tecnica nao baixa automaticamente uma cobranca.</w:t>
+      </w:r>
+    </w:p>
+    <w:p/>
+    <w:p>
+      <w:pPr>
+        <w:pStyle w:val="Heading1"/>
+      </w:pPr>
+      <w:r>
+        <w:t xml:space="preserve">Como funciona</w:t>
       </w:r>
     </w:p>
     <w:p>
       <w:pPr>
-        <w:numPr>
-          <w:ilvl w:val="0"/>
-          <w:numId w:val="2"/>
-        </w:numPr>
-        <w:rPr>
-          <w:sz w:val="20"/>
-          <w:szCs w:val="20"/>
-        </w:rPr>
+        <w:pStyle w:val="Heading2"/>
       </w:pPr>
       <w:r>
-        <w:rPr>
-          <w:sz w:val="20"/>
-          <w:szCs w:val="20"/>
-        </w:rPr>
-        <w:t>cadastro e gestão de clientes</w:t>
+        <w:t xml:space="preserve">Modelo de negocio do sistema</w:t>
       </w:r>
     </w:p>
     <w:p>
-      <w:pPr>
-        <w:numPr>
-          <w:ilvl w:val="0"/>
-          <w:numId w:val="2"/>
-        </w:numPr>
-        <w:rPr>
-          <w:sz w:val="20"/>
-          <w:szCs w:val="20"/>
-        </w:rPr>
-      </w:pPr>
       <w:r>
-        <w:rPr>
-          <w:sz w:val="20"/>
-          <w:szCs w:val="20"/>
-        </w:rPr>
-        <w:t>cadastro e gestão de servidores</w:t>
+        <w:t xml:space="preserve">- Cliente: representa a pessoa ou empresa atendida.</w:t>
       </w:r>
     </w:p>
     <w:p>
-      <w:pPr>
-        <w:numPr>
-          <w:ilvl w:val="0"/>
-          <w:numId w:val="2"/>
-        </w:numPr>
-        <w:rPr>
-          <w:sz w:val="20"/>
-          <w:szCs w:val="20"/>
-        </w:rPr>
-      </w:pPr>
       <w:r>
-        <w:rPr>
-          <w:sz w:val="20"/>
-          <w:szCs w:val="20"/>
-        </w:rPr>
-        <w:t>cadastro e gestão de telas por cliente</w:t>
+        <w:t xml:space="preserve">- Telas: cada cliente pode ter uma ou varias telas, todas independentes.</w:t>
       </w:r>
     </w:p>
     <w:p>
-      <w:pPr>
-        <w:numPr>
-          <w:ilvl w:val="0"/>
-          <w:numId w:val="2"/>
-        </w:numPr>
-        <w:rPr>
-          <w:sz w:val="20"/>
-          <w:szCs w:val="20"/>
-        </w:rPr>
-      </w:pPr>
       <w:r>
-        <w:rPr>
-          <w:sz w:val="20"/>
-          <w:szCs w:val="20"/>
-        </w:rPr>
-        <w:t>renovação técnica manual</w:t>
+        <w:t xml:space="preserve">- Servidor: cada tela usa um servidor, permitindo acompanhar distribuicao e custo operacional.</w:t>
       </w:r>
     </w:p>
     <w:p>
-      <w:pPr>
-        <w:numPr>
-          <w:ilvl w:val="0"/>
-          <w:numId w:val="2"/>
-        </w:numPr>
-        <w:rPr>
-          <w:sz w:val="20"/>
-          <w:szCs w:val="20"/>
-        </w:rPr>
-      </w:pPr>
       <w:r>
-        <w:rPr>
-          <w:sz w:val="20"/>
-          <w:szCs w:val="20"/>
-        </w:rPr>
-        <w:t>troca manual de servidor</w:t>
+        <w:t xml:space="preserve">- Financeiro por cliente: a cobranca mensal do cliente e formada pela soma dos valores das telas ativas.</w:t>
       </w:r>
     </w:p>
     <w:p>
-      <w:pPr>
-        <w:numPr>
-          <w:ilvl w:val="0"/>
-          <w:numId w:val="2"/>
-        </w:numPr>
-        <w:rPr>
-          <w:sz w:val="20"/>
-          <w:szCs w:val="20"/>
-        </w:rPr>
-      </w:pPr>
       <w:r>
-        <w:rPr>
-          <w:sz w:val="20"/>
-          <w:szCs w:val="20"/>
-        </w:rPr>
-        <w:t>histórico técnico</w:t>
+        <w:t xml:space="preserve">- Dashboard: mostra a saude operacional e financeira do negocio em tempo de gestao.</w:t>
       </w:r>
     </w:p>
     <w:p>
       <w:pPr>
-        <w:numPr>
-          <w:ilvl w:val="0"/>
-          <w:numId w:val="2"/>
-        </w:numPr>
-        <w:rPr>
-          <w:sz w:val="20"/>
-          <w:szCs w:val="20"/>
-        </w:rPr>
+        <w:pStyle w:val="Heading2"/>
       </w:pPr>
       <w:r>
-        <w:rPr>
-          <w:sz w:val="20"/>
-          <w:szCs w:val="20"/>
-        </w:rPr>
-        <w:t>financeiro manual simples</w:t>
+        <w:t xml:space="preserve">Clientes e telas</w:t>
       </w:r>
     </w:p>
     <w:p>
-      <w:pPr>
-        <w:numPr>
-          <w:ilvl w:val="0"/>
-          <w:numId w:val="2"/>
-        </w:numPr>
-        <w:rPr>
-          <w:sz w:val="20"/>
-          <w:szCs w:val="20"/>
-        </w:rPr>
-      </w:pPr>
       <w:r>
-        <w:rPr>
-          <w:sz w:val="20"/>
-          <w:szCs w:val="20"/>
-        </w:rPr>
-        <w:t>dashboard resumido</w:t>
+        <w:t xml:space="preserve">Cada tela possui usuario, senha, valor acordado, vencimento tecnico, marca da TV, aplicativo utilizado e campos opcionais como MAC/ID e chave secundaria. Essa granularidade permite tratar cada acesso de forma individual mesmo quando pertence ao mesmo cliente.</w:t>
       </w:r>
     </w:p>
     <w:p>
-      <w:pPr>
-        <w:rPr>
-          <w:b/>
-          <w:bCs/>
-          <w:sz w:val="20"/>
-          <w:szCs w:val="20"/>
-        </w:rPr>
-      </w:pPr>
       <w:r>
-        <w:rPr>
-          <w:b/>
-          <w:bCs/>
-          <w:sz w:val="20"/>
-          <w:szCs w:val="20"/>
-        </w:rPr>
-        <w:t>Fora do escopo da Fase 1</w:t>
+        <w:t xml:space="preserve">Na tela de clientes, o sistema apresenta quantidade de telas ativas, valor total agrupado e status financeiro do mes atual. O status financeiro segue a prioridade: Atrasado, Pendente, Pago e Sem lancamento.</w:t>
       </w:r>
     </w:p>
     <w:p>
       <w:pPr>
-        <w:numPr>
-          <w:ilvl w:val="0"/>
-          <w:numId w:val="3"/>
-        </w:numPr>
-        <w:rPr>
-          <w:sz w:val="20"/>
-          <w:szCs w:val="20"/>
-        </w:rPr>
+        <w:pStyle w:val="Heading2"/>
       </w:pPr>
       <w:r>
-        <w:rPr>
-          <w:sz w:val="20"/>
-          <w:szCs w:val="20"/>
-        </w:rPr>
-        <w:t>integração com painéis externos</w:t>
+        <w:t xml:space="preserve">Servidores</w:t>
       </w:r>
     </w:p>
     <w:p>
-      <w:pPr>
-        <w:numPr>
-          <w:ilvl w:val="0"/>
-          <w:numId w:val="3"/>
-        </w:numPr>
-        <w:rPr>
-          <w:sz w:val="20"/>
-          <w:szCs w:val="20"/>
-        </w:rPr>
-      </w:pPr>
       <w:r>
-        <w:rPr>
-          <w:sz w:val="20"/>
-          <w:szCs w:val="20"/>
-        </w:rPr>
-        <w:t>automações externas</w:t>
+        <w:t xml:space="preserve">O controle de servidores foi atualizado para trabalhar com quantidade de creditos e custo por credito. O conceito antigo de limite de clientes deixou de ser regra funcional.</w:t>
       </w:r>
     </w:p>
     <w:p>
-      <w:pPr>
-        <w:numPr>
-          <w:ilvl w:val="0"/>
-          <w:numId w:val="3"/>
-        </w:numPr>
-        <w:rPr>
-          <w:sz w:val="20"/>
-          <w:szCs w:val="20"/>
-        </w:rPr>
-      </w:pPr>
       <w:r>
-        <w:rPr>
-          <w:sz w:val="20"/>
-          <w:szCs w:val="20"/>
-        </w:rPr>
-        <w:t>cobrança automática</w:t>
+        <w:t xml:space="preserve">Com esse modelo, o negocio consegue enxergar o custo operacional por servidor. O dashboard estima o custo mensal considerando as telas ativas associadas ao servidor e o valor de custo do credito.</w:t>
       </w:r>
     </w:p>
     <w:p>
       <w:pPr>
-        <w:numPr>
-          <w:ilvl w:val="0"/>
-          <w:numId w:val="3"/>
-        </w:numPr>
-        <w:rPr>
-          <w:sz w:val="20"/>
-          <w:szCs w:val="20"/>
-        </w:rPr>
+        <w:pStyle w:val="Heading2"/>
       </w:pPr>
       <w:r>
-        <w:rPr>
-          <w:sz w:val="20"/>
-          <w:szCs w:val="20"/>
-        </w:rPr>
-        <w:t>notificações automáticas</w:t>
+        <w:t xml:space="preserve">Financeiro</w:t>
       </w:r>
     </w:p>
     <w:p>
-      <w:pPr>
-        <w:numPr>
-          <w:ilvl w:val="0"/>
-          <w:numId w:val="3"/>
-        </w:numPr>
-        <w:rPr>
-          <w:sz w:val="20"/>
-          <w:szCs w:val="20"/>
-        </w:rPr>
-      </w:pPr>
       <w:r>
-        <w:rPr>
-          <w:sz w:val="20"/>
-          <w:szCs w:val="20"/>
-        </w:rPr>
-        <w:t>conciliação bancária</w:t>
+        <w:t xml:space="preserve">O financeiro e por cliente, nao por tela. Ao criar um lancamento, o valor e calculado automaticamente pela soma dos valores acordados das telas ativas do cliente. A competencia financeira e calculada pelo sistema com base na data de vencimento financeiro.</w:t>
       </w:r>
     </w:p>
     <w:p>
-      <w:pPr>
-        <w:numPr>
-          <w:ilvl w:val="0"/>
-          <w:numId w:val="3"/>
-        </w:numPr>
-        <w:rPr>
-          <w:sz w:val="20"/>
-          <w:szCs w:val="20"/>
-        </w:rPr>
-      </w:pPr>
       <w:r>
-        <w:rPr>
-          <w:sz w:val="20"/>
-          <w:szCs w:val="20"/>
-        </w:rPr>
-        <w:t>agrupamento avançado de cobranças</w:t>
+        <w:t xml:space="preserve">O pagamento continua manual e separado da operacao tecnica. Isso permite que um cliente esteja tecnicamente ativo e ainda possua divida, sem renovar automaticamente nenhuma tela ao marcar uma cobranca como paga.</w:t>
       </w:r>
     </w:p>
     <w:p>
-      <w:pPr>
-        <w:numPr>
-          <w:ilvl w:val="0"/>
-          <w:numId w:val="3"/>
-        </w:numPr>
-        <w:rPr>
-          <w:sz w:val="20"/>
-          <w:szCs w:val="20"/>
-        </w:rPr>
-      </w:pPr>
       <w:r>
-        <w:rPr>
-          <w:sz w:val="20"/>
-          <w:szCs w:val="20"/>
-        </w:rPr>
-        <w:lastRenderedPageBreak/>
-        <w:t>baixa parcial avançada</w:t>
+        <w:t xml:space="preserve">A listagem financeira permite filtrar por cliente, status e tambem por mes/ano, usando a data de vencimento financeiro como referencia.</w:t>
       </w:r>
     </w:p>
     <w:p>
-      <w:pPr>
-        <w:numPr>
-          <w:ilvl w:val="0"/>
-          <w:numId w:val="3"/>
-        </w:numPr>
-        <w:rPr>
-          <w:sz w:val="20"/>
-          <w:szCs w:val="20"/>
-        </w:rPr>
-      </w:pPr>
       <w:r>
-        <w:rPr>
-          <w:sz w:val="20"/>
-          <w:szCs w:val="20"/>
-        </w:rPr>
-        <w:t>multiusuário complexo</w:t>
+        <w:t xml:space="preserve">A geracao de pendencias ocorre 5 dias antes do vencimento financeiro acordado, usando o dia de pagamento preferido do cliente. O sistema mantem uma opcao de geracao manual e tambem executa a rotina automaticamente dentro do proprio sistema. A duplicidade e evitada verificando cliente e vencimento antes de criar um novo lancamento.</w:t>
       </w:r>
     </w:p>
     <w:p>
       <w:pPr>
-        <w:rPr>
-          <w:sz w:val="20"/>
-          <w:szCs w:val="20"/>
-        </w:rPr>
+        <w:pStyle w:val="Heading2"/>
       </w:pPr>
       <w:r>
-        <w:rPr>
-          <w:sz w:val="20"/>
-          <w:szCs w:val="20"/>
-        </w:rPr>
-        <w:pict w14:anchorId="23A1FC82">
-          <v:rect id="_x0000_i1068" style="width:0;height:1.5pt" o:hralign="center" o:hrstd="t" o:hr="t" fillcolor="#a0a0a0" stroked="f"/>
-        </w:pict>
+        <w:t xml:space="preserve">Dashboard</w:t>
       </w:r>
     </w:p>
     <w:p>
-      <w:pPr>
-        <w:rPr>
-          <w:b/>
-          <w:bCs/>
-          <w:sz w:val="20"/>
-          <w:szCs w:val="20"/>
-        </w:rPr>
-      </w:pPr>
       <w:r>
-        <w:rPr>
-          <w:b/>
-          <w:bCs/>
-          <w:sz w:val="20"/>
-          <w:szCs w:val="20"/>
-        </w:rPr>
-        <w:t xml:space="preserve">Fase 1.1 — </w:t>
-      </w:r>
-      <w:proofErr w:type="spellStart"/>
-      <w:r>
-        <w:rPr>
-          <w:b/>
-          <w:bCs/>
-          <w:sz w:val="20"/>
-          <w:szCs w:val="20"/>
-        </w:rPr>
-        <w:t>Backend</w:t>
-      </w:r>
-      <w:proofErr w:type="spellEnd"/>
-    </w:p>
-    <w:p>
-      <w:pPr>
-        <w:rPr>
-          <w:b/>
-          <w:bCs/>
-          <w:sz w:val="20"/>
-          <w:szCs w:val="20"/>
-        </w:rPr>
-      </w:pPr>
-      <w:r>
-        <w:rPr>
-          <w:b/>
-          <w:bCs/>
-          <w:sz w:val="20"/>
-          <w:szCs w:val="20"/>
-        </w:rPr>
-        <w:t>Objetivo</w:t>
+        <w:t xml:space="preserve">O dashboard oferece uma visao de gestao para acompanhar operacao e financeiro em conjunto. Ele apresenta rendimento mensal, custo mensal, clientes pagos no mes, clientes pendentes, creditos por servidor e distribuicao de clientes/telas por servidor.</w:t>
       </w:r>
     </w:p>
     <w:p>
-      <w:pPr>
-        <w:rPr>
-          <w:sz w:val="20"/>
-          <w:szCs w:val="20"/>
-        </w:rPr>
-      </w:pPr>
       <w:r>
-        <w:rPr>
-          <w:sz w:val="20"/>
-          <w:szCs w:val="20"/>
-        </w:rPr>
-        <w:t>Construir a base do sistema com:</w:t>
+        <w:t xml:space="preserve">Com faturamento mensal e custo mensal visiveis, o gestor consegue avaliar margem operacional de forma conceitual, identificar pendencias e entender onde os servidores estao sendo mais utilizados.</w:t>
+      </w:r>
+    </w:p>
+    <w:p/>
+    <w:p>
+      <w:pPr>
+        <w:pStyle w:val="Heading1"/>
+      </w:pPr>
+      <w:r>
+        <w:t xml:space="preserve">Funcionalidades</w:t>
       </w:r>
     </w:p>
     <w:p>
-      <w:pPr>
-        <w:numPr>
-          <w:ilvl w:val="0"/>
-          <w:numId w:val="4"/>
-        </w:numPr>
-        <w:rPr>
-          <w:sz w:val="20"/>
-          <w:szCs w:val="20"/>
-        </w:rPr>
-      </w:pPr>
       <w:r>
-        <w:rPr>
-          <w:sz w:val="20"/>
-          <w:szCs w:val="20"/>
-        </w:rPr>
-        <w:t xml:space="preserve">Clean </w:t>
-      </w:r>
-      <w:proofErr w:type="spellStart"/>
-      <w:r>
-        <w:rPr>
-          <w:sz w:val="20"/>
-          <w:szCs w:val="20"/>
-        </w:rPr>
-        <w:t>Architecture</w:t>
-      </w:r>
-      <w:proofErr w:type="spellEnd"/>
-    </w:p>
-    <w:p>
-      <w:pPr>
-        <w:numPr>
-          <w:ilvl w:val="0"/>
-          <w:numId w:val="4"/>
-        </w:numPr>
-        <w:rPr>
-          <w:sz w:val="20"/>
-          <w:szCs w:val="20"/>
-        </w:rPr>
-      </w:pPr>
-      <w:r>
-        <w:rPr>
-          <w:sz w:val="20"/>
-          <w:szCs w:val="20"/>
-        </w:rPr>
-        <w:t>SOLID</w:t>
+        <w:t xml:space="preserve">- Cadastro e gestao de clientes.</w:t>
       </w:r>
     </w:p>
     <w:p>
-      <w:pPr>
-        <w:numPr>
-          <w:ilvl w:val="0"/>
-          <w:numId w:val="4"/>
-        </w:numPr>
-        <w:rPr>
-          <w:sz w:val="20"/>
-          <w:szCs w:val="20"/>
-        </w:rPr>
-      </w:pPr>
       <w:r>
-        <w:rPr>
-          <w:sz w:val="20"/>
-          <w:szCs w:val="20"/>
-        </w:rPr>
-        <w:t xml:space="preserve">Clean </w:t>
-      </w:r>
-      <w:proofErr w:type="spellStart"/>
-      <w:r>
-        <w:rPr>
-          <w:sz w:val="20"/>
-          <w:szCs w:val="20"/>
-        </w:rPr>
-        <w:t>Code</w:t>
-      </w:r>
-      <w:proofErr w:type="spellEnd"/>
-    </w:p>
-    <w:p>
-      <w:pPr>
-        <w:numPr>
-          <w:ilvl w:val="0"/>
-          <w:numId w:val="4"/>
-        </w:numPr>
-        <w:rPr>
-          <w:sz w:val="20"/>
-          <w:szCs w:val="20"/>
-        </w:rPr>
-      </w:pPr>
-      <w:r>
-        <w:rPr>
-          <w:sz w:val="20"/>
-          <w:szCs w:val="20"/>
-        </w:rPr>
-        <w:t>Web API em .NET</w:t>
+        <w:t xml:space="preserve">- Cadastro e gestao de servidores com quantidade de creditos e custo por credito.</w:t>
       </w:r>
     </w:p>
     <w:p>
-      <w:pPr>
-        <w:numPr>
-          <w:ilvl w:val="0"/>
-          <w:numId w:val="4"/>
-        </w:numPr>
-        <w:rPr>
-          <w:sz w:val="20"/>
-          <w:szCs w:val="20"/>
-        </w:rPr>
-      </w:pPr>
       <w:r>
-        <w:rPr>
-          <w:sz w:val="20"/>
-          <w:szCs w:val="20"/>
-        </w:rPr>
-        <w:t>EF Core</w:t>
+        <w:t xml:space="preserve">- Cadastro e gestao de telas por cliente.</w:t>
       </w:r>
     </w:p>
     <w:p>
-      <w:pPr>
-        <w:numPr>
-          <w:ilvl w:val="0"/>
-          <w:numId w:val="4"/>
-        </w:numPr>
-        <w:rPr>
-          <w:sz w:val="20"/>
-          <w:szCs w:val="20"/>
-        </w:rPr>
-      </w:pPr>
       <w:r>
-        <w:rPr>
-          <w:sz w:val="20"/>
-          <w:szCs w:val="20"/>
-        </w:rPr>
-        <w:t>MySQL</w:t>
+        <w:t xml:space="preserve">- Filtros de telas por cliente e servidor.</w:t>
       </w:r>
     </w:p>
     <w:p>
-      <w:pPr>
-        <w:numPr>
-          <w:ilvl w:val="0"/>
-          <w:numId w:val="4"/>
-        </w:numPr>
-        <w:rPr>
-          <w:sz w:val="20"/>
-          <w:szCs w:val="20"/>
-        </w:rPr>
-      </w:pPr>
       <w:r>
-        <w:rPr>
-          <w:sz w:val="20"/>
-          <w:szCs w:val="20"/>
-        </w:rPr>
-        <w:t>regras de negócio da fase 1</w:t>
+        <w:t xml:space="preserve">- Renovacao tecnica manual com historico.</w:t>
       </w:r>
     </w:p>
     <w:p>
-      <w:pPr>
-        <w:rPr>
-          <w:b/>
-          <w:bCs/>
-          <w:sz w:val="20"/>
-          <w:szCs w:val="20"/>
-        </w:rPr>
-      </w:pPr>
       <w:r>
-        <w:rPr>
-          <w:b/>
-          <w:bCs/>
-          <w:sz w:val="20"/>
-          <w:szCs w:val="20"/>
-        </w:rPr>
-        <w:t xml:space="preserve">Arquitetura do </w:t>
-      </w:r>
-      <w:proofErr w:type="spellStart"/>
-      <w:r>
-        <w:rPr>
-          <w:b/>
-          <w:bCs/>
-          <w:sz w:val="20"/>
-          <w:szCs w:val="20"/>
-        </w:rPr>
-        <w:t>backend</w:t>
-      </w:r>
-      <w:proofErr w:type="spellEnd"/>
-    </w:p>
-    <w:p>
-      <w:pPr>
-        <w:rPr>
-          <w:b/>
-          <w:bCs/>
-          <w:sz w:val="20"/>
-          <w:szCs w:val="20"/>
-        </w:rPr>
-      </w:pPr>
-      <w:r>
-        <w:rPr>
-          <w:b/>
-          <w:bCs/>
-          <w:sz w:val="20"/>
-          <w:szCs w:val="20"/>
-        </w:rPr>
-        <w:t>Diretrizes</w:t>
+        <w:t xml:space="preserve">- Troca manual de servidor com historico.</w:t>
       </w:r>
     </w:p>
     <w:p>
-      <w:pPr>
-        <w:numPr>
-          <w:ilvl w:val="0"/>
-          <w:numId w:val="5"/>
-        </w:numPr>
-        <w:rPr>
-          <w:sz w:val="20"/>
-          <w:szCs w:val="20"/>
-        </w:rPr>
-      </w:pPr>
       <w:r>
-        <w:rPr>
-          <w:sz w:val="20"/>
-          <w:szCs w:val="20"/>
-        </w:rPr>
-        <w:t xml:space="preserve">Clean </w:t>
-      </w:r>
-      <w:proofErr w:type="spellStart"/>
-      <w:r>
-        <w:rPr>
-          <w:sz w:val="20"/>
-          <w:szCs w:val="20"/>
-        </w:rPr>
-        <w:t>Architecture</w:t>
-      </w:r>
-      <w:proofErr w:type="spellEnd"/>
-    </w:p>
-    <w:p>
-      <w:pPr>
-        <w:numPr>
-          <w:ilvl w:val="0"/>
-          <w:numId w:val="5"/>
-        </w:numPr>
-        <w:rPr>
-          <w:sz w:val="20"/>
-          <w:szCs w:val="20"/>
-        </w:rPr>
-      </w:pPr>
-      <w:r>
-        <w:rPr>
-          <w:sz w:val="20"/>
-          <w:szCs w:val="20"/>
-        </w:rPr>
-        <w:t>separação por camadas</w:t>
+        <w:t xml:space="preserve">- Lancamentos financeiros por cliente com valor agrupado.</w:t>
       </w:r>
     </w:p>
     <w:p>
-      <w:pPr>
-        <w:numPr>
-          <w:ilvl w:val="0"/>
-          <w:numId w:val="5"/>
-        </w:numPr>
-        <w:rPr>
-          <w:sz w:val="20"/>
-          <w:szCs w:val="20"/>
-        </w:rPr>
-      </w:pPr>
       <w:r>
-        <w:rPr>
-          <w:sz w:val="20"/>
-          <w:szCs w:val="20"/>
-        </w:rPr>
-        <w:t>domínio isolado</w:t>
+        <w:t xml:space="preserve">- Marcacao manual de pagamento.</w:t>
       </w:r>
     </w:p>
     <w:p>
-      <w:pPr>
-        <w:numPr>
-          <w:ilvl w:val="0"/>
-          <w:numId w:val="5"/>
-        </w:numPr>
-        <w:rPr>
-          <w:sz w:val="20"/>
-          <w:szCs w:val="20"/>
-        </w:rPr>
-      </w:pPr>
       <w:r>
-        <w:rPr>
-          <w:sz w:val="20"/>
-          <w:szCs w:val="20"/>
-        </w:rPr>
-        <w:t>infraestrutura desacoplada</w:t>
+        <w:t xml:space="preserve">- Listagens de pendentes e atrasados.</w:t>
       </w:r>
     </w:p>
     <w:p>
-      <w:pPr>
-        <w:numPr>
-          <w:ilvl w:val="0"/>
-          <w:numId w:val="5"/>
-        </w:numPr>
-        <w:rPr>
-          <w:sz w:val="20"/>
-          <w:szCs w:val="20"/>
-        </w:rPr>
-      </w:pPr>
       <w:r>
-        <w:rPr>
-          <w:sz w:val="20"/>
-          <w:szCs w:val="20"/>
-        </w:rPr>
-        <w:t>API fina</w:t>
+        <w:t xml:space="preserve">- Filtro financeiro por mes e ano de vencimento.</w:t>
       </w:r>
     </w:p>
     <w:p>
-      <w:pPr>
-        <w:numPr>
-          <w:ilvl w:val="0"/>
-          <w:numId w:val="5"/>
-        </w:numPr>
-        <w:rPr>
-          <w:sz w:val="20"/>
-          <w:szCs w:val="20"/>
-        </w:rPr>
-      </w:pPr>
       <w:r>
-        <w:rPr>
-          <w:sz w:val="20"/>
-          <w:szCs w:val="20"/>
-        </w:rPr>
-        <w:t>regras de negócio centralizadas</w:t>
+        <w:t xml:space="preserve">- Status financeiro do cliente no mes atual.</w:t>
       </w:r>
     </w:p>
     <w:p>
-      <w:pPr>
-        <w:rPr>
-          <w:b/>
-          <w:bCs/>
-          <w:sz w:val="20"/>
-          <w:szCs w:val="20"/>
-        </w:rPr>
-      </w:pPr>
       <w:r>
-        <w:rPr>
-          <w:b/>
-          <w:bCs/>
-          <w:sz w:val="20"/>
-          <w:szCs w:val="20"/>
-        </w:rPr>
-        <w:t>Estrutura sugerida</w:t>
+        <w:t xml:space="preserve">- Geracao automatica diaria de pendencias 5 dias antes do vencimento.</w:t>
       </w:r>
     </w:p>
     <w:p>
-      <w:pPr>
-        <w:rPr>
-          <w:sz w:val="20"/>
-          <w:szCs w:val="20"/>
-        </w:rPr>
-      </w:pPr>
-      <w:proofErr w:type="spellStart"/>
       <w:r>
-        <w:rPr>
-          <w:sz w:val="20"/>
-          <w:szCs w:val="20"/>
-        </w:rPr>
-        <w:t>AccessManager</w:t>
-      </w:r>
-      <w:proofErr w:type="spellEnd"/>
-      <w:r>
-        <w:rPr>
-          <w:sz w:val="20"/>
-          <w:szCs w:val="20"/>
-        </w:rPr>
-        <w:t>/</w:t>
+        <w:t xml:space="preserve">- Dashboard operacional e financeiro.</w:t>
       </w:r>
     </w:p>
     <w:p>
-      <w:pPr>
-        <w:rPr>
-          <w:sz w:val="20"/>
-          <w:szCs w:val="20"/>
-        </w:rPr>
-      </w:pPr>
-      <w:proofErr w:type="spellStart"/>
       <w:r>
-        <w:rPr>
-          <w:sz w:val="20"/>
-          <w:szCs w:val="20"/>
-        </w:rPr>
-        <w:t>src</w:t>
+        <w:t xml:space="preserve">- Paginas de dashboard, clientes, servidores, telas, financeiro e historico visual.</w:t>
       </w:r>
-      <w:proofErr w:type="spellEnd"/>
+    </w:p>
+    <w:p/>
+    <w:p>
+      <w:pPr>
+        <w:pStyle w:val="Heading1"/>
+      </w:pPr>
       <w:r>
-        <w:rPr>
-          <w:sz w:val="20"/>
-          <w:szCs w:val="20"/>
-        </w:rPr>
-        <w:t>/</w:t>
+        <w:t xml:space="preserve">Diferenciais</w:t>
       </w:r>
     </w:p>
     <w:p>
-      <w:pPr>
-        <w:rPr>
-          <w:sz w:val="20"/>
-          <w:szCs w:val="20"/>
-        </w:rPr>
-      </w:pPr>
-      <w:proofErr w:type="spellStart"/>
       <w:r>
-        <w:rPr>
-          <w:sz w:val="20"/>
-          <w:szCs w:val="20"/>
-        </w:rPr>
-        <w:t>AccessManager.Api</w:t>
-      </w:r>
-      <w:proofErr w:type="spellEnd"/>
-      <w:r>
-        <w:rPr>
-          <w:sz w:val="20"/>
-          <w:szCs w:val="20"/>
-        </w:rPr>
-        <w:t>/</w:t>
+        <w:t xml:space="preserve">- Controle tecnico separado do financeiro: pagamento nao renova tela e renovacao nao baixa cobranca.</w:t>
       </w:r>
     </w:p>
     <w:p>
-      <w:pPr>
-        <w:rPr>
-          <w:sz w:val="20"/>
-          <w:szCs w:val="20"/>
-        </w:rPr>
-      </w:pPr>
-      <w:proofErr w:type="spellStart"/>
       <w:r>
-        <w:rPr>
-          <w:sz w:val="20"/>
-          <w:szCs w:val="20"/>
-        </w:rPr>
-        <w:t>AccessManager.Application</w:t>
-      </w:r>
-      <w:proofErr w:type="spellEnd"/>
-      <w:r>
-        <w:rPr>
-          <w:sz w:val="20"/>
-          <w:szCs w:val="20"/>
-        </w:rPr>
-        <w:t>/</w:t>
+        <w:t xml:space="preserve">- Gestao por telas: cada acesso e acompanhado individualmente.</w:t>
       </w:r>
     </w:p>
     <w:p>
-      <w:pPr>
-        <w:rPr>
-          <w:sz w:val="20"/>
-          <w:szCs w:val="20"/>
-        </w:rPr>
-      </w:pPr>
-      <w:proofErr w:type="spellStart"/>
       <w:r>
-        <w:rPr>
-          <w:sz w:val="20"/>
-          <w:szCs w:val="20"/>
-        </w:rPr>
-        <w:t>AccessManager.Domain</w:t>
-      </w:r>
-      <w:proofErr w:type="spellEnd"/>
-      <w:r>
-        <w:rPr>
-          <w:sz w:val="20"/>
-          <w:szCs w:val="20"/>
-        </w:rPr>
-        <w:t>/</w:t>
+        <w:t xml:space="preserve">- Visao financeira real: cobranca agrupada por cliente, pendencias, atrasos e pagos no mes.</w:t>
       </w:r>
     </w:p>
     <w:p>
-      <w:pPr>
-        <w:rPr>
-          <w:sz w:val="20"/>
-          <w:szCs w:val="20"/>
-        </w:rPr>
-      </w:pPr>
-      <w:proofErr w:type="spellStart"/>
       <w:r>
-        <w:rPr>
-          <w:sz w:val="20"/>
-          <w:szCs w:val="20"/>
-        </w:rPr>
-        <w:t>AccessManager.Infrastructure</w:t>
-      </w:r>
-      <w:proofErr w:type="spellEnd"/>
-      <w:r>
-        <w:rPr>
-          <w:sz w:val="20"/>
-          <w:szCs w:val="20"/>
-        </w:rPr>
-        <w:t>/</w:t>
+        <w:t xml:space="preserve">- Modelo baseado em creditos: servidores deixam de ser apenas cadastro e passam a compor a leitura de custo operacional.</w:t>
       </w:r>
     </w:p>
     <w:p>
-      <w:pPr>
-        <w:rPr>
-          <w:sz w:val="20"/>
-          <w:szCs w:val="20"/>
-        </w:rPr>
-      </w:pPr>
-      <w:proofErr w:type="spellStart"/>
       <w:r>
-        <w:rPr>
-          <w:sz w:val="20"/>
-          <w:szCs w:val="20"/>
-        </w:rPr>
-        <w:t>tests</w:t>
-      </w:r>
-      <w:proofErr w:type="spellEnd"/>
-      <w:r>
-        <w:rPr>
-          <w:sz w:val="20"/>
-          <w:szCs w:val="20"/>
-        </w:rPr>
-        <w:t>/</w:t>
+        <w:t xml:space="preserve">- Automacao interna: pendencias podem ser geradas automaticamente sem servicos externos.</w:t>
       </w:r>
     </w:p>
     <w:p>
-      <w:pPr>
-        <w:rPr>
-          <w:sz w:val="20"/>
-          <w:szCs w:val="20"/>
-        </w:rPr>
-      </w:pPr>
-      <w:proofErr w:type="spellStart"/>
       <w:r>
-        <w:rPr>
-          <w:sz w:val="20"/>
-          <w:szCs w:val="20"/>
-        </w:rPr>
-        <w:t>AccessManager.UnitTests</w:t>
+        <w:t xml:space="preserve">- Sistema pronto para escala: a separacao entre clientes, telas, servidores e financeiro permite crescer sem perder controle operacional.</w:t>
       </w:r>
-      <w:proofErr w:type="spellEnd"/>
+    </w:p>
+    <w:p/>
+    <w:p>
+      <w:pPr>
+        <w:pStyle w:val="Heading1"/>
+      </w:pPr>
       <w:r>
-        <w:rPr>
-          <w:sz w:val="20"/>
-          <w:szCs w:val="20"/>
-        </w:rPr>
-        <w:t>/</w:t>
+        <w:t xml:space="preserve">Visao futura</w:t>
       </w:r>
     </w:p>
     <w:p>
-      <w:pPr>
-        <w:rPr>
-          <w:sz w:val="20"/>
-          <w:szCs w:val="20"/>
-        </w:rPr>
-      </w:pPr>
       <w:r>
-        <w:rPr>
-          <w:sz w:val="20"/>
-          <w:szCs w:val="20"/>
-        </w:rPr>
-        <w:pict w14:anchorId="1860BB01">
-          <v:rect id="_x0000_i1069" style="width:0;height:1.5pt" o:hralign="center" o:hrstd="t" o:hr="t" fillcolor="#a0a0a0" stroked="f"/>
-        </w:pict>
+        <w:t xml:space="preserve">O AccessManager ja cobre o fluxo principal da operacao. As proximas evolucoes planejadas devem respeitar o mesmo modelo: manter financeiro separado do tecnico, evitar automatismos que renovem acesso por pagamento e preservar historico das mudancas importantes.</w:t>
       </w:r>
     </w:p>
     <w:p>
-      <w:pPr>
-        <w:rPr>
-          <w:b/>
-          <w:bCs/>
-          <w:sz w:val="20"/>
-          <w:szCs w:val="20"/>
-        </w:rPr>
-      </w:pPr>
       <w:r>
-        <w:rPr>
-          <w:b/>
-          <w:bCs/>
-          <w:sz w:val="20"/>
-          <w:szCs w:val="20"/>
-        </w:rPr>
-        <w:lastRenderedPageBreak/>
-        <w:t>Entidades da Fase 1</w:t>
+        <w:t xml:space="preserve">Evolucoes futuras previstas incluem uma consulta completa e filtravel do historico tecnico, melhorias de usabilidade, relatorios avancados, autenticacao real e recursos operacionais como backup, deploy e configuracoes de ambiente.</w:t>
       </w:r>
     </w:p>
     <w:p>
-      <w:pPr>
-        <w:rPr>
-          <w:b/>
-          <w:bCs/>
-          <w:sz w:val="20"/>
-          <w:szCs w:val="20"/>
-        </w:rPr>
-      </w:pPr>
       <w:r>
-        <w:rPr>
-          <w:b/>
-          <w:bCs/>
-          <w:sz w:val="20"/>
-          <w:szCs w:val="20"/>
-        </w:rPr>
-        <w:t>Cliente</w:t>
+        <w:t xml:space="preserve">Ficam fora do escopo atual integracoes externas, cobranca automatica, notificacoes automaticas, renovacao automatica por pagamento, aplicativo mobile e multiempresa.</w:t>
       </w:r>
     </w:p>
-    <w:p>
-      <w:pPr>
-        <w:rPr>
-          <w:sz w:val="20"/>
-          <w:szCs w:val="20"/>
-        </w:rPr>
-      </w:pPr>
-      <w:r>
-        <w:rPr>
-          <w:sz w:val="20"/>
-          <w:szCs w:val="20"/>
-        </w:rPr>
-        <w:t>Campos:</w:t>
-      </w:r>
-    </w:p>
-    <w:p>
-      <w:pPr>
-        <w:numPr>
-          <w:ilvl w:val="0"/>
-          <w:numId w:val="6"/>
-        </w:numPr>
-        <w:rPr>
-          <w:sz w:val="20"/>
-          <w:szCs w:val="20"/>
-        </w:rPr>
-      </w:pPr>
-      <w:r>
-        <w:rPr>
-          <w:sz w:val="20"/>
-          <w:szCs w:val="20"/>
-        </w:rPr>
-        <w:t>Id</w:t>
-      </w:r>
-    </w:p>
-    <w:p>
-      <w:pPr>
-        <w:numPr>
-          <w:ilvl w:val="0"/>
-          <w:numId w:val="6"/>
-        </w:numPr>
-        <w:rPr>
-          <w:sz w:val="20"/>
-          <w:szCs w:val="20"/>
-        </w:rPr>
-      </w:pPr>
-      <w:r>
-        <w:rPr>
-          <w:sz w:val="20"/>
-          <w:szCs w:val="20"/>
-        </w:rPr>
-        <w:t>Nome</w:t>
-      </w:r>
-    </w:p>
-    <w:p>
-      <w:pPr>
-        <w:numPr>
-          <w:ilvl w:val="0"/>
-          <w:numId w:val="6"/>
-        </w:numPr>
-        <w:rPr>
-          <w:sz w:val="20"/>
-          <w:szCs w:val="20"/>
-        </w:rPr>
-      </w:pPr>
-      <w:r>
-        <w:rPr>
-          <w:sz w:val="20"/>
-          <w:szCs w:val="20"/>
-        </w:rPr>
-        <w:t>Telefone</w:t>
-      </w:r>
-    </w:p>
-    <w:p>
-      <w:pPr>
-        <w:numPr>
-          <w:ilvl w:val="0"/>
-          <w:numId w:val="6"/>
-        </w:numPr>
-        <w:rPr>
-          <w:sz w:val="20"/>
-          <w:szCs w:val="20"/>
-        </w:rPr>
-      </w:pPr>
-      <w:proofErr w:type="spellStart"/>
-      <w:r>
-        <w:rPr>
-          <w:sz w:val="20"/>
-          <w:szCs w:val="20"/>
-        </w:rPr>
-        <w:t>Observacao</w:t>
-      </w:r>
-      <w:proofErr w:type="spellEnd"/>
-    </w:p>
-    <w:p>
-      <w:pPr>
-        <w:numPr>
-          <w:ilvl w:val="0"/>
-          <w:numId w:val="6"/>
-        </w:numPr>
-        <w:rPr>
-          <w:sz w:val="20"/>
-          <w:szCs w:val="20"/>
-        </w:rPr>
-      </w:pPr>
-      <w:proofErr w:type="spellStart"/>
-      <w:r>
-        <w:rPr>
-          <w:sz w:val="20"/>
-          <w:szCs w:val="20"/>
-        </w:rPr>
-        <w:t>DiaPagamentoPreferido</w:t>
-      </w:r>
-      <w:proofErr w:type="spellEnd"/>
-    </w:p>
-    <w:p>
-      <w:pPr>
-        <w:numPr>
-          <w:ilvl w:val="0"/>
-          <w:numId w:val="6"/>
-        </w:numPr>
-        <w:rPr>
-          <w:sz w:val="20"/>
-          <w:szCs w:val="20"/>
-        </w:rPr>
-      </w:pPr>
-      <w:r>
-        <w:rPr>
-          <w:sz w:val="20"/>
-          <w:szCs w:val="20"/>
-        </w:rPr>
-        <w:t>Ativo</w:t>
-      </w:r>
-    </w:p>
-    <w:p>
-      <w:pPr>
-        <w:numPr>
-          <w:ilvl w:val="0"/>
-          <w:numId w:val="6"/>
-        </w:numPr>
-        <w:rPr>
-          <w:sz w:val="20"/>
-          <w:szCs w:val="20"/>
-        </w:rPr>
-      </w:pPr>
-      <w:proofErr w:type="spellStart"/>
-      <w:r>
-        <w:rPr>
-          <w:sz w:val="20"/>
-          <w:szCs w:val="20"/>
-        </w:rPr>
-        <w:t>DataCadastro</w:t>
-      </w:r>
-      <w:proofErr w:type="spellEnd"/>
-    </w:p>
-    <w:p>
-      <w:pPr>
-        <w:rPr>
-          <w:b/>
-          <w:bCs/>
-          <w:sz w:val="20"/>
-          <w:szCs w:val="20"/>
-        </w:rPr>
-      </w:pPr>
-      <w:r>
-        <w:rPr>
-          <w:b/>
-          <w:bCs/>
-          <w:sz w:val="20"/>
-          <w:szCs w:val="20"/>
-        </w:rPr>
-        <w:t>Servidor</w:t>
-      </w:r>
-    </w:p>
-    <w:p>
-      <w:pPr>
-        <w:rPr>
-          <w:sz w:val="20"/>
-          <w:szCs w:val="20"/>
-        </w:rPr>
-      </w:pPr>
-      <w:r>
-        <w:rPr>
-          <w:sz w:val="20"/>
-          <w:szCs w:val="20"/>
-        </w:rPr>
-        <w:t>Campos:</w:t>
-      </w:r>
-    </w:p>
-    <w:p>
-      <w:pPr>
-        <w:numPr>
-          <w:ilvl w:val="0"/>
-          <w:numId w:val="7"/>
-        </w:numPr>
-        <w:rPr>
-          <w:sz w:val="20"/>
-          <w:szCs w:val="20"/>
-        </w:rPr>
-      </w:pPr>
-      <w:r>
-        <w:rPr>
-          <w:sz w:val="20"/>
-          <w:szCs w:val="20"/>
-        </w:rPr>
-        <w:t>Id</w:t>
-      </w:r>
-    </w:p>
-    <w:p>
-      <w:pPr>
-        <w:numPr>
-          <w:ilvl w:val="0"/>
-          <w:numId w:val="7"/>
-        </w:numPr>
-        <w:rPr>
-          <w:sz w:val="20"/>
-          <w:szCs w:val="20"/>
-        </w:rPr>
-      </w:pPr>
-      <w:r>
-        <w:rPr>
-          <w:sz w:val="20"/>
-          <w:szCs w:val="20"/>
-        </w:rPr>
-        <w:t>Nome</w:t>
-      </w:r>
-    </w:p>
-    <w:p>
-      <w:pPr>
-        <w:numPr>
-          <w:ilvl w:val="0"/>
-          <w:numId w:val="7"/>
-        </w:numPr>
-        <w:rPr>
-          <w:sz w:val="20"/>
-          <w:szCs w:val="20"/>
-        </w:rPr>
-      </w:pPr>
-      <w:proofErr w:type="spellStart"/>
-      <w:r>
-        <w:rPr>
-          <w:sz w:val="20"/>
-          <w:szCs w:val="20"/>
-        </w:rPr>
-        <w:t>Descricao</w:t>
-      </w:r>
-      <w:proofErr w:type="spellEnd"/>
-    </w:p>
-    <w:p>
-      <w:pPr>
-        <w:numPr>
-          <w:ilvl w:val="0"/>
-          <w:numId w:val="7"/>
-        </w:numPr>
-        <w:rPr>
-          <w:sz w:val="20"/>
-          <w:szCs w:val="20"/>
-        </w:rPr>
-      </w:pPr>
-      <w:r>
-        <w:rPr>
-          <w:sz w:val="20"/>
-          <w:szCs w:val="20"/>
-        </w:rPr>
-        <w:t>Status</w:t>
-      </w:r>
-    </w:p>
-    <w:p>
-      <w:pPr>
-        <w:numPr>
-          <w:ilvl w:val="0"/>
-          <w:numId w:val="7"/>
-        </w:numPr>
-        <w:rPr>
-          <w:sz w:val="20"/>
-          <w:szCs w:val="20"/>
-        </w:rPr>
-      </w:pPr>
-      <w:proofErr w:type="spellStart"/>
-      <w:r>
-        <w:rPr>
-          <w:sz w:val="20"/>
-          <w:szCs w:val="20"/>
-        </w:rPr>
-        <w:t>LimiteClientes</w:t>
-      </w:r>
-      <w:proofErr w:type="spellEnd"/>
-    </w:p>
-    <w:p>
-      <w:pPr>
-        <w:numPr>
-          <w:ilvl w:val="0"/>
-          <w:numId w:val="7"/>
-        </w:numPr>
-        <w:rPr>
-          <w:sz w:val="20"/>
-          <w:szCs w:val="20"/>
-        </w:rPr>
-      </w:pPr>
-      <w:proofErr w:type="spellStart"/>
-      <w:r>
-        <w:rPr>
-          <w:sz w:val="20"/>
-          <w:szCs w:val="20"/>
-        </w:rPr>
-        <w:t>UsuarioPainel</w:t>
-      </w:r>
-      <w:proofErr w:type="spellEnd"/>
-    </w:p>
-    <w:p>
-      <w:pPr>
-        <w:numPr>
-          <w:ilvl w:val="0"/>
-          <w:numId w:val="7"/>
-        </w:numPr>
-        <w:rPr>
-          <w:sz w:val="20"/>
-          <w:szCs w:val="20"/>
-        </w:rPr>
-      </w:pPr>
-      <w:proofErr w:type="spellStart"/>
-      <w:r>
-        <w:rPr>
-          <w:sz w:val="20"/>
-          <w:szCs w:val="20"/>
-        </w:rPr>
-        <w:t>SenhaPainel</w:t>
-      </w:r>
-      <w:proofErr w:type="spellEnd"/>
-    </w:p>
-    <w:p>
-      <w:pPr>
-        <w:numPr>
-          <w:ilvl w:val="0"/>
-          <w:numId w:val="7"/>
-        </w:numPr>
-        <w:rPr>
-          <w:sz w:val="20"/>
-          <w:szCs w:val="20"/>
-        </w:rPr>
-      </w:pPr>
-      <w:proofErr w:type="spellStart"/>
-      <w:r>
-        <w:rPr>
-          <w:sz w:val="20"/>
-          <w:szCs w:val="20"/>
-        </w:rPr>
-        <w:t>Observacao</w:t>
-      </w:r>
-      <w:proofErr w:type="spellEnd"/>
-    </w:p>
-    <w:p>
-      <w:pPr>
-        <w:numPr>
-          <w:ilvl w:val="0"/>
-          <w:numId w:val="7"/>
-        </w:numPr>
-        <w:rPr>
-          <w:sz w:val="20"/>
-          <w:szCs w:val="20"/>
-        </w:rPr>
-      </w:pPr>
-      <w:r>
-        <w:rPr>
-          <w:sz w:val="20"/>
-          <w:szCs w:val="20"/>
-        </w:rPr>
-        <w:t>Ativo</w:t>
-      </w:r>
-    </w:p>
-    <w:p>
-      <w:pPr>
-        <w:rPr>
-          <w:b/>
-          <w:bCs/>
-          <w:sz w:val="20"/>
-          <w:szCs w:val="20"/>
-        </w:rPr>
-      </w:pPr>
-      <w:proofErr w:type="spellStart"/>
-      <w:r>
-        <w:rPr>
-          <w:b/>
-          <w:bCs/>
-          <w:sz w:val="20"/>
-          <w:szCs w:val="20"/>
-        </w:rPr>
-        <w:t>TelaCliente</w:t>
-      </w:r>
-      <w:proofErr w:type="spellEnd"/>
-    </w:p>
-    <w:p>
-      <w:pPr>
-        <w:rPr>
-          <w:sz w:val="20"/>
-          <w:szCs w:val="20"/>
-        </w:rPr>
-      </w:pPr>
-      <w:r>
-        <w:rPr>
-          <w:sz w:val="20"/>
-          <w:szCs w:val="20"/>
-        </w:rPr>
-        <w:t>Campos:</w:t>
-      </w:r>
-    </w:p>
-    <w:p>
-      <w:pPr>
-        <w:numPr>
-          <w:ilvl w:val="0"/>
-          <w:numId w:val="8"/>
-        </w:numPr>
-        <w:rPr>
-          <w:sz w:val="20"/>
-          <w:szCs w:val="20"/>
-        </w:rPr>
-      </w:pPr>
-      <w:r>
-        <w:rPr>
-          <w:sz w:val="20"/>
-          <w:szCs w:val="20"/>
-        </w:rPr>
-        <w:t>Id</w:t>
-      </w:r>
-    </w:p>
-    <w:p>
-      <w:pPr>
-        <w:numPr>
-          <w:ilvl w:val="0"/>
-          <w:numId w:val="8"/>
-        </w:numPr>
-        <w:rPr>
-          <w:sz w:val="20"/>
-          <w:szCs w:val="20"/>
-        </w:rPr>
-      </w:pPr>
-      <w:proofErr w:type="spellStart"/>
-      <w:r>
-        <w:rPr>
-          <w:sz w:val="20"/>
-          <w:szCs w:val="20"/>
-        </w:rPr>
-        <w:t>ClienteId</w:t>
-      </w:r>
-      <w:proofErr w:type="spellEnd"/>
-    </w:p>
-    <w:p>
-      <w:pPr>
-        <w:numPr>
-          <w:ilvl w:val="0"/>
-          <w:numId w:val="8"/>
-        </w:numPr>
-        <w:rPr>
-          <w:sz w:val="20"/>
-          <w:szCs w:val="20"/>
-        </w:rPr>
-      </w:pPr>
-      <w:proofErr w:type="spellStart"/>
-      <w:r>
-        <w:rPr>
-          <w:sz w:val="20"/>
-          <w:szCs w:val="20"/>
-        </w:rPr>
-        <w:t>NomeIdentificacao</w:t>
-      </w:r>
-      <w:proofErr w:type="spellEnd"/>
-    </w:p>
-    <w:p>
-      <w:pPr>
-        <w:numPr>
-          <w:ilvl w:val="0"/>
-          <w:numId w:val="8"/>
-        </w:numPr>
-        <w:rPr>
-          <w:sz w:val="20"/>
-          <w:szCs w:val="20"/>
-        </w:rPr>
-      </w:pPr>
-      <w:proofErr w:type="spellStart"/>
-      <w:r>
-        <w:rPr>
-          <w:sz w:val="20"/>
-          <w:szCs w:val="20"/>
-        </w:rPr>
-        <w:t>ServidorId</w:t>
-      </w:r>
-      <w:proofErr w:type="spellEnd"/>
-    </w:p>
-    <w:p>
-      <w:pPr>
-        <w:numPr>
-          <w:ilvl w:val="0"/>
-          <w:numId w:val="8"/>
-        </w:numPr>
-        <w:rPr>
-          <w:sz w:val="20"/>
-          <w:szCs w:val="20"/>
-        </w:rPr>
-      </w:pPr>
-      <w:proofErr w:type="spellStart"/>
-      <w:r>
-        <w:rPr>
-          <w:sz w:val="20"/>
-          <w:szCs w:val="20"/>
-        </w:rPr>
-        <w:t>UsuarioTela</w:t>
-      </w:r>
-      <w:proofErr w:type="spellEnd"/>
-    </w:p>
-    <w:p>
-      <w:pPr>
-        <w:numPr>
-          <w:ilvl w:val="0"/>
-          <w:numId w:val="8"/>
-        </w:numPr>
-        <w:rPr>
-          <w:sz w:val="20"/>
-          <w:szCs w:val="20"/>
-        </w:rPr>
-      </w:pPr>
-      <w:proofErr w:type="spellStart"/>
-      <w:r>
-        <w:rPr>
-          <w:sz w:val="20"/>
-          <w:szCs w:val="20"/>
-        </w:rPr>
-        <w:t>SenhaTela</w:t>
-      </w:r>
-      <w:proofErr w:type="spellEnd"/>
-    </w:p>
-    <w:p>
-      <w:pPr>
-        <w:numPr>
-          <w:ilvl w:val="0"/>
-          <w:numId w:val="8"/>
-        </w:numPr>
-        <w:rPr>
-          <w:sz w:val="20"/>
-          <w:szCs w:val="20"/>
-        </w:rPr>
-      </w:pPr>
-      <w:proofErr w:type="spellStart"/>
-      <w:r>
-        <w:rPr>
-          <w:sz w:val="20"/>
-          <w:szCs w:val="20"/>
-        </w:rPr>
-        <w:t>ValorAcordado</w:t>
-      </w:r>
-      <w:proofErr w:type="spellEnd"/>
-    </w:p>
-    <w:p>
-      <w:pPr>
-        <w:numPr>
-          <w:ilvl w:val="0"/>
-          <w:numId w:val="8"/>
-        </w:numPr>
-        <w:rPr>
-          <w:sz w:val="20"/>
-          <w:szCs w:val="20"/>
-        </w:rPr>
-      </w:pPr>
-      <w:proofErr w:type="spellStart"/>
-      <w:r>
-        <w:rPr>
-          <w:sz w:val="20"/>
-          <w:szCs w:val="20"/>
-        </w:rPr>
-        <w:t>DataInicio</w:t>
-      </w:r>
-      <w:proofErr w:type="spellEnd"/>
-    </w:p>
-    <w:p>
-      <w:pPr>
-        <w:numPr>
-          <w:ilvl w:val="0"/>
-          <w:numId w:val="8"/>
-        </w:numPr>
-        <w:rPr>
-          <w:sz w:val="20"/>
-          <w:szCs w:val="20"/>
-        </w:rPr>
-      </w:pPr>
-      <w:proofErr w:type="spellStart"/>
-      <w:r>
-        <w:rPr>
-          <w:sz w:val="20"/>
-          <w:szCs w:val="20"/>
-        </w:rPr>
-        <w:lastRenderedPageBreak/>
-        <w:t>DataVencimentoTecnico</w:t>
-      </w:r>
-      <w:proofErr w:type="spellEnd"/>
-    </w:p>
-    <w:p>
-      <w:pPr>
-        <w:numPr>
-          <w:ilvl w:val="0"/>
-          <w:numId w:val="8"/>
-        </w:numPr>
-        <w:rPr>
-          <w:sz w:val="20"/>
-          <w:szCs w:val="20"/>
-        </w:rPr>
-      </w:pPr>
-      <w:r>
-        <w:rPr>
-          <w:sz w:val="20"/>
-          <w:szCs w:val="20"/>
-        </w:rPr>
-        <w:t>Status</w:t>
-      </w:r>
-    </w:p>
-    <w:p>
-      <w:pPr>
-        <w:numPr>
-          <w:ilvl w:val="0"/>
-          <w:numId w:val="8"/>
-        </w:numPr>
-        <w:rPr>
-          <w:sz w:val="20"/>
-          <w:szCs w:val="20"/>
-        </w:rPr>
-      </w:pPr>
-      <w:proofErr w:type="spellStart"/>
-      <w:r>
-        <w:rPr>
-          <w:sz w:val="20"/>
-          <w:szCs w:val="20"/>
-        </w:rPr>
-        <w:t>MarcaTv</w:t>
-      </w:r>
-      <w:proofErr w:type="spellEnd"/>
-    </w:p>
-    <w:p>
-      <w:pPr>
-        <w:numPr>
-          <w:ilvl w:val="0"/>
-          <w:numId w:val="8"/>
-        </w:numPr>
-        <w:rPr>
-          <w:sz w:val="20"/>
-          <w:szCs w:val="20"/>
-        </w:rPr>
-      </w:pPr>
-      <w:proofErr w:type="spellStart"/>
-      <w:r>
-        <w:rPr>
-          <w:sz w:val="20"/>
-          <w:szCs w:val="20"/>
-        </w:rPr>
-        <w:t>AppUtilizado</w:t>
-      </w:r>
-      <w:proofErr w:type="spellEnd"/>
-    </w:p>
-    <w:p>
-      <w:pPr>
-        <w:numPr>
-          <w:ilvl w:val="0"/>
-          <w:numId w:val="8"/>
-        </w:numPr>
-        <w:rPr>
-          <w:sz w:val="20"/>
-          <w:szCs w:val="20"/>
-        </w:rPr>
-      </w:pPr>
-      <w:proofErr w:type="spellStart"/>
-      <w:r>
-        <w:rPr>
-          <w:sz w:val="20"/>
-          <w:szCs w:val="20"/>
-        </w:rPr>
-        <w:t>MacOuIdApp</w:t>
-      </w:r>
-      <w:proofErr w:type="spellEnd"/>
-    </w:p>
-    <w:p>
-      <w:pPr>
-        <w:numPr>
-          <w:ilvl w:val="0"/>
-          <w:numId w:val="8"/>
-        </w:numPr>
-        <w:rPr>
-          <w:sz w:val="20"/>
-          <w:szCs w:val="20"/>
-        </w:rPr>
-      </w:pPr>
-      <w:proofErr w:type="spellStart"/>
-      <w:r>
-        <w:rPr>
-          <w:sz w:val="20"/>
-          <w:szCs w:val="20"/>
-        </w:rPr>
-        <w:t>ChaveSecundaria</w:t>
-      </w:r>
-      <w:proofErr w:type="spellEnd"/>
-    </w:p>
-    <w:p>
-      <w:pPr>
-        <w:numPr>
-          <w:ilvl w:val="0"/>
-          <w:numId w:val="8"/>
-        </w:numPr>
-        <w:rPr>
-          <w:sz w:val="20"/>
-          <w:szCs w:val="20"/>
-        </w:rPr>
-      </w:pPr>
-      <w:proofErr w:type="spellStart"/>
-      <w:r>
-        <w:rPr>
-          <w:sz w:val="20"/>
-          <w:szCs w:val="20"/>
-        </w:rPr>
-        <w:t>Observacao</w:t>
-      </w:r>
-      <w:proofErr w:type="spellEnd"/>
-    </w:p>
-    <w:p>
-      <w:pPr>
-        <w:numPr>
-          <w:ilvl w:val="0"/>
-          <w:numId w:val="8"/>
-        </w:numPr>
-        <w:rPr>
-          <w:sz w:val="20"/>
-          <w:szCs w:val="20"/>
-        </w:rPr>
-      </w:pPr>
-      <w:r>
-        <w:rPr>
-          <w:sz w:val="20"/>
-          <w:szCs w:val="20"/>
-        </w:rPr>
-        <w:t>Ativo</w:t>
-      </w:r>
-    </w:p>
-    <w:p>
-      <w:pPr>
-        <w:rPr>
-          <w:b/>
-          <w:bCs/>
-          <w:sz w:val="20"/>
-          <w:szCs w:val="20"/>
-        </w:rPr>
-      </w:pPr>
-      <w:proofErr w:type="spellStart"/>
-      <w:r>
-        <w:rPr>
-          <w:b/>
-          <w:bCs/>
-          <w:sz w:val="20"/>
-          <w:szCs w:val="20"/>
-        </w:rPr>
-        <w:t>RenovacaoTelaHistorico</w:t>
-      </w:r>
-      <w:proofErr w:type="spellEnd"/>
-    </w:p>
-    <w:p>
-      <w:pPr>
-        <w:rPr>
-          <w:sz w:val="20"/>
-          <w:szCs w:val="20"/>
-        </w:rPr>
-      </w:pPr>
-      <w:r>
-        <w:rPr>
-          <w:sz w:val="20"/>
-          <w:szCs w:val="20"/>
-        </w:rPr>
-        <w:t>Campos:</w:t>
-      </w:r>
-    </w:p>
-    <w:p>
-      <w:pPr>
-        <w:numPr>
-          <w:ilvl w:val="0"/>
-          <w:numId w:val="9"/>
-        </w:numPr>
-        <w:rPr>
-          <w:sz w:val="20"/>
-          <w:szCs w:val="20"/>
-        </w:rPr>
-      </w:pPr>
-      <w:r>
-        <w:rPr>
-          <w:sz w:val="20"/>
-          <w:szCs w:val="20"/>
-        </w:rPr>
-        <w:t>Id</w:t>
-      </w:r>
-    </w:p>
-    <w:p>
-      <w:pPr>
-        <w:numPr>
-          <w:ilvl w:val="0"/>
-          <w:numId w:val="9"/>
-        </w:numPr>
-        <w:rPr>
-          <w:sz w:val="20"/>
-          <w:szCs w:val="20"/>
-        </w:rPr>
-      </w:pPr>
-      <w:proofErr w:type="spellStart"/>
-      <w:r>
-        <w:rPr>
-          <w:sz w:val="20"/>
-          <w:szCs w:val="20"/>
-        </w:rPr>
-        <w:t>TelaClienteId</w:t>
-      </w:r>
-      <w:proofErr w:type="spellEnd"/>
-    </w:p>
-    <w:p>
-      <w:pPr>
-        <w:numPr>
-          <w:ilvl w:val="0"/>
-          <w:numId w:val="9"/>
-        </w:numPr>
-        <w:rPr>
-          <w:sz w:val="20"/>
-          <w:szCs w:val="20"/>
-        </w:rPr>
-      </w:pPr>
-      <w:proofErr w:type="spellStart"/>
-      <w:r>
-        <w:rPr>
-          <w:sz w:val="20"/>
-          <w:szCs w:val="20"/>
-        </w:rPr>
-        <w:t>ClienteId</w:t>
-      </w:r>
-      <w:proofErr w:type="spellEnd"/>
-    </w:p>
-    <w:p>
-      <w:pPr>
-        <w:numPr>
-          <w:ilvl w:val="0"/>
-          <w:numId w:val="9"/>
-        </w:numPr>
-        <w:rPr>
-          <w:sz w:val="20"/>
-          <w:szCs w:val="20"/>
-        </w:rPr>
-      </w:pPr>
-      <w:proofErr w:type="spellStart"/>
-      <w:r>
-        <w:rPr>
-          <w:sz w:val="20"/>
-          <w:szCs w:val="20"/>
-        </w:rPr>
-        <w:t>ServidorAnteriorId</w:t>
-      </w:r>
-      <w:proofErr w:type="spellEnd"/>
-    </w:p>
-    <w:p>
-      <w:pPr>
-        <w:numPr>
-          <w:ilvl w:val="0"/>
-          <w:numId w:val="9"/>
-        </w:numPr>
-        <w:rPr>
-          <w:sz w:val="20"/>
-          <w:szCs w:val="20"/>
-        </w:rPr>
-      </w:pPr>
-      <w:proofErr w:type="spellStart"/>
-      <w:r>
-        <w:rPr>
-          <w:sz w:val="20"/>
-          <w:szCs w:val="20"/>
-        </w:rPr>
-        <w:t>ServidorNovoId</w:t>
-      </w:r>
-      <w:proofErr w:type="spellEnd"/>
-    </w:p>
-    <w:p>
-      <w:pPr>
-        <w:numPr>
-          <w:ilvl w:val="0"/>
-          <w:numId w:val="9"/>
-        </w:numPr>
-        <w:rPr>
-          <w:sz w:val="20"/>
-          <w:szCs w:val="20"/>
-        </w:rPr>
-      </w:pPr>
-      <w:proofErr w:type="spellStart"/>
-      <w:r>
-        <w:rPr>
-          <w:sz w:val="20"/>
-          <w:szCs w:val="20"/>
-        </w:rPr>
-        <w:t>DataVencimentoTecnicoAnterior</w:t>
-      </w:r>
-      <w:proofErr w:type="spellEnd"/>
-    </w:p>
-    <w:p>
-      <w:pPr>
-        <w:numPr>
-          <w:ilvl w:val="0"/>
-          <w:numId w:val="9"/>
-        </w:numPr>
-        <w:rPr>
-          <w:sz w:val="20"/>
-          <w:szCs w:val="20"/>
-        </w:rPr>
-      </w:pPr>
-      <w:proofErr w:type="spellStart"/>
-      <w:r>
-        <w:rPr>
-          <w:sz w:val="20"/>
-          <w:szCs w:val="20"/>
-        </w:rPr>
-        <w:t>NovaDataVencimentoTecnico</w:t>
-      </w:r>
-      <w:proofErr w:type="spellEnd"/>
-    </w:p>
-    <w:p>
-      <w:pPr>
-        <w:numPr>
-          <w:ilvl w:val="0"/>
-          <w:numId w:val="9"/>
-        </w:numPr>
-        <w:rPr>
-          <w:sz w:val="20"/>
-          <w:szCs w:val="20"/>
-        </w:rPr>
-      </w:pPr>
-      <w:proofErr w:type="spellStart"/>
-      <w:r>
-        <w:rPr>
-          <w:sz w:val="20"/>
-          <w:szCs w:val="20"/>
-        </w:rPr>
-        <w:t>ValorAcordadoAnterior</w:t>
-      </w:r>
-      <w:proofErr w:type="spellEnd"/>
-    </w:p>
-    <w:p>
-      <w:pPr>
-        <w:numPr>
-          <w:ilvl w:val="0"/>
-          <w:numId w:val="9"/>
-        </w:numPr>
-        <w:rPr>
-          <w:sz w:val="20"/>
-          <w:szCs w:val="20"/>
-        </w:rPr>
-      </w:pPr>
-      <w:proofErr w:type="spellStart"/>
-      <w:r>
-        <w:rPr>
-          <w:sz w:val="20"/>
-          <w:szCs w:val="20"/>
-        </w:rPr>
-        <w:t>ValorAcordadoNovo</w:t>
-      </w:r>
-      <w:proofErr w:type="spellEnd"/>
-    </w:p>
-    <w:p>
-      <w:pPr>
-        <w:numPr>
-          <w:ilvl w:val="0"/>
-          <w:numId w:val="9"/>
-        </w:numPr>
-        <w:rPr>
-          <w:sz w:val="20"/>
-          <w:szCs w:val="20"/>
-        </w:rPr>
-      </w:pPr>
-      <w:proofErr w:type="spellStart"/>
-      <w:r>
-        <w:rPr>
-          <w:sz w:val="20"/>
-          <w:szCs w:val="20"/>
-        </w:rPr>
-        <w:t>Observacao</w:t>
-      </w:r>
-      <w:proofErr w:type="spellEnd"/>
-    </w:p>
-    <w:p>
-      <w:pPr>
-        <w:numPr>
-          <w:ilvl w:val="0"/>
-          <w:numId w:val="9"/>
-        </w:numPr>
-        <w:rPr>
-          <w:sz w:val="20"/>
-          <w:szCs w:val="20"/>
-        </w:rPr>
-      </w:pPr>
-      <w:proofErr w:type="spellStart"/>
-      <w:r>
-        <w:rPr>
-          <w:sz w:val="20"/>
-          <w:szCs w:val="20"/>
-        </w:rPr>
-        <w:t>DataCriacao</w:t>
-      </w:r>
-      <w:proofErr w:type="spellEnd"/>
-    </w:p>
-    <w:p>
-      <w:pPr>
-        <w:rPr>
-          <w:b/>
-          <w:bCs/>
-          <w:sz w:val="20"/>
-          <w:szCs w:val="20"/>
-        </w:rPr>
-      </w:pPr>
-      <w:proofErr w:type="spellStart"/>
-      <w:r>
-        <w:rPr>
-          <w:b/>
-          <w:bCs/>
-          <w:sz w:val="20"/>
-          <w:szCs w:val="20"/>
-        </w:rPr>
-        <w:t>LancamentoFinanceiro</w:t>
-      </w:r>
-      <w:proofErr w:type="spellEnd"/>
-    </w:p>
-    <w:p>
-      <w:pPr>
-        <w:rPr>
-          <w:sz w:val="20"/>
-          <w:szCs w:val="20"/>
-        </w:rPr>
-      </w:pPr>
-      <w:r>
-        <w:rPr>
-          <w:sz w:val="20"/>
-          <w:szCs w:val="20"/>
-        </w:rPr>
-        <w:t>Campos:</w:t>
-      </w:r>
-    </w:p>
-    <w:p>
-      <w:pPr>
-        <w:numPr>
-          <w:ilvl w:val="0"/>
-          <w:numId w:val="10"/>
-        </w:numPr>
-        <w:rPr>
-          <w:sz w:val="20"/>
-          <w:szCs w:val="20"/>
-        </w:rPr>
-      </w:pPr>
-      <w:r>
-        <w:rPr>
-          <w:sz w:val="20"/>
-          <w:szCs w:val="20"/>
-        </w:rPr>
-        <w:t>Id</w:t>
-      </w:r>
-    </w:p>
-    <w:p>
-      <w:pPr>
-        <w:numPr>
-          <w:ilvl w:val="0"/>
-          <w:numId w:val="10"/>
-        </w:numPr>
-        <w:rPr>
-          <w:sz w:val="20"/>
-          <w:szCs w:val="20"/>
-        </w:rPr>
-      </w:pPr>
-      <w:proofErr w:type="spellStart"/>
-      <w:r>
-        <w:rPr>
-          <w:sz w:val="20"/>
-          <w:szCs w:val="20"/>
-        </w:rPr>
-        <w:t>ClienteId</w:t>
-      </w:r>
-      <w:proofErr w:type="spellEnd"/>
-    </w:p>
-    <w:p>
-      <w:pPr>
-        <w:numPr>
-          <w:ilvl w:val="0"/>
-          <w:numId w:val="10"/>
-        </w:numPr>
-        <w:rPr>
-          <w:sz w:val="20"/>
-          <w:szCs w:val="20"/>
-        </w:rPr>
-      </w:pPr>
-      <w:proofErr w:type="spellStart"/>
-      <w:r>
-        <w:rPr>
-          <w:sz w:val="20"/>
-          <w:szCs w:val="20"/>
-        </w:rPr>
-        <w:t>TelaClienteId</w:t>
-      </w:r>
-      <w:proofErr w:type="spellEnd"/>
-    </w:p>
-    <w:p>
-      <w:pPr>
-        <w:numPr>
-          <w:ilvl w:val="0"/>
-          <w:numId w:val="10"/>
-        </w:numPr>
-        <w:rPr>
-          <w:sz w:val="20"/>
-          <w:szCs w:val="20"/>
-        </w:rPr>
-      </w:pPr>
-      <w:proofErr w:type="spellStart"/>
-      <w:r>
-        <w:rPr>
-          <w:sz w:val="20"/>
-          <w:szCs w:val="20"/>
-        </w:rPr>
-        <w:t>CompetenciaReferencia</w:t>
-      </w:r>
-      <w:proofErr w:type="spellEnd"/>
-    </w:p>
-    <w:p>
-      <w:pPr>
-        <w:numPr>
-          <w:ilvl w:val="0"/>
-          <w:numId w:val="10"/>
-        </w:numPr>
-        <w:rPr>
-          <w:sz w:val="20"/>
-          <w:szCs w:val="20"/>
-        </w:rPr>
-      </w:pPr>
-      <w:proofErr w:type="spellStart"/>
-      <w:r>
-        <w:rPr>
-          <w:sz w:val="20"/>
-          <w:szCs w:val="20"/>
-        </w:rPr>
-        <w:t>Descricao</w:t>
-      </w:r>
-      <w:proofErr w:type="spellEnd"/>
-    </w:p>
-    <w:p>
-      <w:pPr>
-        <w:numPr>
-          <w:ilvl w:val="0"/>
-          <w:numId w:val="10"/>
-        </w:numPr>
-        <w:rPr>
-          <w:sz w:val="20"/>
-          <w:szCs w:val="20"/>
-        </w:rPr>
-      </w:pPr>
-      <w:r>
-        <w:rPr>
-          <w:sz w:val="20"/>
-          <w:szCs w:val="20"/>
-        </w:rPr>
-        <w:t>Valor</w:t>
-      </w:r>
-    </w:p>
-    <w:p>
-      <w:pPr>
-        <w:numPr>
-          <w:ilvl w:val="0"/>
-          <w:numId w:val="10"/>
-        </w:numPr>
-        <w:rPr>
-          <w:sz w:val="20"/>
-          <w:szCs w:val="20"/>
-        </w:rPr>
-      </w:pPr>
-      <w:proofErr w:type="spellStart"/>
-      <w:r>
-        <w:rPr>
-          <w:sz w:val="20"/>
-          <w:szCs w:val="20"/>
-        </w:rPr>
-        <w:t>DataVencimentoFinanceiro</w:t>
-      </w:r>
-      <w:proofErr w:type="spellEnd"/>
-    </w:p>
-    <w:p>
-      <w:pPr>
-        <w:numPr>
-          <w:ilvl w:val="0"/>
-          <w:numId w:val="10"/>
-        </w:numPr>
-        <w:rPr>
-          <w:sz w:val="20"/>
-          <w:szCs w:val="20"/>
-        </w:rPr>
-      </w:pPr>
-      <w:proofErr w:type="spellStart"/>
-      <w:r>
-        <w:rPr>
-          <w:sz w:val="20"/>
-          <w:szCs w:val="20"/>
-        </w:rPr>
-        <w:t>DataPagamento</w:t>
-      </w:r>
-      <w:proofErr w:type="spellEnd"/>
-    </w:p>
-    <w:p>
-      <w:pPr>
-        <w:numPr>
-          <w:ilvl w:val="0"/>
-          <w:numId w:val="10"/>
-        </w:numPr>
-        <w:rPr>
-          <w:sz w:val="20"/>
-          <w:szCs w:val="20"/>
-        </w:rPr>
-      </w:pPr>
-      <w:proofErr w:type="spellStart"/>
-      <w:r>
-        <w:rPr>
-          <w:sz w:val="20"/>
-          <w:szCs w:val="20"/>
-        </w:rPr>
-        <w:lastRenderedPageBreak/>
-        <w:t>StatusFinanceiro</w:t>
-      </w:r>
-      <w:proofErr w:type="spellEnd"/>
-    </w:p>
-    <w:p>
-      <w:pPr>
-        <w:numPr>
-          <w:ilvl w:val="0"/>
-          <w:numId w:val="10"/>
-        </w:numPr>
-        <w:rPr>
-          <w:sz w:val="20"/>
-          <w:szCs w:val="20"/>
-        </w:rPr>
-      </w:pPr>
-      <w:proofErr w:type="spellStart"/>
-      <w:r>
-        <w:rPr>
-          <w:sz w:val="20"/>
-          <w:szCs w:val="20"/>
-        </w:rPr>
-        <w:t>Observacao</w:t>
-      </w:r>
-      <w:proofErr w:type="spellEnd"/>
-    </w:p>
-    <w:p>
-      <w:pPr>
-        <w:numPr>
-          <w:ilvl w:val="0"/>
-          <w:numId w:val="10"/>
-        </w:numPr>
-        <w:rPr>
-          <w:sz w:val="20"/>
-          <w:szCs w:val="20"/>
-        </w:rPr>
-      </w:pPr>
-      <w:proofErr w:type="spellStart"/>
-      <w:r>
-        <w:rPr>
-          <w:sz w:val="20"/>
-          <w:szCs w:val="20"/>
-        </w:rPr>
-        <w:t>DataCriacao</w:t>
-      </w:r>
-      <w:proofErr w:type="spellEnd"/>
-    </w:p>
-    <w:p>
-      <w:pPr>
-        <w:rPr>
-          <w:sz w:val="20"/>
-          <w:szCs w:val="20"/>
-        </w:rPr>
-      </w:pPr>
-      <w:r>
-        <w:rPr>
-          <w:sz w:val="20"/>
-          <w:szCs w:val="20"/>
-        </w:rPr>
-        <w:pict w14:anchorId="51F2DC8B">
-          <v:rect id="_x0000_i1070" style="width:0;height:1.5pt" o:hralign="center" o:hrstd="t" o:hr="t" fillcolor="#a0a0a0" stroked="f"/>
-        </w:pict>
-      </w:r>
-    </w:p>
-    <w:p>
-      <w:pPr>
-        <w:rPr>
-          <w:b/>
-          <w:bCs/>
-          <w:sz w:val="20"/>
-          <w:szCs w:val="20"/>
-        </w:rPr>
-      </w:pPr>
-      <w:r>
-        <w:rPr>
-          <w:b/>
-          <w:bCs/>
-          <w:sz w:val="20"/>
-          <w:szCs w:val="20"/>
-        </w:rPr>
-        <w:t>Regras de negócio da Fase 1</w:t>
-      </w:r>
-    </w:p>
-    <w:p>
-      <w:pPr>
-        <w:rPr>
-          <w:b/>
-          <w:bCs/>
-          <w:sz w:val="20"/>
-          <w:szCs w:val="20"/>
-        </w:rPr>
-      </w:pPr>
-      <w:r>
-        <w:rPr>
-          <w:b/>
-          <w:bCs/>
-          <w:sz w:val="20"/>
-          <w:szCs w:val="20"/>
-        </w:rPr>
-        <w:t>Regras de Cliente</w:t>
-      </w:r>
-    </w:p>
-    <w:p>
-      <w:pPr>
-        <w:numPr>
-          <w:ilvl w:val="0"/>
-          <w:numId w:val="11"/>
-        </w:numPr>
-        <w:rPr>
-          <w:sz w:val="20"/>
-          <w:szCs w:val="20"/>
-        </w:rPr>
-      </w:pPr>
-      <w:r>
-        <w:rPr>
-          <w:sz w:val="20"/>
-          <w:szCs w:val="20"/>
-        </w:rPr>
-        <w:t>Um cliente pode ter várias telas.</w:t>
-      </w:r>
-    </w:p>
-    <w:p>
-      <w:pPr>
-        <w:numPr>
-          <w:ilvl w:val="0"/>
-          <w:numId w:val="11"/>
-        </w:numPr>
-        <w:rPr>
-          <w:sz w:val="20"/>
-          <w:szCs w:val="20"/>
-        </w:rPr>
-      </w:pPr>
-      <w:r>
-        <w:rPr>
-          <w:sz w:val="20"/>
-          <w:szCs w:val="20"/>
-        </w:rPr>
-        <w:t>O cliente pode ter um dia de pagamento preferido.</w:t>
-      </w:r>
-    </w:p>
-    <w:p>
-      <w:pPr>
-        <w:rPr>
-          <w:b/>
-          <w:bCs/>
-          <w:sz w:val="20"/>
-          <w:szCs w:val="20"/>
-        </w:rPr>
-      </w:pPr>
-      <w:r>
-        <w:rPr>
-          <w:b/>
-          <w:bCs/>
-          <w:sz w:val="20"/>
-          <w:szCs w:val="20"/>
-        </w:rPr>
-        <w:t>Regras de Tela</w:t>
-      </w:r>
-    </w:p>
-    <w:p>
-      <w:pPr>
-        <w:numPr>
-          <w:ilvl w:val="0"/>
-          <w:numId w:val="12"/>
-        </w:numPr>
-        <w:rPr>
-          <w:sz w:val="20"/>
-          <w:szCs w:val="20"/>
-        </w:rPr>
-      </w:pPr>
-      <w:r>
-        <w:rPr>
-          <w:sz w:val="20"/>
-          <w:szCs w:val="20"/>
-        </w:rPr>
-        <w:t>Cada tela pertence a um único cliente.</w:t>
-      </w:r>
-    </w:p>
-    <w:p>
-      <w:pPr>
-        <w:numPr>
-          <w:ilvl w:val="0"/>
-          <w:numId w:val="12"/>
-        </w:numPr>
-        <w:rPr>
-          <w:sz w:val="20"/>
-          <w:szCs w:val="20"/>
-        </w:rPr>
-      </w:pPr>
-      <w:r>
-        <w:rPr>
-          <w:sz w:val="20"/>
-          <w:szCs w:val="20"/>
-        </w:rPr>
-        <w:t>Cada tela aponta para um único servidor.</w:t>
-      </w:r>
-    </w:p>
-    <w:p>
-      <w:pPr>
-        <w:numPr>
-          <w:ilvl w:val="0"/>
-          <w:numId w:val="12"/>
-        </w:numPr>
-        <w:rPr>
-          <w:sz w:val="20"/>
-          <w:szCs w:val="20"/>
-        </w:rPr>
-      </w:pPr>
-      <w:r>
-        <w:rPr>
-          <w:sz w:val="20"/>
-          <w:szCs w:val="20"/>
-        </w:rPr>
-        <w:t>Cada tela é independente das demais.</w:t>
-      </w:r>
-    </w:p>
-    <w:p>
-      <w:pPr>
-        <w:numPr>
-          <w:ilvl w:val="0"/>
-          <w:numId w:val="12"/>
-        </w:numPr>
-        <w:rPr>
-          <w:sz w:val="20"/>
-          <w:szCs w:val="20"/>
-        </w:rPr>
-      </w:pPr>
-      <w:r>
-        <w:rPr>
-          <w:sz w:val="20"/>
-          <w:szCs w:val="20"/>
-        </w:rPr>
-        <w:t>Cada tela possui:</w:t>
-      </w:r>
-    </w:p>
-    <w:p>
-      <w:pPr>
-        <w:numPr>
-          <w:ilvl w:val="1"/>
-          <w:numId w:val="12"/>
-        </w:numPr>
-        <w:rPr>
-          <w:sz w:val="20"/>
-          <w:szCs w:val="20"/>
-        </w:rPr>
-      </w:pPr>
-      <w:r>
-        <w:rPr>
-          <w:sz w:val="20"/>
-          <w:szCs w:val="20"/>
-        </w:rPr>
-        <w:t>usuário próprio</w:t>
-      </w:r>
-    </w:p>
-    <w:p>
-      <w:pPr>
-        <w:numPr>
-          <w:ilvl w:val="1"/>
-          <w:numId w:val="12"/>
-        </w:numPr>
-        <w:rPr>
-          <w:sz w:val="20"/>
-          <w:szCs w:val="20"/>
-        </w:rPr>
-      </w:pPr>
-      <w:r>
-        <w:rPr>
-          <w:sz w:val="20"/>
-          <w:szCs w:val="20"/>
-        </w:rPr>
-        <w:t>senha própria</w:t>
-      </w:r>
-    </w:p>
-    <w:p>
-      <w:pPr>
-        <w:numPr>
-          <w:ilvl w:val="1"/>
-          <w:numId w:val="12"/>
-        </w:numPr>
-        <w:rPr>
-          <w:sz w:val="20"/>
-          <w:szCs w:val="20"/>
-        </w:rPr>
-      </w:pPr>
-      <w:r>
-        <w:rPr>
-          <w:sz w:val="20"/>
-          <w:szCs w:val="20"/>
-        </w:rPr>
-        <w:t>valor acordado próprio</w:t>
-      </w:r>
-    </w:p>
-    <w:p>
-      <w:pPr>
-        <w:numPr>
-          <w:ilvl w:val="1"/>
-          <w:numId w:val="12"/>
-        </w:numPr>
-        <w:rPr>
-          <w:sz w:val="20"/>
-          <w:szCs w:val="20"/>
-        </w:rPr>
-      </w:pPr>
-      <w:r>
-        <w:rPr>
-          <w:sz w:val="20"/>
-          <w:szCs w:val="20"/>
-        </w:rPr>
-        <w:t>vencimento técnico próprio</w:t>
-      </w:r>
-    </w:p>
-    <w:p>
-      <w:pPr>
-        <w:numPr>
-          <w:ilvl w:val="1"/>
-          <w:numId w:val="12"/>
-        </w:numPr>
-        <w:rPr>
-          <w:sz w:val="20"/>
-          <w:szCs w:val="20"/>
-        </w:rPr>
-      </w:pPr>
-      <w:r>
-        <w:rPr>
-          <w:sz w:val="20"/>
-          <w:szCs w:val="20"/>
-        </w:rPr>
-        <w:t>marca da TV</w:t>
-      </w:r>
-    </w:p>
-    <w:p>
-      <w:pPr>
-        <w:numPr>
-          <w:ilvl w:val="1"/>
-          <w:numId w:val="12"/>
-        </w:numPr>
-        <w:rPr>
-          <w:sz w:val="20"/>
-          <w:szCs w:val="20"/>
-        </w:rPr>
-      </w:pPr>
-      <w:r>
-        <w:rPr>
-          <w:sz w:val="20"/>
-          <w:szCs w:val="20"/>
-        </w:rPr>
-        <w:t>app utilizado</w:t>
-      </w:r>
-    </w:p>
-    <w:p>
-      <w:pPr>
-        <w:numPr>
-          <w:ilvl w:val="1"/>
-          <w:numId w:val="12"/>
-        </w:numPr>
-        <w:rPr>
-          <w:sz w:val="20"/>
-          <w:szCs w:val="20"/>
-        </w:rPr>
-      </w:pPr>
-      <w:r>
-        <w:rPr>
-          <w:sz w:val="20"/>
-          <w:szCs w:val="20"/>
-        </w:rPr>
-        <w:t>MAC/ID opcional</w:t>
-      </w:r>
-    </w:p>
-    <w:p>
-      <w:pPr>
-        <w:numPr>
-          <w:ilvl w:val="1"/>
-          <w:numId w:val="12"/>
-        </w:numPr>
-        <w:rPr>
-          <w:sz w:val="20"/>
-          <w:szCs w:val="20"/>
-        </w:rPr>
-      </w:pPr>
-      <w:r>
-        <w:rPr>
-          <w:sz w:val="20"/>
-          <w:szCs w:val="20"/>
-        </w:rPr>
-        <w:t>chave secundária opcional</w:t>
-      </w:r>
-    </w:p>
-    <w:p>
-      <w:pPr>
-        <w:rPr>
-          <w:b/>
-          <w:bCs/>
-          <w:sz w:val="20"/>
-          <w:szCs w:val="20"/>
-        </w:rPr>
-      </w:pPr>
-      <w:r>
-        <w:rPr>
-          <w:b/>
-          <w:bCs/>
-          <w:sz w:val="20"/>
-          <w:szCs w:val="20"/>
-        </w:rPr>
-        <w:t>Regras de Renovação Técnica</w:t>
-      </w:r>
-    </w:p>
-    <w:p>
-      <w:pPr>
-        <w:numPr>
-          <w:ilvl w:val="0"/>
-          <w:numId w:val="13"/>
-        </w:numPr>
-        <w:rPr>
-          <w:sz w:val="20"/>
-          <w:szCs w:val="20"/>
-        </w:rPr>
-      </w:pPr>
-      <w:r>
-        <w:rPr>
-          <w:sz w:val="20"/>
-          <w:szCs w:val="20"/>
-        </w:rPr>
-        <w:t>Renovação técnica é manual.</w:t>
-      </w:r>
-    </w:p>
-    <w:p>
-      <w:pPr>
-        <w:numPr>
-          <w:ilvl w:val="0"/>
-          <w:numId w:val="13"/>
-        </w:numPr>
-        <w:rPr>
-          <w:sz w:val="20"/>
-          <w:szCs w:val="20"/>
-        </w:rPr>
-      </w:pPr>
-      <w:r>
-        <w:rPr>
-          <w:sz w:val="20"/>
-          <w:szCs w:val="20"/>
-        </w:rPr>
-        <w:t>Renovação altera o vencimento técnico da tela.</w:t>
-      </w:r>
-    </w:p>
-    <w:p>
-      <w:pPr>
-        <w:numPr>
-          <w:ilvl w:val="0"/>
-          <w:numId w:val="13"/>
-        </w:numPr>
-        <w:rPr>
-          <w:sz w:val="20"/>
-          <w:szCs w:val="20"/>
-        </w:rPr>
-      </w:pPr>
-      <w:r>
-        <w:rPr>
-          <w:sz w:val="20"/>
-          <w:szCs w:val="20"/>
-        </w:rPr>
-        <w:t>Troca de servidor é manual.</w:t>
-      </w:r>
-    </w:p>
-    <w:p>
-      <w:pPr>
-        <w:numPr>
-          <w:ilvl w:val="0"/>
-          <w:numId w:val="13"/>
-        </w:numPr>
-        <w:rPr>
-          <w:sz w:val="20"/>
-          <w:szCs w:val="20"/>
-        </w:rPr>
-      </w:pPr>
-      <w:r>
-        <w:rPr>
-          <w:sz w:val="20"/>
-          <w:szCs w:val="20"/>
-        </w:rPr>
-        <w:t>Troca de servidor gera histórico.</w:t>
-      </w:r>
-    </w:p>
-    <w:p>
-      <w:pPr>
-        <w:numPr>
-          <w:ilvl w:val="0"/>
-          <w:numId w:val="13"/>
-        </w:numPr>
-        <w:rPr>
-          <w:sz w:val="20"/>
-          <w:szCs w:val="20"/>
-        </w:rPr>
-      </w:pPr>
-      <w:r>
-        <w:rPr>
-          <w:sz w:val="20"/>
-          <w:szCs w:val="20"/>
-        </w:rPr>
-        <w:t>Mudança de valor acordado também pode gerar histórico.</w:t>
-      </w:r>
-    </w:p>
-    <w:p>
-      <w:pPr>
-        <w:rPr>
-          <w:b/>
-          <w:bCs/>
-          <w:sz w:val="20"/>
-          <w:szCs w:val="20"/>
-        </w:rPr>
-      </w:pPr>
-      <w:r>
-        <w:rPr>
-          <w:b/>
-          <w:bCs/>
-          <w:sz w:val="20"/>
-          <w:szCs w:val="20"/>
-        </w:rPr>
-        <w:t>Regras Financeiras</w:t>
-      </w:r>
-    </w:p>
-    <w:p>
-      <w:pPr>
-        <w:numPr>
-          <w:ilvl w:val="0"/>
-          <w:numId w:val="14"/>
-        </w:numPr>
-        <w:rPr>
-          <w:sz w:val="20"/>
-          <w:szCs w:val="20"/>
-        </w:rPr>
-      </w:pPr>
-      <w:r>
-        <w:rPr>
-          <w:sz w:val="20"/>
-          <w:szCs w:val="20"/>
-        </w:rPr>
-        <w:t>Financeiro é separado da renovação técnica.</w:t>
-      </w:r>
-    </w:p>
-    <w:p>
-      <w:pPr>
-        <w:numPr>
-          <w:ilvl w:val="0"/>
-          <w:numId w:val="14"/>
-        </w:numPr>
-        <w:rPr>
-          <w:sz w:val="20"/>
-          <w:szCs w:val="20"/>
-        </w:rPr>
-      </w:pPr>
-      <w:r>
-        <w:rPr>
-          <w:sz w:val="20"/>
-          <w:szCs w:val="20"/>
-        </w:rPr>
-        <w:t>Uma tela pode estar tecnicamente ativa e financeiramente pendente.</w:t>
-      </w:r>
-    </w:p>
-    <w:p>
-      <w:pPr>
-        <w:numPr>
-          <w:ilvl w:val="0"/>
-          <w:numId w:val="14"/>
-        </w:numPr>
-        <w:rPr>
-          <w:sz w:val="20"/>
-          <w:szCs w:val="20"/>
-        </w:rPr>
-      </w:pPr>
-      <w:r>
-        <w:rPr>
-          <w:sz w:val="20"/>
-          <w:szCs w:val="20"/>
-        </w:rPr>
-        <w:t>Cada lançamento financeiro pertence a uma tela e a um cliente.</w:t>
-      </w:r>
-    </w:p>
-    <w:p>
-      <w:pPr>
-        <w:numPr>
-          <w:ilvl w:val="0"/>
-          <w:numId w:val="14"/>
-        </w:numPr>
-        <w:rPr>
-          <w:sz w:val="20"/>
-          <w:szCs w:val="20"/>
-        </w:rPr>
-      </w:pPr>
-      <w:r>
-        <w:rPr>
-          <w:sz w:val="20"/>
-          <w:szCs w:val="20"/>
-        </w:rPr>
-        <w:lastRenderedPageBreak/>
-        <w:t>Cada lançamento possui vencimento financeiro próprio.</w:t>
-      </w:r>
-    </w:p>
-    <w:p>
-      <w:pPr>
-        <w:numPr>
-          <w:ilvl w:val="0"/>
-          <w:numId w:val="14"/>
-        </w:numPr>
-        <w:rPr>
-          <w:sz w:val="20"/>
-          <w:szCs w:val="20"/>
-        </w:rPr>
-      </w:pPr>
-      <w:r>
-        <w:rPr>
-          <w:sz w:val="20"/>
-          <w:szCs w:val="20"/>
-        </w:rPr>
-        <w:t>O pagamento é manual.</w:t>
-      </w:r>
-    </w:p>
-    <w:p>
-      <w:pPr>
-        <w:numPr>
-          <w:ilvl w:val="0"/>
-          <w:numId w:val="14"/>
-        </w:numPr>
-        <w:rPr>
-          <w:sz w:val="20"/>
-          <w:szCs w:val="20"/>
-        </w:rPr>
-      </w:pPr>
-      <w:r>
-        <w:rPr>
-          <w:sz w:val="20"/>
-          <w:szCs w:val="20"/>
-        </w:rPr>
-        <w:t>Marcar pagamento altera apenas o lançamento financeiro, não a renovação técnica.</w:t>
-      </w:r>
-    </w:p>
-    <w:p>
-      <w:pPr>
-        <w:numPr>
-          <w:ilvl w:val="0"/>
-          <w:numId w:val="14"/>
-        </w:numPr>
-        <w:rPr>
-          <w:sz w:val="20"/>
-          <w:szCs w:val="20"/>
-        </w:rPr>
-      </w:pPr>
-      <w:r>
-        <w:rPr>
-          <w:sz w:val="20"/>
-          <w:szCs w:val="20"/>
-        </w:rPr>
-        <w:t>Lançamento pode estar pendente mesmo com tela ativa.</w:t>
-      </w:r>
-    </w:p>
-    <w:p>
-      <w:pPr>
-        <w:rPr>
-          <w:b/>
-          <w:bCs/>
-          <w:sz w:val="20"/>
-          <w:szCs w:val="20"/>
-        </w:rPr>
-      </w:pPr>
-      <w:r>
-        <w:rPr>
-          <w:b/>
-          <w:bCs/>
-          <w:sz w:val="20"/>
-          <w:szCs w:val="20"/>
-        </w:rPr>
-        <w:t>Regras de Status</w:t>
-      </w:r>
-    </w:p>
-    <w:p>
-      <w:pPr>
-        <w:numPr>
-          <w:ilvl w:val="0"/>
-          <w:numId w:val="15"/>
-        </w:numPr>
-        <w:rPr>
-          <w:sz w:val="20"/>
-          <w:szCs w:val="20"/>
-        </w:rPr>
-      </w:pPr>
-      <w:r>
-        <w:rPr>
-          <w:sz w:val="20"/>
-          <w:szCs w:val="20"/>
-        </w:rPr>
-        <w:t xml:space="preserve">Se faltar até 3 dias para o vencimento técnico, a tela deve ser </w:t>
-      </w:r>
-      <w:proofErr w:type="gramStart"/>
-      <w:r>
-        <w:rPr>
-          <w:sz w:val="20"/>
-          <w:szCs w:val="20"/>
-        </w:rPr>
-        <w:t xml:space="preserve">considerada </w:t>
-      </w:r>
-      <w:r>
-        <w:rPr>
-          <w:b/>
-          <w:bCs/>
-          <w:sz w:val="20"/>
-          <w:szCs w:val="20"/>
-        </w:rPr>
-        <w:t>Vencendo</w:t>
-      </w:r>
-      <w:proofErr w:type="gramEnd"/>
-      <w:r>
-        <w:rPr>
-          <w:sz w:val="20"/>
-          <w:szCs w:val="20"/>
-        </w:rPr>
-        <w:t>.</w:t>
-      </w:r>
-    </w:p>
-    <w:p>
-      <w:pPr>
-        <w:numPr>
-          <w:ilvl w:val="0"/>
-          <w:numId w:val="15"/>
-        </w:numPr>
-        <w:rPr>
-          <w:sz w:val="20"/>
-          <w:szCs w:val="20"/>
-        </w:rPr>
-      </w:pPr>
-      <w:r>
-        <w:rPr>
-          <w:sz w:val="20"/>
-          <w:szCs w:val="20"/>
-        </w:rPr>
-        <w:t xml:space="preserve">Se a data técnica expirar, a tela deve ser </w:t>
-      </w:r>
-      <w:proofErr w:type="gramStart"/>
-      <w:r>
-        <w:rPr>
-          <w:sz w:val="20"/>
-          <w:szCs w:val="20"/>
-        </w:rPr>
-        <w:t xml:space="preserve">considerada </w:t>
-      </w:r>
-      <w:r>
-        <w:rPr>
-          <w:b/>
-          <w:bCs/>
-          <w:sz w:val="20"/>
-          <w:szCs w:val="20"/>
-        </w:rPr>
-        <w:t>Vencido</w:t>
-      </w:r>
-      <w:proofErr w:type="gramEnd"/>
-      <w:r>
-        <w:rPr>
-          <w:sz w:val="20"/>
-          <w:szCs w:val="20"/>
-        </w:rPr>
-        <w:t>.</w:t>
-      </w:r>
-    </w:p>
-    <w:p>
-      <w:pPr>
-        <w:rPr>
-          <w:sz w:val="20"/>
-          <w:szCs w:val="20"/>
-        </w:rPr>
-      </w:pPr>
-      <w:r>
-        <w:rPr>
-          <w:sz w:val="20"/>
-          <w:szCs w:val="20"/>
-        </w:rPr>
-        <w:pict w14:anchorId="6D03AFC3">
-          <v:rect id="_x0000_i1071" style="width:0;height:1.5pt" o:hralign="center" o:hrstd="t" o:hr="t" fillcolor="#a0a0a0" stroked="f"/>
-        </w:pict>
-      </w:r>
-    </w:p>
-    <w:p>
-      <w:pPr>
-        <w:rPr>
-          <w:b/>
-          <w:bCs/>
-          <w:sz w:val="20"/>
-          <w:szCs w:val="20"/>
-        </w:rPr>
-      </w:pPr>
-      <w:proofErr w:type="spellStart"/>
-      <w:r>
-        <w:rPr>
-          <w:b/>
-          <w:bCs/>
-          <w:sz w:val="20"/>
-          <w:szCs w:val="20"/>
-        </w:rPr>
-        <w:t>Enums</w:t>
-      </w:r>
-      <w:proofErr w:type="spellEnd"/>
-      <w:r>
-        <w:rPr>
-          <w:b/>
-          <w:bCs/>
-          <w:sz w:val="20"/>
-          <w:szCs w:val="20"/>
-        </w:rPr>
-        <w:t xml:space="preserve"> da Fase 1</w:t>
-      </w:r>
-    </w:p>
-    <w:p>
-      <w:pPr>
-        <w:rPr>
-          <w:b/>
-          <w:bCs/>
-          <w:sz w:val="20"/>
-          <w:szCs w:val="20"/>
-        </w:rPr>
-      </w:pPr>
-      <w:proofErr w:type="spellStart"/>
-      <w:r>
-        <w:rPr>
-          <w:b/>
-          <w:bCs/>
-          <w:sz w:val="20"/>
-          <w:szCs w:val="20"/>
-        </w:rPr>
-        <w:t>StatusServidor</w:t>
-      </w:r>
-      <w:proofErr w:type="spellEnd"/>
-    </w:p>
-    <w:p>
-      <w:pPr>
-        <w:numPr>
-          <w:ilvl w:val="0"/>
-          <w:numId w:val="16"/>
-        </w:numPr>
-        <w:rPr>
-          <w:sz w:val="20"/>
-          <w:szCs w:val="20"/>
-        </w:rPr>
-      </w:pPr>
-      <w:r>
-        <w:rPr>
-          <w:sz w:val="20"/>
-          <w:szCs w:val="20"/>
-        </w:rPr>
-        <w:t>Ativo</w:t>
-      </w:r>
-    </w:p>
-    <w:p>
-      <w:pPr>
-        <w:numPr>
-          <w:ilvl w:val="0"/>
-          <w:numId w:val="16"/>
-        </w:numPr>
-        <w:rPr>
-          <w:sz w:val="20"/>
-          <w:szCs w:val="20"/>
-        </w:rPr>
-      </w:pPr>
-      <w:proofErr w:type="spellStart"/>
-      <w:r>
-        <w:rPr>
-          <w:sz w:val="20"/>
-          <w:szCs w:val="20"/>
-        </w:rPr>
-        <w:t>Instavel</w:t>
-      </w:r>
-      <w:proofErr w:type="spellEnd"/>
-    </w:p>
-    <w:p>
-      <w:pPr>
-        <w:numPr>
-          <w:ilvl w:val="0"/>
-          <w:numId w:val="16"/>
-        </w:numPr>
-        <w:rPr>
-          <w:sz w:val="20"/>
-          <w:szCs w:val="20"/>
-        </w:rPr>
-      </w:pPr>
-      <w:r>
-        <w:rPr>
-          <w:sz w:val="20"/>
-          <w:szCs w:val="20"/>
-        </w:rPr>
-        <w:t>Offline</w:t>
-      </w:r>
-    </w:p>
-    <w:p>
-      <w:pPr>
-        <w:rPr>
-          <w:b/>
-          <w:bCs/>
-          <w:sz w:val="20"/>
-          <w:szCs w:val="20"/>
-        </w:rPr>
-      </w:pPr>
-      <w:proofErr w:type="spellStart"/>
-      <w:r>
-        <w:rPr>
-          <w:b/>
-          <w:bCs/>
-          <w:sz w:val="20"/>
-          <w:szCs w:val="20"/>
-        </w:rPr>
-        <w:t>StatusTela</w:t>
-      </w:r>
-      <w:proofErr w:type="spellEnd"/>
-    </w:p>
-    <w:p>
-      <w:pPr>
-        <w:numPr>
-          <w:ilvl w:val="0"/>
-          <w:numId w:val="17"/>
-        </w:numPr>
-        <w:rPr>
-          <w:sz w:val="20"/>
-          <w:szCs w:val="20"/>
-        </w:rPr>
-      </w:pPr>
-      <w:r>
-        <w:rPr>
-          <w:sz w:val="20"/>
-          <w:szCs w:val="20"/>
-        </w:rPr>
-        <w:t>Ativo</w:t>
-      </w:r>
-    </w:p>
-    <w:p>
-      <w:pPr>
-        <w:numPr>
-          <w:ilvl w:val="0"/>
-          <w:numId w:val="17"/>
-        </w:numPr>
-        <w:rPr>
-          <w:sz w:val="20"/>
-          <w:szCs w:val="20"/>
-        </w:rPr>
-      </w:pPr>
-      <w:r>
-        <w:rPr>
-          <w:sz w:val="20"/>
-          <w:szCs w:val="20"/>
-        </w:rPr>
-        <w:t>Vencendo</w:t>
-      </w:r>
-    </w:p>
-    <w:p>
-      <w:pPr>
-        <w:numPr>
-          <w:ilvl w:val="0"/>
-          <w:numId w:val="17"/>
-        </w:numPr>
-        <w:rPr>
-          <w:sz w:val="20"/>
-          <w:szCs w:val="20"/>
-        </w:rPr>
-      </w:pPr>
-      <w:r>
-        <w:rPr>
-          <w:sz w:val="20"/>
-          <w:szCs w:val="20"/>
-        </w:rPr>
-        <w:t>Vencido</w:t>
-      </w:r>
-    </w:p>
-    <w:p>
-      <w:pPr>
-        <w:numPr>
-          <w:ilvl w:val="0"/>
-          <w:numId w:val="17"/>
-        </w:numPr>
-        <w:rPr>
-          <w:sz w:val="20"/>
-          <w:szCs w:val="20"/>
-        </w:rPr>
-      </w:pPr>
-      <w:r>
-        <w:rPr>
-          <w:sz w:val="20"/>
-          <w:szCs w:val="20"/>
-        </w:rPr>
-        <w:t>Suspenso</w:t>
-      </w:r>
-    </w:p>
-    <w:p>
-      <w:pPr>
-        <w:numPr>
-          <w:ilvl w:val="0"/>
-          <w:numId w:val="17"/>
-        </w:numPr>
-        <w:rPr>
-          <w:sz w:val="20"/>
-          <w:szCs w:val="20"/>
-        </w:rPr>
-      </w:pPr>
-      <w:r>
-        <w:rPr>
-          <w:sz w:val="20"/>
-          <w:szCs w:val="20"/>
-        </w:rPr>
-        <w:t>Cancelado</w:t>
-      </w:r>
-    </w:p>
-    <w:p>
-      <w:pPr>
-        <w:rPr>
-          <w:b/>
-          <w:bCs/>
-          <w:sz w:val="20"/>
-          <w:szCs w:val="20"/>
-        </w:rPr>
-      </w:pPr>
-      <w:proofErr w:type="spellStart"/>
-      <w:r>
-        <w:rPr>
-          <w:b/>
-          <w:bCs/>
-          <w:sz w:val="20"/>
-          <w:szCs w:val="20"/>
-        </w:rPr>
-        <w:t>StatusFinanceiro</w:t>
-      </w:r>
-      <w:proofErr w:type="spellEnd"/>
-    </w:p>
-    <w:p>
-      <w:pPr>
-        <w:numPr>
-          <w:ilvl w:val="0"/>
-          <w:numId w:val="18"/>
-        </w:numPr>
-        <w:rPr>
-          <w:sz w:val="20"/>
-          <w:szCs w:val="20"/>
-        </w:rPr>
-      </w:pPr>
-      <w:r>
-        <w:rPr>
-          <w:sz w:val="20"/>
-          <w:szCs w:val="20"/>
-        </w:rPr>
-        <w:t>Pendente</w:t>
-      </w:r>
-    </w:p>
-    <w:p>
-      <w:pPr>
-        <w:numPr>
-          <w:ilvl w:val="0"/>
-          <w:numId w:val="18"/>
-        </w:numPr>
-        <w:rPr>
-          <w:sz w:val="20"/>
-          <w:szCs w:val="20"/>
-        </w:rPr>
-      </w:pPr>
-      <w:r>
-        <w:rPr>
-          <w:sz w:val="20"/>
-          <w:szCs w:val="20"/>
-        </w:rPr>
-        <w:t>Pago</w:t>
-      </w:r>
-    </w:p>
-    <w:p>
-      <w:pPr>
-        <w:numPr>
-          <w:ilvl w:val="0"/>
-          <w:numId w:val="18"/>
-        </w:numPr>
-        <w:rPr>
-          <w:sz w:val="20"/>
-          <w:szCs w:val="20"/>
-        </w:rPr>
-      </w:pPr>
-      <w:r>
-        <w:rPr>
-          <w:sz w:val="20"/>
-          <w:szCs w:val="20"/>
-        </w:rPr>
-        <w:t>Atrasado</w:t>
-      </w:r>
-    </w:p>
-    <w:p>
-      <w:pPr>
-        <w:numPr>
-          <w:ilvl w:val="0"/>
-          <w:numId w:val="18"/>
-        </w:numPr>
-        <w:rPr>
-          <w:sz w:val="20"/>
-          <w:szCs w:val="20"/>
-        </w:rPr>
-      </w:pPr>
-      <w:r>
-        <w:rPr>
-          <w:sz w:val="20"/>
-          <w:szCs w:val="20"/>
-        </w:rPr>
-        <w:t>Cancelado</w:t>
-      </w:r>
-    </w:p>
-    <w:p>
-      <w:pPr>
-        <w:rPr>
-          <w:sz w:val="20"/>
-          <w:szCs w:val="20"/>
-        </w:rPr>
-      </w:pPr>
-      <w:r>
-        <w:rPr>
-          <w:sz w:val="20"/>
-          <w:szCs w:val="20"/>
-        </w:rPr>
-        <w:pict w14:anchorId="417AC1ED">
-          <v:rect id="_x0000_i1072" style="width:0;height:1.5pt" o:hralign="center" o:hrstd="t" o:hr="t" fillcolor="#a0a0a0" stroked="f"/>
-        </w:pict>
-      </w:r>
-    </w:p>
-    <w:p>
-      <w:pPr>
-        <w:rPr>
-          <w:b/>
-          <w:bCs/>
-          <w:sz w:val="20"/>
-          <w:szCs w:val="20"/>
-        </w:rPr>
-      </w:pPr>
-      <w:r>
-        <w:rPr>
-          <w:b/>
-          <w:bCs/>
-          <w:sz w:val="20"/>
-          <w:szCs w:val="20"/>
-        </w:rPr>
-        <w:t>Casos de uso da Fase 1.1</w:t>
-      </w:r>
-    </w:p>
-    <w:p>
-      <w:pPr>
-        <w:rPr>
-          <w:b/>
-          <w:bCs/>
-          <w:sz w:val="20"/>
-          <w:szCs w:val="20"/>
-        </w:rPr>
-      </w:pPr>
-      <w:r>
-        <w:rPr>
-          <w:b/>
-          <w:bCs/>
-          <w:sz w:val="20"/>
-          <w:szCs w:val="20"/>
-        </w:rPr>
-        <w:t>Cliente</w:t>
-      </w:r>
-    </w:p>
-    <w:p>
-      <w:pPr>
-        <w:numPr>
-          <w:ilvl w:val="0"/>
-          <w:numId w:val="19"/>
-        </w:numPr>
-        <w:rPr>
-          <w:sz w:val="20"/>
-          <w:szCs w:val="20"/>
-        </w:rPr>
-      </w:pPr>
-      <w:r>
-        <w:rPr>
-          <w:sz w:val="20"/>
-          <w:szCs w:val="20"/>
-        </w:rPr>
-        <w:t>cadastrar cliente</w:t>
-      </w:r>
-    </w:p>
-    <w:p>
-      <w:pPr>
-        <w:numPr>
-          <w:ilvl w:val="0"/>
-          <w:numId w:val="19"/>
-        </w:numPr>
-        <w:rPr>
-          <w:sz w:val="20"/>
-          <w:szCs w:val="20"/>
-        </w:rPr>
-      </w:pPr>
-      <w:r>
-        <w:rPr>
-          <w:sz w:val="20"/>
-          <w:szCs w:val="20"/>
-        </w:rPr>
-        <w:t>editar cliente</w:t>
-      </w:r>
-    </w:p>
-    <w:p>
-      <w:pPr>
-        <w:numPr>
-          <w:ilvl w:val="0"/>
-          <w:numId w:val="19"/>
-        </w:numPr>
-        <w:rPr>
-          <w:sz w:val="20"/>
-          <w:szCs w:val="20"/>
-        </w:rPr>
-      </w:pPr>
-      <w:r>
-        <w:rPr>
-          <w:sz w:val="20"/>
-          <w:szCs w:val="20"/>
-        </w:rPr>
-        <w:t>listar clientes</w:t>
-      </w:r>
-    </w:p>
-    <w:p>
-      <w:pPr>
-        <w:numPr>
-          <w:ilvl w:val="0"/>
-          <w:numId w:val="19"/>
-        </w:numPr>
-        <w:rPr>
-          <w:sz w:val="20"/>
-          <w:szCs w:val="20"/>
-        </w:rPr>
-      </w:pPr>
-      <w:r>
-        <w:rPr>
-          <w:sz w:val="20"/>
-          <w:szCs w:val="20"/>
-        </w:rPr>
-        <w:t>detalhar cliente</w:t>
-      </w:r>
-    </w:p>
-    <w:p>
-      <w:pPr>
-        <w:rPr>
-          <w:b/>
-          <w:bCs/>
-          <w:sz w:val="20"/>
-          <w:szCs w:val="20"/>
-        </w:rPr>
-      </w:pPr>
-      <w:r>
-        <w:rPr>
-          <w:b/>
-          <w:bCs/>
-          <w:sz w:val="20"/>
-          <w:szCs w:val="20"/>
-        </w:rPr>
-        <w:lastRenderedPageBreak/>
-        <w:t>Servidor</w:t>
-      </w:r>
-    </w:p>
-    <w:p>
-      <w:pPr>
-        <w:numPr>
-          <w:ilvl w:val="0"/>
-          <w:numId w:val="20"/>
-        </w:numPr>
-        <w:rPr>
-          <w:sz w:val="20"/>
-          <w:szCs w:val="20"/>
-        </w:rPr>
-      </w:pPr>
-      <w:r>
-        <w:rPr>
-          <w:sz w:val="20"/>
-          <w:szCs w:val="20"/>
-        </w:rPr>
-        <w:t>cadastrar servidor</w:t>
-      </w:r>
-    </w:p>
-    <w:p>
-      <w:pPr>
-        <w:numPr>
-          <w:ilvl w:val="0"/>
-          <w:numId w:val="20"/>
-        </w:numPr>
-        <w:rPr>
-          <w:sz w:val="20"/>
-          <w:szCs w:val="20"/>
-        </w:rPr>
-      </w:pPr>
-      <w:r>
-        <w:rPr>
-          <w:sz w:val="20"/>
-          <w:szCs w:val="20"/>
-        </w:rPr>
-        <w:t>editar servidor</w:t>
-      </w:r>
-    </w:p>
-    <w:p>
-      <w:pPr>
-        <w:numPr>
-          <w:ilvl w:val="0"/>
-          <w:numId w:val="20"/>
-        </w:numPr>
-        <w:rPr>
-          <w:sz w:val="20"/>
-          <w:szCs w:val="20"/>
-        </w:rPr>
-      </w:pPr>
-      <w:r>
-        <w:rPr>
-          <w:sz w:val="20"/>
-          <w:szCs w:val="20"/>
-        </w:rPr>
-        <w:t>listar servidores</w:t>
-      </w:r>
-    </w:p>
-    <w:p>
-      <w:pPr>
-        <w:numPr>
-          <w:ilvl w:val="0"/>
-          <w:numId w:val="20"/>
-        </w:numPr>
-        <w:rPr>
-          <w:sz w:val="20"/>
-          <w:szCs w:val="20"/>
-        </w:rPr>
-      </w:pPr>
-      <w:r>
-        <w:rPr>
-          <w:sz w:val="20"/>
-          <w:szCs w:val="20"/>
-        </w:rPr>
-        <w:t>alterar status do servidor</w:t>
-      </w:r>
-    </w:p>
-    <w:p>
-      <w:pPr>
-        <w:rPr>
-          <w:b/>
-          <w:bCs/>
-          <w:sz w:val="20"/>
-          <w:szCs w:val="20"/>
-        </w:rPr>
-      </w:pPr>
-      <w:proofErr w:type="spellStart"/>
-      <w:r>
-        <w:rPr>
-          <w:b/>
-          <w:bCs/>
-          <w:sz w:val="20"/>
-          <w:szCs w:val="20"/>
-        </w:rPr>
-        <w:t>TelaCliente</w:t>
-      </w:r>
-      <w:proofErr w:type="spellEnd"/>
-    </w:p>
-    <w:p>
-      <w:pPr>
-        <w:numPr>
-          <w:ilvl w:val="0"/>
-          <w:numId w:val="21"/>
-        </w:numPr>
-        <w:rPr>
-          <w:sz w:val="20"/>
-          <w:szCs w:val="20"/>
-        </w:rPr>
-      </w:pPr>
-      <w:r>
-        <w:rPr>
-          <w:sz w:val="20"/>
-          <w:szCs w:val="20"/>
-        </w:rPr>
-        <w:t>cadastrar tela</w:t>
-      </w:r>
-    </w:p>
-    <w:p>
-      <w:pPr>
-        <w:numPr>
-          <w:ilvl w:val="0"/>
-          <w:numId w:val="21"/>
-        </w:numPr>
-        <w:rPr>
-          <w:sz w:val="20"/>
-          <w:szCs w:val="20"/>
-        </w:rPr>
-      </w:pPr>
-      <w:r>
-        <w:rPr>
-          <w:sz w:val="20"/>
-          <w:szCs w:val="20"/>
-        </w:rPr>
-        <w:t>editar tela</w:t>
-      </w:r>
-    </w:p>
-    <w:p>
-      <w:pPr>
-        <w:numPr>
-          <w:ilvl w:val="0"/>
-          <w:numId w:val="21"/>
-        </w:numPr>
-        <w:rPr>
-          <w:sz w:val="20"/>
-          <w:szCs w:val="20"/>
-        </w:rPr>
-      </w:pPr>
-      <w:r>
-        <w:rPr>
-          <w:sz w:val="20"/>
-          <w:szCs w:val="20"/>
-        </w:rPr>
-        <w:t>listar telas</w:t>
-      </w:r>
-    </w:p>
-    <w:p>
-      <w:pPr>
-        <w:numPr>
-          <w:ilvl w:val="0"/>
-          <w:numId w:val="21"/>
-        </w:numPr>
-        <w:rPr>
-          <w:sz w:val="20"/>
-          <w:szCs w:val="20"/>
-        </w:rPr>
-      </w:pPr>
-      <w:r>
-        <w:rPr>
-          <w:sz w:val="20"/>
-          <w:szCs w:val="20"/>
-        </w:rPr>
-        <w:t>detalhar tela</w:t>
-      </w:r>
-    </w:p>
-    <w:p>
-      <w:pPr>
-        <w:numPr>
-          <w:ilvl w:val="0"/>
-          <w:numId w:val="21"/>
-        </w:numPr>
-        <w:rPr>
-          <w:sz w:val="20"/>
-          <w:szCs w:val="20"/>
-        </w:rPr>
-      </w:pPr>
-      <w:r>
-        <w:rPr>
-          <w:sz w:val="20"/>
-          <w:szCs w:val="20"/>
-        </w:rPr>
-        <w:t>trocar servidor</w:t>
-      </w:r>
-    </w:p>
-    <w:p>
-      <w:pPr>
-        <w:numPr>
-          <w:ilvl w:val="0"/>
-          <w:numId w:val="21"/>
-        </w:numPr>
-        <w:rPr>
-          <w:sz w:val="20"/>
-          <w:szCs w:val="20"/>
-        </w:rPr>
-      </w:pPr>
-      <w:r>
-        <w:rPr>
-          <w:sz w:val="20"/>
-          <w:szCs w:val="20"/>
-        </w:rPr>
-        <w:t>renovar tecnicamente</w:t>
-      </w:r>
-    </w:p>
-    <w:p>
-      <w:pPr>
-        <w:numPr>
-          <w:ilvl w:val="0"/>
-          <w:numId w:val="21"/>
-        </w:numPr>
-        <w:rPr>
-          <w:sz w:val="20"/>
-          <w:szCs w:val="20"/>
-        </w:rPr>
-      </w:pPr>
-      <w:r>
-        <w:rPr>
-          <w:sz w:val="20"/>
-          <w:szCs w:val="20"/>
-        </w:rPr>
-        <w:t>alterar status</w:t>
-      </w:r>
-    </w:p>
-    <w:p>
-      <w:pPr>
-        <w:rPr>
-          <w:b/>
-          <w:bCs/>
-          <w:sz w:val="20"/>
-          <w:szCs w:val="20"/>
-        </w:rPr>
-      </w:pPr>
-      <w:r>
-        <w:rPr>
-          <w:b/>
-          <w:bCs/>
-          <w:sz w:val="20"/>
-          <w:szCs w:val="20"/>
-        </w:rPr>
-        <w:t>Financeiro</w:t>
-      </w:r>
-    </w:p>
-    <w:p>
-      <w:pPr>
-        <w:numPr>
-          <w:ilvl w:val="0"/>
-          <w:numId w:val="22"/>
-        </w:numPr>
-        <w:rPr>
-          <w:sz w:val="20"/>
-          <w:szCs w:val="20"/>
-        </w:rPr>
-      </w:pPr>
-      <w:r>
-        <w:rPr>
-          <w:sz w:val="20"/>
-          <w:szCs w:val="20"/>
-        </w:rPr>
-        <w:t>criar lançamento financeiro manual</w:t>
-      </w:r>
-    </w:p>
-    <w:p>
-      <w:pPr>
-        <w:numPr>
-          <w:ilvl w:val="0"/>
-          <w:numId w:val="22"/>
-        </w:numPr>
-        <w:rPr>
-          <w:sz w:val="20"/>
-          <w:szCs w:val="20"/>
-        </w:rPr>
-      </w:pPr>
-      <w:r>
-        <w:rPr>
-          <w:sz w:val="20"/>
-          <w:szCs w:val="20"/>
-        </w:rPr>
-        <w:t>listar lançamentos</w:t>
-      </w:r>
-    </w:p>
-    <w:p>
-      <w:pPr>
-        <w:numPr>
-          <w:ilvl w:val="0"/>
-          <w:numId w:val="22"/>
-        </w:numPr>
-        <w:rPr>
-          <w:sz w:val="20"/>
-          <w:szCs w:val="20"/>
-        </w:rPr>
-      </w:pPr>
-      <w:r>
-        <w:rPr>
-          <w:sz w:val="20"/>
-          <w:szCs w:val="20"/>
-        </w:rPr>
-        <w:t>marcar lançamento como pago</w:t>
-      </w:r>
-    </w:p>
-    <w:p>
-      <w:pPr>
-        <w:numPr>
-          <w:ilvl w:val="0"/>
-          <w:numId w:val="22"/>
-        </w:numPr>
-        <w:rPr>
-          <w:sz w:val="20"/>
-          <w:szCs w:val="20"/>
-        </w:rPr>
-      </w:pPr>
-      <w:r>
-        <w:rPr>
-          <w:sz w:val="20"/>
-          <w:szCs w:val="20"/>
-        </w:rPr>
-        <w:t>visualizar pendentes</w:t>
-      </w:r>
-    </w:p>
-    <w:p>
-      <w:pPr>
-        <w:numPr>
-          <w:ilvl w:val="0"/>
-          <w:numId w:val="22"/>
-        </w:numPr>
-        <w:rPr>
-          <w:sz w:val="20"/>
-          <w:szCs w:val="20"/>
-        </w:rPr>
-      </w:pPr>
-      <w:r>
-        <w:rPr>
-          <w:sz w:val="20"/>
-          <w:szCs w:val="20"/>
-        </w:rPr>
-        <w:t>visualizar atrasados</w:t>
-      </w:r>
-    </w:p>
-    <w:p>
-      <w:pPr>
-        <w:rPr>
-          <w:b/>
-          <w:bCs/>
-          <w:sz w:val="20"/>
-          <w:szCs w:val="20"/>
-        </w:rPr>
-      </w:pPr>
-      <w:r>
-        <w:rPr>
-          <w:b/>
-          <w:bCs/>
-          <w:sz w:val="20"/>
-          <w:szCs w:val="20"/>
-        </w:rPr>
-        <w:t>Histórico</w:t>
-      </w:r>
-    </w:p>
-    <w:p>
-      <w:pPr>
-        <w:numPr>
-          <w:ilvl w:val="0"/>
-          <w:numId w:val="23"/>
-        </w:numPr>
-        <w:rPr>
-          <w:sz w:val="20"/>
-          <w:szCs w:val="20"/>
-        </w:rPr>
-      </w:pPr>
-      <w:r>
-        <w:rPr>
-          <w:sz w:val="20"/>
-          <w:szCs w:val="20"/>
-        </w:rPr>
-        <w:t>registrar renovação</w:t>
-      </w:r>
-    </w:p>
-    <w:p>
-      <w:pPr>
-        <w:numPr>
-          <w:ilvl w:val="0"/>
-          <w:numId w:val="23"/>
-        </w:numPr>
-        <w:rPr>
-          <w:sz w:val="20"/>
-          <w:szCs w:val="20"/>
-        </w:rPr>
-      </w:pPr>
-      <w:r>
-        <w:rPr>
-          <w:sz w:val="20"/>
-          <w:szCs w:val="20"/>
-        </w:rPr>
-        <w:t>registrar troca de servidor</w:t>
-      </w:r>
-    </w:p>
-    <w:p>
-      <w:pPr>
-        <w:numPr>
-          <w:ilvl w:val="0"/>
-          <w:numId w:val="23"/>
-        </w:numPr>
-        <w:rPr>
-          <w:sz w:val="20"/>
-          <w:szCs w:val="20"/>
-        </w:rPr>
-      </w:pPr>
-      <w:r>
-        <w:rPr>
-          <w:sz w:val="20"/>
-          <w:szCs w:val="20"/>
-        </w:rPr>
-        <w:t>registrar mudança relevante</w:t>
-      </w:r>
-    </w:p>
-    <w:p>
-      <w:pPr>
-        <w:rPr>
-          <w:b/>
-          <w:bCs/>
-          <w:sz w:val="20"/>
-          <w:szCs w:val="20"/>
-        </w:rPr>
-      </w:pPr>
-      <w:r>
-        <w:rPr>
-          <w:b/>
-          <w:bCs/>
-          <w:sz w:val="20"/>
-          <w:szCs w:val="20"/>
-        </w:rPr>
-        <w:t>Dashboard</w:t>
-      </w:r>
-    </w:p>
-    <w:p>
-      <w:pPr>
-        <w:numPr>
-          <w:ilvl w:val="0"/>
-          <w:numId w:val="24"/>
-        </w:numPr>
-        <w:rPr>
-          <w:sz w:val="20"/>
-          <w:szCs w:val="20"/>
-        </w:rPr>
-      </w:pPr>
-      <w:r>
-        <w:rPr>
-          <w:sz w:val="20"/>
-          <w:szCs w:val="20"/>
-        </w:rPr>
-        <w:t>total de clientes</w:t>
-      </w:r>
-    </w:p>
-    <w:p>
-      <w:pPr>
-        <w:numPr>
-          <w:ilvl w:val="0"/>
-          <w:numId w:val="24"/>
-        </w:numPr>
-        <w:rPr>
-          <w:sz w:val="20"/>
-          <w:szCs w:val="20"/>
-        </w:rPr>
-      </w:pPr>
-      <w:r>
-        <w:rPr>
-          <w:sz w:val="20"/>
-          <w:szCs w:val="20"/>
-        </w:rPr>
-        <w:t>total de telas ativas</w:t>
-      </w:r>
-    </w:p>
-    <w:p>
-      <w:pPr>
-        <w:numPr>
-          <w:ilvl w:val="0"/>
-          <w:numId w:val="24"/>
-        </w:numPr>
-        <w:rPr>
-          <w:sz w:val="20"/>
-          <w:szCs w:val="20"/>
-        </w:rPr>
-      </w:pPr>
-      <w:r>
-        <w:rPr>
-          <w:sz w:val="20"/>
-          <w:szCs w:val="20"/>
-        </w:rPr>
-        <w:t>telas vencendo</w:t>
-      </w:r>
-    </w:p>
-    <w:p>
-      <w:pPr>
-        <w:numPr>
-          <w:ilvl w:val="0"/>
-          <w:numId w:val="24"/>
-        </w:numPr>
-        <w:rPr>
-          <w:sz w:val="20"/>
-          <w:szCs w:val="20"/>
-        </w:rPr>
-      </w:pPr>
-      <w:r>
-        <w:rPr>
-          <w:sz w:val="20"/>
-          <w:szCs w:val="20"/>
-        </w:rPr>
-        <w:t>telas vencidas</w:t>
-      </w:r>
-    </w:p>
-    <w:p>
-      <w:pPr>
-        <w:numPr>
-          <w:ilvl w:val="0"/>
-          <w:numId w:val="24"/>
-        </w:numPr>
-        <w:rPr>
-          <w:sz w:val="20"/>
-          <w:szCs w:val="20"/>
-        </w:rPr>
-      </w:pPr>
-      <w:r>
-        <w:rPr>
-          <w:sz w:val="20"/>
-          <w:szCs w:val="20"/>
-        </w:rPr>
-        <w:t>lançamentos pendentes</w:t>
-      </w:r>
-    </w:p>
-    <w:p>
-      <w:pPr>
-        <w:numPr>
-          <w:ilvl w:val="0"/>
-          <w:numId w:val="24"/>
-        </w:numPr>
-        <w:rPr>
-          <w:sz w:val="20"/>
-          <w:szCs w:val="20"/>
-        </w:rPr>
-      </w:pPr>
-      <w:r>
-        <w:rPr>
-          <w:sz w:val="20"/>
-          <w:szCs w:val="20"/>
-        </w:rPr>
-        <w:t>lançamentos atrasados</w:t>
-      </w:r>
-    </w:p>
-    <w:p>
-      <w:pPr>
-        <w:numPr>
-          <w:ilvl w:val="0"/>
-          <w:numId w:val="24"/>
-        </w:numPr>
-        <w:rPr>
-          <w:sz w:val="20"/>
-          <w:szCs w:val="20"/>
-        </w:rPr>
-      </w:pPr>
-      <w:r>
-        <w:rPr>
-          <w:sz w:val="20"/>
-          <w:szCs w:val="20"/>
-        </w:rPr>
-        <w:t>total em aberto</w:t>
-      </w:r>
-    </w:p>
-    <w:p>
-      <w:pPr>
-        <w:numPr>
-          <w:ilvl w:val="0"/>
-          <w:numId w:val="24"/>
-        </w:numPr>
-        <w:rPr>
-          <w:sz w:val="20"/>
-          <w:szCs w:val="20"/>
-        </w:rPr>
-      </w:pPr>
-      <w:r>
-        <w:rPr>
-          <w:sz w:val="20"/>
-          <w:szCs w:val="20"/>
-        </w:rPr>
-        <w:lastRenderedPageBreak/>
-        <w:t>telas por servidor</w:t>
-      </w:r>
-    </w:p>
-    <w:p>
-      <w:pPr>
-        <w:rPr>
-          <w:sz w:val="20"/>
-          <w:szCs w:val="20"/>
-        </w:rPr>
-      </w:pPr>
-      <w:r>
-        <w:rPr>
-          <w:sz w:val="20"/>
-          <w:szCs w:val="20"/>
-        </w:rPr>
-        <w:pict w14:anchorId="1D6E8521">
-          <v:rect id="_x0000_i1073" style="width:0;height:1.5pt" o:hralign="center" o:hrstd="t" o:hr="t" fillcolor="#a0a0a0" stroked="f"/>
-        </w:pict>
-      </w:r>
-    </w:p>
-    <w:p>
-      <w:pPr>
-        <w:rPr>
-          <w:b/>
-          <w:bCs/>
-          <w:sz w:val="20"/>
-          <w:szCs w:val="20"/>
-        </w:rPr>
-      </w:pPr>
-      <w:r>
-        <w:rPr>
-          <w:b/>
-          <w:bCs/>
-          <w:sz w:val="20"/>
-          <w:szCs w:val="20"/>
-        </w:rPr>
-        <w:t xml:space="preserve">Etapas do </w:t>
-      </w:r>
-      <w:proofErr w:type="spellStart"/>
-      <w:r>
-        <w:rPr>
-          <w:b/>
-          <w:bCs/>
-          <w:sz w:val="20"/>
-          <w:szCs w:val="20"/>
-        </w:rPr>
-        <w:t>backend</w:t>
-      </w:r>
-      <w:proofErr w:type="spellEnd"/>
-      <w:r>
-        <w:rPr>
-          <w:b/>
-          <w:bCs/>
-          <w:sz w:val="20"/>
-          <w:szCs w:val="20"/>
-        </w:rPr>
-        <w:t xml:space="preserve"> para execução no Codex</w:t>
-      </w:r>
-    </w:p>
-    <w:p>
-      <w:pPr>
-        <w:rPr>
-          <w:b/>
-          <w:bCs/>
-          <w:sz w:val="20"/>
-          <w:szCs w:val="20"/>
-        </w:rPr>
-      </w:pPr>
-      <w:r>
-        <w:rPr>
-          <w:b/>
-          <w:bCs/>
-          <w:sz w:val="20"/>
-          <w:szCs w:val="20"/>
-        </w:rPr>
-        <w:t>Etapa 1 — Estrutura inicial da solução</w:t>
-      </w:r>
-    </w:p>
-    <w:p>
-      <w:pPr>
-        <w:rPr>
-          <w:sz w:val="20"/>
-          <w:szCs w:val="20"/>
-        </w:rPr>
-      </w:pPr>
-      <w:r>
-        <w:rPr>
-          <w:b/>
-          <w:bCs/>
-          <w:sz w:val="20"/>
-          <w:szCs w:val="20"/>
-        </w:rPr>
-        <w:t>Objetivo</w:t>
-      </w:r>
-    </w:p>
-    <w:p>
-      <w:pPr>
-        <w:numPr>
-          <w:ilvl w:val="0"/>
-          <w:numId w:val="25"/>
-        </w:numPr>
-        <w:rPr>
-          <w:sz w:val="20"/>
-          <w:szCs w:val="20"/>
-        </w:rPr>
-      </w:pPr>
-      <w:r>
-        <w:rPr>
-          <w:sz w:val="20"/>
-          <w:szCs w:val="20"/>
-        </w:rPr>
-        <w:t xml:space="preserve">criar a </w:t>
-      </w:r>
-      <w:proofErr w:type="spellStart"/>
-      <w:r>
-        <w:rPr>
-          <w:sz w:val="20"/>
-          <w:szCs w:val="20"/>
-        </w:rPr>
-        <w:t>solution</w:t>
-      </w:r>
-      <w:proofErr w:type="spellEnd"/>
-    </w:p>
-    <w:p>
-      <w:pPr>
-        <w:numPr>
-          <w:ilvl w:val="0"/>
-          <w:numId w:val="25"/>
-        </w:numPr>
-        <w:rPr>
-          <w:sz w:val="20"/>
-          <w:szCs w:val="20"/>
-        </w:rPr>
-      </w:pPr>
-      <w:r>
-        <w:rPr>
-          <w:sz w:val="20"/>
-          <w:szCs w:val="20"/>
-        </w:rPr>
-        <w:t>criar os projetos</w:t>
-      </w:r>
-    </w:p>
-    <w:p>
-      <w:pPr>
-        <w:numPr>
-          <w:ilvl w:val="0"/>
-          <w:numId w:val="25"/>
-        </w:numPr>
-        <w:rPr>
-          <w:sz w:val="20"/>
-          <w:szCs w:val="20"/>
-        </w:rPr>
-      </w:pPr>
-      <w:r>
-        <w:rPr>
-          <w:sz w:val="20"/>
-          <w:szCs w:val="20"/>
-        </w:rPr>
-        <w:t>referenciar as camadas corretamente</w:t>
-      </w:r>
-    </w:p>
-    <w:p>
-      <w:pPr>
-        <w:numPr>
-          <w:ilvl w:val="0"/>
-          <w:numId w:val="25"/>
-        </w:numPr>
-        <w:rPr>
-          <w:sz w:val="20"/>
-          <w:szCs w:val="20"/>
-        </w:rPr>
-      </w:pPr>
-      <w:r>
-        <w:rPr>
-          <w:sz w:val="20"/>
-          <w:szCs w:val="20"/>
-        </w:rPr>
-        <w:t xml:space="preserve">deixar </w:t>
-      </w:r>
-      <w:proofErr w:type="spellStart"/>
-      <w:r>
-        <w:rPr>
-          <w:sz w:val="20"/>
-          <w:szCs w:val="20"/>
-        </w:rPr>
-        <w:t>buildando</w:t>
-      </w:r>
-      <w:proofErr w:type="spellEnd"/>
-    </w:p>
-    <w:p>
-      <w:pPr>
-        <w:rPr>
-          <w:sz w:val="20"/>
-          <w:szCs w:val="20"/>
-        </w:rPr>
-      </w:pPr>
-      <w:r>
-        <w:rPr>
-          <w:b/>
-          <w:bCs/>
-          <w:sz w:val="20"/>
-          <w:szCs w:val="20"/>
-        </w:rPr>
-        <w:t>Entregáveis</w:t>
-      </w:r>
-    </w:p>
-    <w:p>
-      <w:pPr>
-        <w:numPr>
-          <w:ilvl w:val="0"/>
-          <w:numId w:val="26"/>
-        </w:numPr>
-        <w:rPr>
-          <w:sz w:val="20"/>
-          <w:szCs w:val="20"/>
-        </w:rPr>
-      </w:pPr>
-      <w:proofErr w:type="spellStart"/>
-      <w:r>
-        <w:rPr>
-          <w:sz w:val="20"/>
-          <w:szCs w:val="20"/>
-        </w:rPr>
-        <w:t>solution</w:t>
-      </w:r>
-      <w:proofErr w:type="spellEnd"/>
-      <w:r>
-        <w:rPr>
-          <w:sz w:val="20"/>
-          <w:szCs w:val="20"/>
-        </w:rPr>
-        <w:t xml:space="preserve"> criada</w:t>
-      </w:r>
-    </w:p>
-    <w:p>
-      <w:pPr>
-        <w:numPr>
-          <w:ilvl w:val="0"/>
-          <w:numId w:val="26"/>
-        </w:numPr>
-        <w:rPr>
-          <w:sz w:val="20"/>
-          <w:szCs w:val="20"/>
-        </w:rPr>
-      </w:pPr>
-      <w:r>
-        <w:rPr>
-          <w:sz w:val="20"/>
-          <w:szCs w:val="20"/>
-        </w:rPr>
-        <w:t>projetos:</w:t>
-      </w:r>
-    </w:p>
-    <w:p>
-      <w:pPr>
-        <w:numPr>
-          <w:ilvl w:val="1"/>
-          <w:numId w:val="26"/>
-        </w:numPr>
-        <w:rPr>
-          <w:sz w:val="20"/>
-          <w:szCs w:val="20"/>
-        </w:rPr>
-      </w:pPr>
-      <w:r>
-        <w:rPr>
-          <w:sz w:val="20"/>
-          <w:szCs w:val="20"/>
-        </w:rPr>
-        <w:t>Api</w:t>
-      </w:r>
-    </w:p>
-    <w:p>
-      <w:pPr>
-        <w:numPr>
-          <w:ilvl w:val="1"/>
-          <w:numId w:val="26"/>
-        </w:numPr>
-        <w:rPr>
-          <w:sz w:val="20"/>
-          <w:szCs w:val="20"/>
-        </w:rPr>
-      </w:pPr>
-      <w:proofErr w:type="spellStart"/>
-      <w:r>
-        <w:rPr>
-          <w:sz w:val="20"/>
-          <w:szCs w:val="20"/>
-        </w:rPr>
-        <w:t>Application</w:t>
-      </w:r>
-      <w:proofErr w:type="spellEnd"/>
-    </w:p>
-    <w:p>
-      <w:pPr>
-        <w:numPr>
-          <w:ilvl w:val="1"/>
-          <w:numId w:val="26"/>
-        </w:numPr>
-        <w:rPr>
-          <w:sz w:val="20"/>
-          <w:szCs w:val="20"/>
-        </w:rPr>
-      </w:pPr>
-      <w:r>
-        <w:rPr>
-          <w:sz w:val="20"/>
-          <w:szCs w:val="20"/>
-        </w:rPr>
-        <w:t>Domain</w:t>
-      </w:r>
-    </w:p>
-    <w:p>
-      <w:pPr>
-        <w:numPr>
-          <w:ilvl w:val="1"/>
-          <w:numId w:val="26"/>
-        </w:numPr>
-        <w:rPr>
-          <w:sz w:val="20"/>
-          <w:szCs w:val="20"/>
-        </w:rPr>
-      </w:pPr>
-      <w:proofErr w:type="spellStart"/>
-      <w:r>
-        <w:rPr>
-          <w:sz w:val="20"/>
-          <w:szCs w:val="20"/>
-        </w:rPr>
-        <w:t>Infrastructure</w:t>
-      </w:r>
-      <w:proofErr w:type="spellEnd"/>
-    </w:p>
-    <w:p>
-      <w:pPr>
-        <w:numPr>
-          <w:ilvl w:val="1"/>
-          <w:numId w:val="26"/>
-        </w:numPr>
-        <w:rPr>
-          <w:sz w:val="20"/>
-          <w:szCs w:val="20"/>
-        </w:rPr>
-      </w:pPr>
-      <w:proofErr w:type="spellStart"/>
-      <w:r>
-        <w:rPr>
-          <w:sz w:val="20"/>
-          <w:szCs w:val="20"/>
-        </w:rPr>
-        <w:t>UnitTests</w:t>
-      </w:r>
-      <w:proofErr w:type="spellEnd"/>
-    </w:p>
-    <w:p>
-      <w:pPr>
-        <w:numPr>
-          <w:ilvl w:val="0"/>
-          <w:numId w:val="26"/>
-        </w:numPr>
-        <w:rPr>
-          <w:sz w:val="20"/>
-          <w:szCs w:val="20"/>
-        </w:rPr>
-      </w:pPr>
-      <w:r>
-        <w:rPr>
-          <w:sz w:val="20"/>
-          <w:szCs w:val="20"/>
-        </w:rPr>
-        <w:t>referências corretas</w:t>
-      </w:r>
-    </w:p>
-    <w:p>
-      <w:pPr>
-        <w:numPr>
-          <w:ilvl w:val="0"/>
-          <w:numId w:val="26"/>
-        </w:numPr>
-        <w:rPr>
-          <w:sz w:val="20"/>
-          <w:szCs w:val="20"/>
-        </w:rPr>
-      </w:pPr>
-      <w:r>
-        <w:rPr>
-          <w:sz w:val="20"/>
-          <w:szCs w:val="20"/>
-        </w:rPr>
-        <w:t>build funcionando</w:t>
-      </w:r>
-    </w:p>
-    <w:p>
-      <w:pPr>
-        <w:rPr>
-          <w:b/>
-          <w:bCs/>
-          <w:sz w:val="20"/>
-          <w:szCs w:val="20"/>
-        </w:rPr>
-      </w:pPr>
-      <w:r>
-        <w:rPr>
-          <w:b/>
-          <w:bCs/>
-          <w:sz w:val="20"/>
-          <w:szCs w:val="20"/>
-        </w:rPr>
-        <w:t>Etapa 2 — Base do domínio</w:t>
-      </w:r>
-    </w:p>
-    <w:p>
-      <w:pPr>
-        <w:rPr>
-          <w:sz w:val="20"/>
-          <w:szCs w:val="20"/>
-        </w:rPr>
-      </w:pPr>
-      <w:r>
-        <w:rPr>
-          <w:b/>
-          <w:bCs/>
-          <w:sz w:val="20"/>
-          <w:szCs w:val="20"/>
-        </w:rPr>
-        <w:t>Objetivo</w:t>
-      </w:r>
-    </w:p>
-    <w:p>
-      <w:pPr>
-        <w:numPr>
-          <w:ilvl w:val="0"/>
-          <w:numId w:val="27"/>
-        </w:numPr>
-        <w:rPr>
-          <w:sz w:val="20"/>
-          <w:szCs w:val="20"/>
-        </w:rPr>
-      </w:pPr>
-      <w:r>
-        <w:rPr>
-          <w:sz w:val="20"/>
-          <w:szCs w:val="20"/>
-        </w:rPr>
-        <w:t>criar entidades</w:t>
-      </w:r>
-    </w:p>
-    <w:p>
-      <w:pPr>
-        <w:numPr>
-          <w:ilvl w:val="0"/>
-          <w:numId w:val="27"/>
-        </w:numPr>
-        <w:rPr>
-          <w:sz w:val="20"/>
-          <w:szCs w:val="20"/>
-        </w:rPr>
-      </w:pPr>
-      <w:r>
-        <w:rPr>
-          <w:sz w:val="20"/>
-          <w:szCs w:val="20"/>
-        </w:rPr>
-        <w:t xml:space="preserve">criar </w:t>
-      </w:r>
-      <w:proofErr w:type="spellStart"/>
-      <w:r>
-        <w:rPr>
-          <w:sz w:val="20"/>
-          <w:szCs w:val="20"/>
-        </w:rPr>
-        <w:t>enums</w:t>
-      </w:r>
-      <w:proofErr w:type="spellEnd"/>
-    </w:p>
-    <w:p>
-      <w:pPr>
-        <w:numPr>
-          <w:ilvl w:val="0"/>
-          <w:numId w:val="27"/>
-        </w:numPr>
-        <w:rPr>
-          <w:sz w:val="20"/>
-          <w:szCs w:val="20"/>
-        </w:rPr>
-      </w:pPr>
-      <w:r>
-        <w:rPr>
-          <w:sz w:val="20"/>
-          <w:szCs w:val="20"/>
-        </w:rPr>
-        <w:t>criar contratos básicos se necessário</w:t>
-      </w:r>
-    </w:p>
-    <w:p>
-      <w:pPr>
-        <w:rPr>
-          <w:sz w:val="20"/>
-          <w:szCs w:val="20"/>
-        </w:rPr>
-      </w:pPr>
-      <w:r>
-        <w:rPr>
-          <w:b/>
-          <w:bCs/>
-          <w:sz w:val="20"/>
-          <w:szCs w:val="20"/>
-        </w:rPr>
-        <w:t>Entregáveis</w:t>
-      </w:r>
-    </w:p>
-    <w:p>
-      <w:pPr>
-        <w:numPr>
-          <w:ilvl w:val="0"/>
-          <w:numId w:val="28"/>
-        </w:numPr>
-        <w:rPr>
-          <w:sz w:val="20"/>
-          <w:szCs w:val="20"/>
-        </w:rPr>
-      </w:pPr>
-      <w:r>
-        <w:rPr>
-          <w:sz w:val="20"/>
-          <w:szCs w:val="20"/>
-        </w:rPr>
-        <w:t>entidades:</w:t>
-      </w:r>
-    </w:p>
-    <w:p>
-      <w:pPr>
-        <w:numPr>
-          <w:ilvl w:val="1"/>
-          <w:numId w:val="28"/>
-        </w:numPr>
-        <w:rPr>
-          <w:sz w:val="20"/>
-          <w:szCs w:val="20"/>
-        </w:rPr>
-      </w:pPr>
-      <w:r>
-        <w:rPr>
-          <w:sz w:val="20"/>
-          <w:szCs w:val="20"/>
-        </w:rPr>
-        <w:t>Cliente</w:t>
-      </w:r>
-    </w:p>
-    <w:p>
-      <w:pPr>
-        <w:numPr>
-          <w:ilvl w:val="1"/>
-          <w:numId w:val="28"/>
-        </w:numPr>
-        <w:rPr>
-          <w:sz w:val="20"/>
-          <w:szCs w:val="20"/>
-        </w:rPr>
-      </w:pPr>
-      <w:r>
-        <w:rPr>
-          <w:sz w:val="20"/>
-          <w:szCs w:val="20"/>
-        </w:rPr>
-        <w:t>Servidor</w:t>
-      </w:r>
-    </w:p>
-    <w:p>
-      <w:pPr>
-        <w:numPr>
-          <w:ilvl w:val="1"/>
-          <w:numId w:val="28"/>
-        </w:numPr>
-        <w:rPr>
-          <w:sz w:val="20"/>
-          <w:szCs w:val="20"/>
-        </w:rPr>
-      </w:pPr>
-      <w:proofErr w:type="spellStart"/>
-      <w:r>
-        <w:rPr>
-          <w:sz w:val="20"/>
-          <w:szCs w:val="20"/>
-        </w:rPr>
-        <w:t>TelaCliente</w:t>
-      </w:r>
-      <w:proofErr w:type="spellEnd"/>
-    </w:p>
-    <w:p>
-      <w:pPr>
-        <w:numPr>
-          <w:ilvl w:val="1"/>
-          <w:numId w:val="28"/>
-        </w:numPr>
-        <w:rPr>
-          <w:sz w:val="20"/>
-          <w:szCs w:val="20"/>
-        </w:rPr>
-      </w:pPr>
-      <w:proofErr w:type="spellStart"/>
-      <w:r>
-        <w:rPr>
-          <w:sz w:val="20"/>
-          <w:szCs w:val="20"/>
-        </w:rPr>
-        <w:t>RenovacaoTelaHistorico</w:t>
-      </w:r>
-      <w:proofErr w:type="spellEnd"/>
-    </w:p>
-    <w:p>
-      <w:pPr>
-        <w:numPr>
-          <w:ilvl w:val="1"/>
-          <w:numId w:val="28"/>
-        </w:numPr>
-        <w:rPr>
-          <w:sz w:val="20"/>
-          <w:szCs w:val="20"/>
-        </w:rPr>
-      </w:pPr>
-      <w:proofErr w:type="spellStart"/>
-      <w:r>
-        <w:rPr>
-          <w:sz w:val="20"/>
-          <w:szCs w:val="20"/>
-        </w:rPr>
-        <w:t>LancamentoFinanceiro</w:t>
-      </w:r>
-      <w:proofErr w:type="spellEnd"/>
-    </w:p>
-    <w:p>
-      <w:pPr>
-        <w:numPr>
-          <w:ilvl w:val="0"/>
-          <w:numId w:val="28"/>
-        </w:numPr>
-        <w:rPr>
-          <w:sz w:val="20"/>
-          <w:szCs w:val="20"/>
-        </w:rPr>
-      </w:pPr>
-      <w:proofErr w:type="spellStart"/>
-      <w:r>
-        <w:rPr>
-          <w:sz w:val="20"/>
-          <w:szCs w:val="20"/>
-        </w:rPr>
-        <w:lastRenderedPageBreak/>
-        <w:t>enums</w:t>
-      </w:r>
-      <w:proofErr w:type="spellEnd"/>
-      <w:r>
-        <w:rPr>
-          <w:sz w:val="20"/>
-          <w:szCs w:val="20"/>
-        </w:rPr>
-        <w:t>:</w:t>
-      </w:r>
-    </w:p>
-    <w:p>
-      <w:pPr>
-        <w:numPr>
-          <w:ilvl w:val="1"/>
-          <w:numId w:val="28"/>
-        </w:numPr>
-        <w:rPr>
-          <w:sz w:val="20"/>
-          <w:szCs w:val="20"/>
-        </w:rPr>
-      </w:pPr>
-      <w:proofErr w:type="spellStart"/>
-      <w:r>
-        <w:rPr>
-          <w:sz w:val="20"/>
-          <w:szCs w:val="20"/>
-        </w:rPr>
-        <w:t>StatusServidor</w:t>
-      </w:r>
-      <w:proofErr w:type="spellEnd"/>
-    </w:p>
-    <w:p>
-      <w:pPr>
-        <w:numPr>
-          <w:ilvl w:val="1"/>
-          <w:numId w:val="28"/>
-        </w:numPr>
-        <w:rPr>
-          <w:sz w:val="20"/>
-          <w:szCs w:val="20"/>
-        </w:rPr>
-      </w:pPr>
-      <w:proofErr w:type="spellStart"/>
-      <w:r>
-        <w:rPr>
-          <w:sz w:val="20"/>
-          <w:szCs w:val="20"/>
-        </w:rPr>
-        <w:t>StatusTela</w:t>
-      </w:r>
-      <w:proofErr w:type="spellEnd"/>
-    </w:p>
-    <w:p>
-      <w:pPr>
-        <w:numPr>
-          <w:ilvl w:val="1"/>
-          <w:numId w:val="28"/>
-        </w:numPr>
-        <w:rPr>
-          <w:sz w:val="20"/>
-          <w:szCs w:val="20"/>
-        </w:rPr>
-      </w:pPr>
-      <w:proofErr w:type="spellStart"/>
-      <w:r>
-        <w:rPr>
-          <w:sz w:val="20"/>
-          <w:szCs w:val="20"/>
-        </w:rPr>
-        <w:t>StatusFinanceiro</w:t>
-      </w:r>
-      <w:proofErr w:type="spellEnd"/>
-    </w:p>
-    <w:p>
-      <w:pPr>
-        <w:rPr>
-          <w:b/>
-          <w:bCs/>
-          <w:sz w:val="20"/>
-          <w:szCs w:val="20"/>
-        </w:rPr>
-      </w:pPr>
-      <w:r>
-        <w:rPr>
-          <w:b/>
-          <w:bCs/>
-          <w:sz w:val="20"/>
-          <w:szCs w:val="20"/>
-        </w:rPr>
-        <w:t>Etapa 3 — Persistência com EF Core e MySQL</w:t>
-      </w:r>
-    </w:p>
-    <w:p>
-      <w:pPr>
-        <w:rPr>
-          <w:sz w:val="20"/>
-          <w:szCs w:val="20"/>
-        </w:rPr>
-      </w:pPr>
-      <w:r>
-        <w:rPr>
-          <w:b/>
-          <w:bCs/>
-          <w:sz w:val="20"/>
-          <w:szCs w:val="20"/>
-        </w:rPr>
-        <w:t>Objetivo</w:t>
-      </w:r>
-    </w:p>
-    <w:p>
-      <w:pPr>
-        <w:numPr>
-          <w:ilvl w:val="0"/>
-          <w:numId w:val="29"/>
-        </w:numPr>
-        <w:rPr>
-          <w:sz w:val="20"/>
-          <w:szCs w:val="20"/>
-        </w:rPr>
-      </w:pPr>
-      <w:r>
-        <w:rPr>
-          <w:sz w:val="20"/>
-          <w:szCs w:val="20"/>
-        </w:rPr>
-        <w:t xml:space="preserve">configurar o </w:t>
-      </w:r>
-      <w:proofErr w:type="spellStart"/>
-      <w:r>
-        <w:rPr>
-          <w:sz w:val="20"/>
-          <w:szCs w:val="20"/>
-        </w:rPr>
-        <w:t>DbContext</w:t>
-      </w:r>
-      <w:proofErr w:type="spellEnd"/>
-    </w:p>
-    <w:p>
-      <w:pPr>
-        <w:numPr>
-          <w:ilvl w:val="0"/>
-          <w:numId w:val="29"/>
-        </w:numPr>
-        <w:rPr>
-          <w:sz w:val="20"/>
-          <w:szCs w:val="20"/>
-        </w:rPr>
-      </w:pPr>
-      <w:r>
-        <w:rPr>
-          <w:sz w:val="20"/>
-          <w:szCs w:val="20"/>
-        </w:rPr>
-        <w:t>criar mapeamentos</w:t>
-      </w:r>
-    </w:p>
-    <w:p>
-      <w:pPr>
-        <w:numPr>
-          <w:ilvl w:val="0"/>
-          <w:numId w:val="29"/>
-        </w:numPr>
-        <w:rPr>
-          <w:sz w:val="20"/>
-          <w:szCs w:val="20"/>
-        </w:rPr>
-      </w:pPr>
-      <w:r>
-        <w:rPr>
-          <w:sz w:val="20"/>
-          <w:szCs w:val="20"/>
-        </w:rPr>
-        <w:t>preparar infraestrutura</w:t>
-      </w:r>
-    </w:p>
-    <w:p>
-      <w:pPr>
-        <w:numPr>
-          <w:ilvl w:val="0"/>
-          <w:numId w:val="29"/>
-        </w:numPr>
-        <w:rPr>
-          <w:sz w:val="20"/>
-          <w:szCs w:val="20"/>
-        </w:rPr>
-      </w:pPr>
-      <w:r>
-        <w:rPr>
-          <w:sz w:val="20"/>
-          <w:szCs w:val="20"/>
-        </w:rPr>
-        <w:t xml:space="preserve">gerar </w:t>
-      </w:r>
-      <w:proofErr w:type="spellStart"/>
-      <w:r>
-        <w:rPr>
-          <w:sz w:val="20"/>
-          <w:szCs w:val="20"/>
-        </w:rPr>
-        <w:t>migration</w:t>
-      </w:r>
-      <w:proofErr w:type="spellEnd"/>
-      <w:r>
-        <w:rPr>
-          <w:sz w:val="20"/>
-          <w:szCs w:val="20"/>
-        </w:rPr>
-        <w:t xml:space="preserve"> inicial</w:t>
-      </w:r>
-    </w:p>
-    <w:p>
-      <w:pPr>
-        <w:rPr>
-          <w:sz w:val="20"/>
-          <w:szCs w:val="20"/>
-        </w:rPr>
-      </w:pPr>
-      <w:r>
-        <w:rPr>
-          <w:b/>
-          <w:bCs/>
-          <w:sz w:val="20"/>
-          <w:szCs w:val="20"/>
-        </w:rPr>
-        <w:t>Entregáveis</w:t>
-      </w:r>
-    </w:p>
-    <w:p>
-      <w:pPr>
-        <w:numPr>
-          <w:ilvl w:val="0"/>
-          <w:numId w:val="30"/>
-        </w:numPr>
-        <w:rPr>
-          <w:sz w:val="20"/>
-          <w:szCs w:val="20"/>
-        </w:rPr>
-      </w:pPr>
-      <w:proofErr w:type="spellStart"/>
-      <w:r>
-        <w:rPr>
-          <w:sz w:val="20"/>
-          <w:szCs w:val="20"/>
-        </w:rPr>
-        <w:t>DbContext</w:t>
-      </w:r>
-      <w:proofErr w:type="spellEnd"/>
-    </w:p>
-    <w:p>
-      <w:pPr>
-        <w:numPr>
-          <w:ilvl w:val="0"/>
-          <w:numId w:val="30"/>
-        </w:numPr>
-        <w:rPr>
-          <w:sz w:val="20"/>
-          <w:szCs w:val="20"/>
-        </w:rPr>
-      </w:pPr>
-      <w:proofErr w:type="spellStart"/>
-      <w:r>
-        <w:rPr>
-          <w:sz w:val="20"/>
-          <w:szCs w:val="20"/>
-        </w:rPr>
-        <w:t>entity</w:t>
-      </w:r>
-      <w:proofErr w:type="spellEnd"/>
-      <w:r>
-        <w:rPr>
-          <w:sz w:val="20"/>
-          <w:szCs w:val="20"/>
-        </w:rPr>
-        <w:t xml:space="preserve"> </w:t>
-      </w:r>
-      <w:proofErr w:type="spellStart"/>
-      <w:r>
-        <w:rPr>
-          <w:sz w:val="20"/>
-          <w:szCs w:val="20"/>
-        </w:rPr>
-        <w:t>configurations</w:t>
-      </w:r>
-      <w:proofErr w:type="spellEnd"/>
-    </w:p>
-    <w:p>
-      <w:pPr>
-        <w:numPr>
-          <w:ilvl w:val="0"/>
-          <w:numId w:val="30"/>
-        </w:numPr>
-        <w:rPr>
-          <w:sz w:val="20"/>
-          <w:szCs w:val="20"/>
-        </w:rPr>
-      </w:pPr>
-      <w:r>
-        <w:rPr>
-          <w:sz w:val="20"/>
-          <w:szCs w:val="20"/>
-        </w:rPr>
-        <w:t xml:space="preserve">connection </w:t>
-      </w:r>
-      <w:proofErr w:type="spellStart"/>
-      <w:r>
-        <w:rPr>
-          <w:sz w:val="20"/>
-          <w:szCs w:val="20"/>
-        </w:rPr>
-        <w:t>string</w:t>
-      </w:r>
-      <w:proofErr w:type="spellEnd"/>
-      <w:r>
-        <w:rPr>
-          <w:sz w:val="20"/>
-          <w:szCs w:val="20"/>
-        </w:rPr>
-        <w:t xml:space="preserve"> configurável</w:t>
-      </w:r>
-    </w:p>
-    <w:p>
-      <w:pPr>
-        <w:numPr>
-          <w:ilvl w:val="0"/>
-          <w:numId w:val="30"/>
-        </w:numPr>
-        <w:rPr>
-          <w:sz w:val="20"/>
-          <w:szCs w:val="20"/>
-        </w:rPr>
-      </w:pPr>
-      <w:proofErr w:type="spellStart"/>
-      <w:r>
-        <w:rPr>
-          <w:sz w:val="20"/>
-          <w:szCs w:val="20"/>
-        </w:rPr>
-        <w:t>migration</w:t>
-      </w:r>
-      <w:proofErr w:type="spellEnd"/>
-      <w:r>
-        <w:rPr>
-          <w:sz w:val="20"/>
-          <w:szCs w:val="20"/>
-        </w:rPr>
-        <w:t xml:space="preserve"> inicial</w:t>
-      </w:r>
-    </w:p>
-    <w:p>
-      <w:pPr>
-        <w:numPr>
-          <w:ilvl w:val="0"/>
-          <w:numId w:val="30"/>
-        </w:numPr>
-        <w:rPr>
-          <w:sz w:val="20"/>
-          <w:szCs w:val="20"/>
-        </w:rPr>
-      </w:pPr>
-      <w:r>
-        <w:rPr>
-          <w:sz w:val="20"/>
-          <w:szCs w:val="20"/>
-        </w:rPr>
-        <w:t>banco preparado</w:t>
-      </w:r>
-    </w:p>
-    <w:p>
-      <w:pPr>
-        <w:rPr>
-          <w:b/>
-          <w:bCs/>
-          <w:sz w:val="20"/>
-          <w:szCs w:val="20"/>
-        </w:rPr>
-      </w:pPr>
-      <w:r>
-        <w:rPr>
-          <w:b/>
-          <w:bCs/>
-          <w:sz w:val="20"/>
-          <w:szCs w:val="20"/>
-        </w:rPr>
-        <w:t>Etapa 4 — Casos de uso de Cliente</w:t>
-      </w:r>
-    </w:p>
-    <w:p>
-      <w:pPr>
-        <w:rPr>
-          <w:sz w:val="20"/>
-          <w:szCs w:val="20"/>
-        </w:rPr>
-      </w:pPr>
-      <w:r>
-        <w:rPr>
-          <w:b/>
-          <w:bCs/>
-          <w:sz w:val="20"/>
-          <w:szCs w:val="20"/>
-        </w:rPr>
-        <w:t>Objetivo</w:t>
-      </w:r>
-    </w:p>
-    <w:p>
-      <w:pPr>
-        <w:numPr>
-          <w:ilvl w:val="0"/>
-          <w:numId w:val="31"/>
-        </w:numPr>
-        <w:rPr>
-          <w:sz w:val="20"/>
-          <w:szCs w:val="20"/>
-        </w:rPr>
-      </w:pPr>
-      <w:r>
-        <w:rPr>
-          <w:sz w:val="20"/>
-          <w:szCs w:val="20"/>
-        </w:rPr>
-        <w:t>CRUD de cliente</w:t>
-      </w:r>
-    </w:p>
-    <w:p>
-      <w:pPr>
-        <w:rPr>
-          <w:sz w:val="20"/>
-          <w:szCs w:val="20"/>
-        </w:rPr>
-      </w:pPr>
-      <w:r>
-        <w:rPr>
-          <w:b/>
-          <w:bCs/>
-          <w:sz w:val="20"/>
-          <w:szCs w:val="20"/>
-        </w:rPr>
-        <w:t>Entregáveis</w:t>
-      </w:r>
-    </w:p>
-    <w:p>
-      <w:pPr>
-        <w:numPr>
-          <w:ilvl w:val="0"/>
-          <w:numId w:val="32"/>
-        </w:numPr>
-        <w:rPr>
-          <w:sz w:val="20"/>
-          <w:szCs w:val="20"/>
-        </w:rPr>
-      </w:pPr>
-      <w:proofErr w:type="spellStart"/>
-      <w:r>
-        <w:rPr>
-          <w:sz w:val="20"/>
-          <w:szCs w:val="20"/>
-        </w:rPr>
-        <w:t>DTOs</w:t>
-      </w:r>
-      <w:proofErr w:type="spellEnd"/>
-    </w:p>
-    <w:p>
-      <w:pPr>
-        <w:numPr>
-          <w:ilvl w:val="0"/>
-          <w:numId w:val="32"/>
-        </w:numPr>
-        <w:rPr>
-          <w:sz w:val="20"/>
-          <w:szCs w:val="20"/>
-        </w:rPr>
-      </w:pPr>
-      <w:proofErr w:type="spellStart"/>
-      <w:r>
-        <w:rPr>
-          <w:sz w:val="20"/>
-          <w:szCs w:val="20"/>
-        </w:rPr>
-        <w:t>handlers</w:t>
-      </w:r>
-      <w:proofErr w:type="spellEnd"/>
-      <w:r>
-        <w:rPr>
-          <w:sz w:val="20"/>
-          <w:szCs w:val="20"/>
-        </w:rPr>
-        <w:t>/</w:t>
-      </w:r>
-      <w:proofErr w:type="spellStart"/>
-      <w:r>
-        <w:rPr>
-          <w:sz w:val="20"/>
-          <w:szCs w:val="20"/>
-        </w:rPr>
-        <w:t>services</w:t>
-      </w:r>
-      <w:proofErr w:type="spellEnd"/>
-      <w:r>
-        <w:rPr>
-          <w:sz w:val="20"/>
-          <w:szCs w:val="20"/>
-        </w:rPr>
-        <w:t>/use cases</w:t>
-      </w:r>
-    </w:p>
-    <w:p>
-      <w:pPr>
-        <w:numPr>
-          <w:ilvl w:val="0"/>
-          <w:numId w:val="32"/>
-        </w:numPr>
-        <w:rPr>
-          <w:sz w:val="20"/>
-          <w:szCs w:val="20"/>
-        </w:rPr>
-      </w:pPr>
-      <w:proofErr w:type="spellStart"/>
-      <w:r>
-        <w:rPr>
-          <w:sz w:val="20"/>
-          <w:szCs w:val="20"/>
-        </w:rPr>
-        <w:t>controller</w:t>
-      </w:r>
-      <w:proofErr w:type="spellEnd"/>
-    </w:p>
-    <w:p>
-      <w:pPr>
-        <w:numPr>
-          <w:ilvl w:val="0"/>
-          <w:numId w:val="32"/>
-        </w:numPr>
-        <w:rPr>
-          <w:sz w:val="20"/>
-          <w:szCs w:val="20"/>
-        </w:rPr>
-      </w:pPr>
-      <w:r>
-        <w:rPr>
-          <w:sz w:val="20"/>
-          <w:szCs w:val="20"/>
-        </w:rPr>
-        <w:t>validações básicas</w:t>
-      </w:r>
-    </w:p>
-    <w:p>
-      <w:pPr>
-        <w:rPr>
-          <w:b/>
-          <w:bCs/>
-          <w:sz w:val="20"/>
-          <w:szCs w:val="20"/>
-        </w:rPr>
-      </w:pPr>
-      <w:r>
-        <w:rPr>
-          <w:b/>
-          <w:bCs/>
-          <w:sz w:val="20"/>
-          <w:szCs w:val="20"/>
-        </w:rPr>
-        <w:t>Etapa 5 — Casos de uso de Servidor</w:t>
-      </w:r>
-    </w:p>
-    <w:p>
-      <w:pPr>
-        <w:rPr>
-          <w:sz w:val="20"/>
-          <w:szCs w:val="20"/>
-        </w:rPr>
-      </w:pPr>
-      <w:r>
-        <w:rPr>
-          <w:b/>
-          <w:bCs/>
-          <w:sz w:val="20"/>
-          <w:szCs w:val="20"/>
-        </w:rPr>
-        <w:t>Objetivo</w:t>
-      </w:r>
-    </w:p>
-    <w:p>
-      <w:pPr>
-        <w:numPr>
-          <w:ilvl w:val="0"/>
-          <w:numId w:val="33"/>
-        </w:numPr>
-        <w:rPr>
-          <w:sz w:val="20"/>
-          <w:szCs w:val="20"/>
-        </w:rPr>
-      </w:pPr>
-      <w:r>
-        <w:rPr>
-          <w:sz w:val="20"/>
-          <w:szCs w:val="20"/>
-        </w:rPr>
-        <w:t>CRUD de servidor</w:t>
-      </w:r>
-    </w:p>
-    <w:p>
-      <w:pPr>
-        <w:rPr>
-          <w:sz w:val="20"/>
-          <w:szCs w:val="20"/>
-        </w:rPr>
-      </w:pPr>
-      <w:r>
-        <w:rPr>
-          <w:b/>
-          <w:bCs/>
-          <w:sz w:val="20"/>
-          <w:szCs w:val="20"/>
-        </w:rPr>
-        <w:t>Entregáveis</w:t>
-      </w:r>
-    </w:p>
-    <w:p>
-      <w:pPr>
-        <w:numPr>
-          <w:ilvl w:val="0"/>
-          <w:numId w:val="34"/>
-        </w:numPr>
-        <w:rPr>
-          <w:sz w:val="20"/>
-          <w:szCs w:val="20"/>
-        </w:rPr>
-      </w:pPr>
-      <w:proofErr w:type="spellStart"/>
-      <w:r>
-        <w:rPr>
-          <w:sz w:val="20"/>
-          <w:szCs w:val="20"/>
-        </w:rPr>
-        <w:t>DTOs</w:t>
-      </w:r>
-      <w:proofErr w:type="spellEnd"/>
-    </w:p>
-    <w:p>
-      <w:pPr>
-        <w:numPr>
-          <w:ilvl w:val="0"/>
-          <w:numId w:val="34"/>
-        </w:numPr>
-        <w:rPr>
-          <w:sz w:val="20"/>
-          <w:szCs w:val="20"/>
-        </w:rPr>
-      </w:pPr>
-      <w:r>
-        <w:rPr>
-          <w:sz w:val="20"/>
-          <w:szCs w:val="20"/>
-        </w:rPr>
-        <w:t>casos de uso</w:t>
-      </w:r>
-    </w:p>
-    <w:p>
-      <w:pPr>
-        <w:numPr>
-          <w:ilvl w:val="0"/>
-          <w:numId w:val="34"/>
-        </w:numPr>
-        <w:rPr>
-          <w:sz w:val="20"/>
-          <w:szCs w:val="20"/>
-        </w:rPr>
-      </w:pPr>
-      <w:proofErr w:type="spellStart"/>
-      <w:r>
-        <w:rPr>
-          <w:sz w:val="20"/>
-          <w:szCs w:val="20"/>
-        </w:rPr>
-        <w:t>controller</w:t>
-      </w:r>
-      <w:proofErr w:type="spellEnd"/>
-    </w:p>
-    <w:p>
-      <w:pPr>
-        <w:numPr>
-          <w:ilvl w:val="0"/>
-          <w:numId w:val="34"/>
-        </w:numPr>
-        <w:rPr>
-          <w:sz w:val="20"/>
-          <w:szCs w:val="20"/>
-        </w:rPr>
-      </w:pPr>
-      <w:r>
-        <w:rPr>
-          <w:sz w:val="20"/>
-          <w:szCs w:val="20"/>
-        </w:rPr>
-        <w:lastRenderedPageBreak/>
-        <w:t>alteração de status</w:t>
-      </w:r>
-    </w:p>
-    <w:p>
-      <w:pPr>
-        <w:rPr>
-          <w:b/>
-          <w:bCs/>
-          <w:sz w:val="20"/>
-          <w:szCs w:val="20"/>
-        </w:rPr>
-      </w:pPr>
-      <w:r>
-        <w:rPr>
-          <w:b/>
-          <w:bCs/>
-          <w:sz w:val="20"/>
-          <w:szCs w:val="20"/>
-        </w:rPr>
-        <w:t xml:space="preserve">Etapa 6 — Casos de uso de </w:t>
-      </w:r>
-      <w:proofErr w:type="spellStart"/>
-      <w:r>
-        <w:rPr>
-          <w:b/>
-          <w:bCs/>
-          <w:sz w:val="20"/>
-          <w:szCs w:val="20"/>
-        </w:rPr>
-        <w:t>TelaCliente</w:t>
-      </w:r>
-      <w:proofErr w:type="spellEnd"/>
-    </w:p>
-    <w:p>
-      <w:pPr>
-        <w:rPr>
-          <w:sz w:val="20"/>
-          <w:szCs w:val="20"/>
-        </w:rPr>
-      </w:pPr>
-      <w:r>
-        <w:rPr>
-          <w:b/>
-          <w:bCs/>
-          <w:sz w:val="20"/>
-          <w:szCs w:val="20"/>
-        </w:rPr>
-        <w:t>Objetivo</w:t>
-      </w:r>
-    </w:p>
-    <w:p>
-      <w:pPr>
-        <w:numPr>
-          <w:ilvl w:val="0"/>
-          <w:numId w:val="35"/>
-        </w:numPr>
-        <w:rPr>
-          <w:sz w:val="20"/>
-          <w:szCs w:val="20"/>
-        </w:rPr>
-      </w:pPr>
-      <w:r>
-        <w:rPr>
-          <w:sz w:val="20"/>
-          <w:szCs w:val="20"/>
-        </w:rPr>
-        <w:t>CRUD da tela</w:t>
-      </w:r>
-    </w:p>
-    <w:p>
-      <w:pPr>
-        <w:rPr>
-          <w:sz w:val="20"/>
-          <w:szCs w:val="20"/>
-        </w:rPr>
-      </w:pPr>
-      <w:r>
-        <w:rPr>
-          <w:b/>
-          <w:bCs/>
-          <w:sz w:val="20"/>
-          <w:szCs w:val="20"/>
-        </w:rPr>
-        <w:t>Entregáveis</w:t>
-      </w:r>
-    </w:p>
-    <w:p>
-      <w:pPr>
-        <w:numPr>
-          <w:ilvl w:val="0"/>
-          <w:numId w:val="36"/>
-        </w:numPr>
-        <w:rPr>
-          <w:sz w:val="20"/>
-          <w:szCs w:val="20"/>
-        </w:rPr>
-      </w:pPr>
-      <w:r>
-        <w:rPr>
-          <w:sz w:val="20"/>
-          <w:szCs w:val="20"/>
-        </w:rPr>
-        <w:t>cadastro de tela</w:t>
-      </w:r>
-    </w:p>
-    <w:p>
-      <w:pPr>
-        <w:numPr>
-          <w:ilvl w:val="0"/>
-          <w:numId w:val="36"/>
-        </w:numPr>
-        <w:rPr>
-          <w:sz w:val="20"/>
-          <w:szCs w:val="20"/>
-        </w:rPr>
-      </w:pPr>
-      <w:r>
-        <w:rPr>
-          <w:sz w:val="20"/>
-          <w:szCs w:val="20"/>
-        </w:rPr>
-        <w:t>edição de tela</w:t>
-      </w:r>
-    </w:p>
-    <w:p>
-      <w:pPr>
-        <w:numPr>
-          <w:ilvl w:val="0"/>
-          <w:numId w:val="36"/>
-        </w:numPr>
-        <w:rPr>
-          <w:sz w:val="20"/>
-          <w:szCs w:val="20"/>
-        </w:rPr>
-      </w:pPr>
-      <w:r>
-        <w:rPr>
-          <w:sz w:val="20"/>
-          <w:szCs w:val="20"/>
-        </w:rPr>
-        <w:t>listagem de telas</w:t>
-      </w:r>
-    </w:p>
-    <w:p>
-      <w:pPr>
-        <w:numPr>
-          <w:ilvl w:val="0"/>
-          <w:numId w:val="36"/>
-        </w:numPr>
-        <w:rPr>
-          <w:sz w:val="20"/>
-          <w:szCs w:val="20"/>
-        </w:rPr>
-      </w:pPr>
-      <w:r>
-        <w:rPr>
-          <w:sz w:val="20"/>
-          <w:szCs w:val="20"/>
-        </w:rPr>
-        <w:t>detalhe de tela</w:t>
-      </w:r>
-    </w:p>
-    <w:p>
-      <w:pPr>
-        <w:numPr>
-          <w:ilvl w:val="0"/>
-          <w:numId w:val="36"/>
-        </w:numPr>
-        <w:rPr>
-          <w:sz w:val="20"/>
-          <w:szCs w:val="20"/>
-        </w:rPr>
-      </w:pPr>
-      <w:r>
-        <w:rPr>
-          <w:sz w:val="20"/>
-          <w:szCs w:val="20"/>
-        </w:rPr>
-        <w:t>filtro por cliente</w:t>
-      </w:r>
-    </w:p>
-    <w:p>
-      <w:pPr>
-        <w:numPr>
-          <w:ilvl w:val="0"/>
-          <w:numId w:val="36"/>
-        </w:numPr>
-        <w:rPr>
-          <w:sz w:val="20"/>
-          <w:szCs w:val="20"/>
-        </w:rPr>
-      </w:pPr>
-      <w:r>
-        <w:rPr>
-          <w:sz w:val="20"/>
-          <w:szCs w:val="20"/>
-        </w:rPr>
-        <w:t>filtro por servidor</w:t>
-      </w:r>
-    </w:p>
-    <w:p>
-      <w:pPr>
-        <w:rPr>
-          <w:b/>
-          <w:bCs/>
-          <w:sz w:val="20"/>
-          <w:szCs w:val="20"/>
-        </w:rPr>
-      </w:pPr>
-      <w:r>
-        <w:rPr>
-          <w:b/>
-          <w:bCs/>
-          <w:sz w:val="20"/>
-          <w:szCs w:val="20"/>
-        </w:rPr>
-        <w:t>Etapa 7 — Regras técnicas da Tela</w:t>
-      </w:r>
-    </w:p>
-    <w:p>
-      <w:pPr>
-        <w:rPr>
-          <w:sz w:val="20"/>
-          <w:szCs w:val="20"/>
-        </w:rPr>
-      </w:pPr>
-      <w:r>
-        <w:rPr>
-          <w:b/>
-          <w:bCs/>
-          <w:sz w:val="20"/>
-          <w:szCs w:val="20"/>
-        </w:rPr>
-        <w:t>Objetivo</w:t>
-      </w:r>
-    </w:p>
-    <w:p>
-      <w:pPr>
-        <w:numPr>
-          <w:ilvl w:val="0"/>
-          <w:numId w:val="37"/>
-        </w:numPr>
-        <w:rPr>
-          <w:sz w:val="20"/>
-          <w:szCs w:val="20"/>
-        </w:rPr>
-      </w:pPr>
-      <w:r>
-        <w:rPr>
-          <w:sz w:val="20"/>
-          <w:szCs w:val="20"/>
-        </w:rPr>
-        <w:t>renovação manual</w:t>
-      </w:r>
-    </w:p>
-    <w:p>
-      <w:pPr>
-        <w:numPr>
-          <w:ilvl w:val="0"/>
-          <w:numId w:val="37"/>
-        </w:numPr>
-        <w:rPr>
-          <w:sz w:val="20"/>
-          <w:szCs w:val="20"/>
-        </w:rPr>
-      </w:pPr>
-      <w:r>
-        <w:rPr>
-          <w:sz w:val="20"/>
-          <w:szCs w:val="20"/>
-        </w:rPr>
-        <w:t>troca de servidor</w:t>
-      </w:r>
-    </w:p>
-    <w:p>
-      <w:pPr>
-        <w:numPr>
-          <w:ilvl w:val="0"/>
-          <w:numId w:val="37"/>
-        </w:numPr>
-        <w:rPr>
-          <w:sz w:val="20"/>
-          <w:szCs w:val="20"/>
-        </w:rPr>
-      </w:pPr>
-      <w:r>
-        <w:rPr>
-          <w:sz w:val="20"/>
-          <w:szCs w:val="20"/>
-        </w:rPr>
-        <w:t>histórico técnico</w:t>
-      </w:r>
-    </w:p>
-    <w:p>
-      <w:pPr>
-        <w:rPr>
-          <w:sz w:val="20"/>
-          <w:szCs w:val="20"/>
-        </w:rPr>
-      </w:pPr>
-      <w:r>
-        <w:rPr>
-          <w:b/>
-          <w:bCs/>
-          <w:sz w:val="20"/>
-          <w:szCs w:val="20"/>
-        </w:rPr>
-        <w:t>Entregáveis</w:t>
-      </w:r>
-    </w:p>
-    <w:p>
-      <w:pPr>
-        <w:numPr>
-          <w:ilvl w:val="0"/>
-          <w:numId w:val="38"/>
-        </w:numPr>
-        <w:rPr>
-          <w:sz w:val="20"/>
-          <w:szCs w:val="20"/>
-        </w:rPr>
-      </w:pPr>
-      <w:proofErr w:type="spellStart"/>
-      <w:r>
-        <w:rPr>
-          <w:sz w:val="20"/>
-          <w:szCs w:val="20"/>
-        </w:rPr>
-        <w:t>endpoint</w:t>
-      </w:r>
-      <w:proofErr w:type="spellEnd"/>
-      <w:r>
-        <w:rPr>
-          <w:sz w:val="20"/>
-          <w:szCs w:val="20"/>
-        </w:rPr>
-        <w:t xml:space="preserve"> de renovação técnica</w:t>
-      </w:r>
-    </w:p>
-    <w:p>
-      <w:pPr>
-        <w:numPr>
-          <w:ilvl w:val="0"/>
-          <w:numId w:val="38"/>
-        </w:numPr>
-        <w:rPr>
-          <w:sz w:val="20"/>
-          <w:szCs w:val="20"/>
-        </w:rPr>
-      </w:pPr>
-      <w:proofErr w:type="spellStart"/>
-      <w:r>
-        <w:rPr>
-          <w:sz w:val="20"/>
-          <w:szCs w:val="20"/>
-        </w:rPr>
-        <w:t>endpoint</w:t>
-      </w:r>
-      <w:proofErr w:type="spellEnd"/>
-      <w:r>
-        <w:rPr>
-          <w:sz w:val="20"/>
-          <w:szCs w:val="20"/>
-        </w:rPr>
-        <w:t xml:space="preserve"> de troca de servidor</w:t>
-      </w:r>
-    </w:p>
-    <w:p>
-      <w:pPr>
-        <w:numPr>
-          <w:ilvl w:val="0"/>
-          <w:numId w:val="38"/>
-        </w:numPr>
-        <w:rPr>
-          <w:sz w:val="20"/>
-          <w:szCs w:val="20"/>
-        </w:rPr>
-      </w:pPr>
-      <w:r>
-        <w:rPr>
-          <w:sz w:val="20"/>
-          <w:szCs w:val="20"/>
-        </w:rPr>
-        <w:t xml:space="preserve">gravação em </w:t>
-      </w:r>
-      <w:proofErr w:type="spellStart"/>
-      <w:r>
-        <w:rPr>
-          <w:sz w:val="20"/>
-          <w:szCs w:val="20"/>
-        </w:rPr>
-        <w:t>RenovacaoTelaHistorico</w:t>
-      </w:r>
-      <w:proofErr w:type="spellEnd"/>
-    </w:p>
-    <w:p>
-      <w:pPr>
-        <w:rPr>
-          <w:b/>
-          <w:bCs/>
-          <w:sz w:val="20"/>
-          <w:szCs w:val="20"/>
-        </w:rPr>
-      </w:pPr>
-      <w:r>
-        <w:rPr>
-          <w:b/>
-          <w:bCs/>
-          <w:sz w:val="20"/>
-          <w:szCs w:val="20"/>
-        </w:rPr>
-        <w:t>Etapa 8 — Financeiro simples</w:t>
-      </w:r>
-    </w:p>
-    <w:p>
-      <w:pPr>
-        <w:rPr>
-          <w:sz w:val="20"/>
-          <w:szCs w:val="20"/>
-        </w:rPr>
-      </w:pPr>
-      <w:r>
-        <w:rPr>
-          <w:b/>
-          <w:bCs/>
-          <w:sz w:val="20"/>
-          <w:szCs w:val="20"/>
-        </w:rPr>
-        <w:t>Objetivo</w:t>
-      </w:r>
-    </w:p>
-    <w:p>
-      <w:pPr>
-        <w:numPr>
-          <w:ilvl w:val="0"/>
-          <w:numId w:val="39"/>
-        </w:numPr>
-        <w:rPr>
-          <w:sz w:val="20"/>
-          <w:szCs w:val="20"/>
-        </w:rPr>
-      </w:pPr>
-      <w:r>
-        <w:rPr>
-          <w:sz w:val="20"/>
-          <w:szCs w:val="20"/>
-        </w:rPr>
-        <w:t>lançar cobrança manual</w:t>
-      </w:r>
-    </w:p>
-    <w:p>
-      <w:pPr>
-        <w:numPr>
-          <w:ilvl w:val="0"/>
-          <w:numId w:val="39"/>
-        </w:numPr>
-        <w:rPr>
-          <w:sz w:val="20"/>
-          <w:szCs w:val="20"/>
-        </w:rPr>
-      </w:pPr>
-      <w:r>
-        <w:rPr>
-          <w:sz w:val="20"/>
-          <w:szCs w:val="20"/>
-        </w:rPr>
-        <w:t>listar pendências</w:t>
-      </w:r>
-    </w:p>
-    <w:p>
-      <w:pPr>
-        <w:numPr>
-          <w:ilvl w:val="0"/>
-          <w:numId w:val="39"/>
-        </w:numPr>
-        <w:rPr>
-          <w:sz w:val="20"/>
-          <w:szCs w:val="20"/>
-        </w:rPr>
-      </w:pPr>
-      <w:r>
-        <w:rPr>
-          <w:sz w:val="20"/>
-          <w:szCs w:val="20"/>
-        </w:rPr>
-        <w:t>marcar como pago</w:t>
-      </w:r>
-    </w:p>
-    <w:p>
-      <w:pPr>
-        <w:rPr>
-          <w:sz w:val="20"/>
-          <w:szCs w:val="20"/>
-        </w:rPr>
-      </w:pPr>
-      <w:r>
-        <w:rPr>
-          <w:b/>
-          <w:bCs/>
-          <w:sz w:val="20"/>
-          <w:szCs w:val="20"/>
-        </w:rPr>
-        <w:t>Entregáveis</w:t>
-      </w:r>
-    </w:p>
-    <w:p>
-      <w:pPr>
-        <w:numPr>
-          <w:ilvl w:val="0"/>
-          <w:numId w:val="40"/>
-        </w:numPr>
-        <w:rPr>
-          <w:sz w:val="20"/>
-          <w:szCs w:val="20"/>
-        </w:rPr>
-      </w:pPr>
-      <w:proofErr w:type="spellStart"/>
-      <w:r>
-        <w:rPr>
-          <w:sz w:val="20"/>
-          <w:szCs w:val="20"/>
-        </w:rPr>
-        <w:t>endpoints</w:t>
-      </w:r>
-      <w:proofErr w:type="spellEnd"/>
-      <w:r>
-        <w:rPr>
-          <w:sz w:val="20"/>
-          <w:szCs w:val="20"/>
-        </w:rPr>
-        <w:t xml:space="preserve"> focados para </w:t>
-      </w:r>
-      <w:proofErr w:type="spellStart"/>
-      <w:r>
-        <w:rPr>
-          <w:sz w:val="20"/>
-          <w:szCs w:val="20"/>
-        </w:rPr>
-        <w:t>LancamentoFinanceiro</w:t>
-      </w:r>
-      <w:proofErr w:type="spellEnd"/>
-    </w:p>
-    <w:p>
-      <w:pPr>
-        <w:numPr>
-          <w:ilvl w:val="0"/>
-          <w:numId w:val="40"/>
-        </w:numPr>
-        <w:rPr>
-          <w:sz w:val="20"/>
-          <w:szCs w:val="20"/>
-        </w:rPr>
-      </w:pPr>
-      <w:proofErr w:type="spellStart"/>
-      <w:r>
-        <w:rPr>
-          <w:sz w:val="20"/>
-          <w:szCs w:val="20"/>
-        </w:rPr>
-        <w:t>endpoint</w:t>
-      </w:r>
-      <w:proofErr w:type="spellEnd"/>
-      <w:r>
-        <w:rPr>
-          <w:sz w:val="20"/>
-          <w:szCs w:val="20"/>
-        </w:rPr>
-        <w:t xml:space="preserve"> de marcar pago</w:t>
-      </w:r>
-    </w:p>
-    <w:p>
-      <w:pPr>
-        <w:numPr>
-          <w:ilvl w:val="0"/>
-          <w:numId w:val="40"/>
-        </w:numPr>
-        <w:rPr>
-          <w:sz w:val="20"/>
-          <w:szCs w:val="20"/>
-        </w:rPr>
-      </w:pPr>
-      <w:r>
-        <w:rPr>
-          <w:sz w:val="20"/>
-          <w:szCs w:val="20"/>
-        </w:rPr>
-        <w:t>cálculo e listagem de pendente e atrasado</w:t>
-      </w:r>
-    </w:p>
-    <w:p>
-      <w:pPr>
-        <w:rPr>
-          <w:b/>
-          <w:bCs/>
-          <w:sz w:val="20"/>
-          <w:szCs w:val="20"/>
-        </w:rPr>
-      </w:pPr>
-      <w:r>
-        <w:rPr>
-          <w:b/>
-          <w:bCs/>
-          <w:sz w:val="20"/>
-          <w:szCs w:val="20"/>
-        </w:rPr>
-        <w:t>Etapa 9 — Dashboard</w:t>
-      </w:r>
-    </w:p>
-    <w:p>
-      <w:pPr>
-        <w:rPr>
-          <w:sz w:val="20"/>
-          <w:szCs w:val="20"/>
-        </w:rPr>
-      </w:pPr>
-      <w:r>
-        <w:rPr>
-          <w:b/>
-          <w:bCs/>
-          <w:sz w:val="20"/>
-          <w:szCs w:val="20"/>
-        </w:rPr>
-        <w:t>Objetivo</w:t>
-      </w:r>
-    </w:p>
-    <w:p>
-      <w:pPr>
-        <w:numPr>
-          <w:ilvl w:val="0"/>
-          <w:numId w:val="41"/>
-        </w:numPr>
-        <w:rPr>
-          <w:sz w:val="20"/>
-          <w:szCs w:val="20"/>
-        </w:rPr>
-      </w:pPr>
-      <w:r>
-        <w:rPr>
-          <w:sz w:val="20"/>
-          <w:szCs w:val="20"/>
-        </w:rPr>
-        <w:lastRenderedPageBreak/>
-        <w:t xml:space="preserve">montar </w:t>
-      </w:r>
-      <w:proofErr w:type="spellStart"/>
-      <w:r>
-        <w:rPr>
-          <w:sz w:val="20"/>
-          <w:szCs w:val="20"/>
-        </w:rPr>
-        <w:t>endpoints</w:t>
-      </w:r>
-      <w:proofErr w:type="spellEnd"/>
-      <w:r>
-        <w:rPr>
-          <w:sz w:val="20"/>
-          <w:szCs w:val="20"/>
-        </w:rPr>
-        <w:t xml:space="preserve"> resumidos de dashboard</w:t>
-      </w:r>
-    </w:p>
-    <w:p>
-      <w:pPr>
-        <w:rPr>
-          <w:sz w:val="20"/>
-          <w:szCs w:val="20"/>
-        </w:rPr>
-      </w:pPr>
-      <w:r>
-        <w:rPr>
-          <w:b/>
-          <w:bCs/>
-          <w:sz w:val="20"/>
-          <w:szCs w:val="20"/>
-        </w:rPr>
-        <w:t>Entregáveis</w:t>
-      </w:r>
-    </w:p>
-    <w:p>
-      <w:pPr>
-        <w:numPr>
-          <w:ilvl w:val="0"/>
-          <w:numId w:val="42"/>
-        </w:numPr>
-        <w:rPr>
-          <w:sz w:val="20"/>
-          <w:szCs w:val="20"/>
-        </w:rPr>
-      </w:pPr>
-      <w:r>
-        <w:rPr>
-          <w:sz w:val="20"/>
-          <w:szCs w:val="20"/>
-        </w:rPr>
-        <w:t>total de clientes</w:t>
-      </w:r>
-    </w:p>
-    <w:p>
-      <w:pPr>
-        <w:numPr>
-          <w:ilvl w:val="0"/>
-          <w:numId w:val="42"/>
-        </w:numPr>
-        <w:rPr>
-          <w:sz w:val="20"/>
-          <w:szCs w:val="20"/>
-        </w:rPr>
-      </w:pPr>
-      <w:r>
-        <w:rPr>
-          <w:sz w:val="20"/>
-          <w:szCs w:val="20"/>
-        </w:rPr>
-        <w:t>total de telas ativas</w:t>
-      </w:r>
-    </w:p>
-    <w:p>
-      <w:pPr>
-        <w:numPr>
-          <w:ilvl w:val="0"/>
-          <w:numId w:val="42"/>
-        </w:numPr>
-        <w:rPr>
-          <w:sz w:val="20"/>
-          <w:szCs w:val="20"/>
-        </w:rPr>
-      </w:pPr>
-      <w:r>
-        <w:rPr>
-          <w:sz w:val="20"/>
-          <w:szCs w:val="20"/>
-        </w:rPr>
-        <w:t>telas vencendo</w:t>
-      </w:r>
-    </w:p>
-    <w:p>
-      <w:pPr>
-        <w:numPr>
-          <w:ilvl w:val="0"/>
-          <w:numId w:val="42"/>
-        </w:numPr>
-        <w:rPr>
-          <w:sz w:val="20"/>
-          <w:szCs w:val="20"/>
-        </w:rPr>
-      </w:pPr>
-      <w:r>
-        <w:rPr>
-          <w:sz w:val="20"/>
-          <w:szCs w:val="20"/>
-        </w:rPr>
-        <w:t>telas vencidas</w:t>
-      </w:r>
-    </w:p>
-    <w:p>
-      <w:pPr>
-        <w:numPr>
-          <w:ilvl w:val="0"/>
-          <w:numId w:val="42"/>
-        </w:numPr>
-        <w:rPr>
-          <w:sz w:val="20"/>
-          <w:szCs w:val="20"/>
-        </w:rPr>
-      </w:pPr>
-      <w:r>
-        <w:rPr>
-          <w:sz w:val="20"/>
-          <w:szCs w:val="20"/>
-        </w:rPr>
-        <w:t>pendentes</w:t>
-      </w:r>
-    </w:p>
-    <w:p>
-      <w:pPr>
-        <w:numPr>
-          <w:ilvl w:val="0"/>
-          <w:numId w:val="42"/>
-        </w:numPr>
-        <w:rPr>
-          <w:sz w:val="20"/>
-          <w:szCs w:val="20"/>
-        </w:rPr>
-      </w:pPr>
-      <w:r>
-        <w:rPr>
-          <w:sz w:val="20"/>
-          <w:szCs w:val="20"/>
-        </w:rPr>
-        <w:t>atrasados</w:t>
-      </w:r>
-    </w:p>
-    <w:p>
-      <w:pPr>
-        <w:numPr>
-          <w:ilvl w:val="0"/>
-          <w:numId w:val="42"/>
-        </w:numPr>
-        <w:rPr>
-          <w:sz w:val="20"/>
-          <w:szCs w:val="20"/>
-        </w:rPr>
-      </w:pPr>
-      <w:r>
-        <w:rPr>
-          <w:sz w:val="20"/>
-          <w:szCs w:val="20"/>
-        </w:rPr>
-        <w:t>total em aberto</w:t>
-      </w:r>
-    </w:p>
-    <w:p>
-      <w:pPr>
-        <w:numPr>
-          <w:ilvl w:val="0"/>
-          <w:numId w:val="42"/>
-        </w:numPr>
-        <w:rPr>
-          <w:sz w:val="20"/>
-          <w:szCs w:val="20"/>
-        </w:rPr>
-      </w:pPr>
-      <w:r>
-        <w:rPr>
-          <w:sz w:val="20"/>
-          <w:szCs w:val="20"/>
-        </w:rPr>
-        <w:t>total por servidor</w:t>
-      </w:r>
-    </w:p>
-    <w:p>
-      <w:pPr>
-        <w:rPr>
-          <w:b/>
-          <w:bCs/>
-          <w:sz w:val="20"/>
-          <w:szCs w:val="20"/>
-        </w:rPr>
-      </w:pPr>
-      <w:r>
-        <w:rPr>
-          <w:b/>
-          <w:bCs/>
-          <w:sz w:val="20"/>
-          <w:szCs w:val="20"/>
-        </w:rPr>
-        <w:t>Etapa 10 — Qualidade mínima</w:t>
-      </w:r>
-    </w:p>
-    <w:p>
-      <w:pPr>
-        <w:rPr>
-          <w:sz w:val="20"/>
-          <w:szCs w:val="20"/>
-        </w:rPr>
-      </w:pPr>
-      <w:r>
-        <w:rPr>
-          <w:b/>
-          <w:bCs/>
-          <w:sz w:val="20"/>
-          <w:szCs w:val="20"/>
-        </w:rPr>
-        <w:t>Objetivo</w:t>
-      </w:r>
-    </w:p>
-    <w:p>
-      <w:pPr>
-        <w:numPr>
-          <w:ilvl w:val="0"/>
-          <w:numId w:val="43"/>
-        </w:numPr>
-        <w:rPr>
-          <w:sz w:val="20"/>
-          <w:szCs w:val="20"/>
-        </w:rPr>
-      </w:pPr>
-      <w:r>
-        <w:rPr>
-          <w:sz w:val="20"/>
-          <w:szCs w:val="20"/>
-        </w:rPr>
-        <w:t xml:space="preserve">refino técnico do </w:t>
-      </w:r>
-      <w:proofErr w:type="spellStart"/>
-      <w:r>
-        <w:rPr>
-          <w:sz w:val="20"/>
-          <w:szCs w:val="20"/>
-        </w:rPr>
-        <w:t>backend</w:t>
-      </w:r>
-      <w:proofErr w:type="spellEnd"/>
-    </w:p>
-    <w:p>
-      <w:pPr>
-        <w:rPr>
-          <w:sz w:val="20"/>
-          <w:szCs w:val="20"/>
-        </w:rPr>
-      </w:pPr>
-      <w:r>
-        <w:rPr>
-          <w:b/>
-          <w:bCs/>
-          <w:sz w:val="20"/>
-          <w:szCs w:val="20"/>
-        </w:rPr>
-        <w:t>Entregáveis</w:t>
-      </w:r>
-    </w:p>
-    <w:p>
-      <w:pPr>
-        <w:numPr>
-          <w:ilvl w:val="0"/>
-          <w:numId w:val="44"/>
-        </w:numPr>
-        <w:rPr>
-          <w:sz w:val="20"/>
-          <w:szCs w:val="20"/>
-        </w:rPr>
-      </w:pPr>
-      <w:r>
-        <w:rPr>
-          <w:sz w:val="20"/>
-          <w:szCs w:val="20"/>
-        </w:rPr>
-        <w:t>ajustes de organização</w:t>
-      </w:r>
-    </w:p>
-    <w:p>
-      <w:pPr>
-        <w:numPr>
-          <w:ilvl w:val="0"/>
-          <w:numId w:val="44"/>
-        </w:numPr>
-        <w:rPr>
-          <w:sz w:val="20"/>
-          <w:szCs w:val="20"/>
-        </w:rPr>
-      </w:pPr>
-      <w:r>
-        <w:rPr>
-          <w:sz w:val="20"/>
-          <w:szCs w:val="20"/>
-        </w:rPr>
-        <w:t>validações</w:t>
-      </w:r>
-    </w:p>
-    <w:p>
-      <w:pPr>
-        <w:numPr>
-          <w:ilvl w:val="0"/>
-          <w:numId w:val="44"/>
-        </w:numPr>
-        <w:rPr>
-          <w:sz w:val="20"/>
-          <w:szCs w:val="20"/>
-        </w:rPr>
-      </w:pPr>
-      <w:r>
-        <w:rPr>
-          <w:sz w:val="20"/>
-          <w:szCs w:val="20"/>
-        </w:rPr>
-        <w:t>tratamento de erros</w:t>
-      </w:r>
-    </w:p>
-    <w:p>
-      <w:pPr>
-        <w:numPr>
-          <w:ilvl w:val="0"/>
-          <w:numId w:val="44"/>
-        </w:numPr>
-        <w:rPr>
-          <w:sz w:val="20"/>
-          <w:szCs w:val="20"/>
-        </w:rPr>
-      </w:pPr>
-      <w:r>
-        <w:rPr>
-          <w:sz w:val="20"/>
-          <w:szCs w:val="20"/>
-        </w:rPr>
-        <w:t>responses consistentes</w:t>
-      </w:r>
-    </w:p>
-    <w:p>
-      <w:pPr>
-        <w:numPr>
-          <w:ilvl w:val="0"/>
-          <w:numId w:val="44"/>
-        </w:numPr>
-        <w:rPr>
-          <w:sz w:val="20"/>
-          <w:szCs w:val="20"/>
-        </w:rPr>
-      </w:pPr>
-      <w:r>
-        <w:rPr>
-          <w:sz w:val="20"/>
-          <w:szCs w:val="20"/>
-        </w:rPr>
-        <w:t>testes unitários iniciais para regras principais</w:t>
-      </w:r>
-    </w:p>
-    <w:p>
-      <w:pPr>
-        <w:pStyle w:val="PargrafodaLista"/>
-        <w:numPr>
-          <w:ilvl w:val="0"/>
-          <w:numId w:val="44"/>
-        </w:numPr>
-        <w:spacing w:before="100" w:beforeAutospacing="1" w:after="100" w:afterAutospacing="1" w:line="240" w:lineRule="auto"/>
-        <w:outlineLvl w:val="0"/>
-        <w:rPr>
-          <w:rFonts w:ascii="Times New Roman" w:eastAsia="Times New Roman" w:hAnsi="Times New Roman" w:cs="Times New Roman"/>
-          <w:b/>
-          <w:bCs/>
-          <w:kern w:val="36"/>
-          <w:sz w:val="20"/>
-          <w:szCs w:val="20"/>
-          <w:lang w:eastAsia="pt-BR"/>
-          <w14:ligatures w14:val="none"/>
-        </w:rPr>
-      </w:pPr>
-      <w:r>
-        <w:rPr>
-          <w:rFonts w:ascii="Times New Roman" w:eastAsia="Times New Roman" w:hAnsi="Times New Roman" w:cs="Times New Roman"/>
-          <w:b/>
-          <w:bCs/>
-          <w:kern w:val="36"/>
-          <w:sz w:val="20"/>
-          <w:szCs w:val="20"/>
-          <w:lang w:eastAsia="pt-BR"/>
-          <w14:ligatures w14:val="none"/>
-        </w:rPr>
-        <w:t xml:space="preserve">Fase 1.2 — </w:t>
-      </w:r>
-      <w:proofErr w:type="spellStart"/>
-      <w:r>
-        <w:rPr>
-          <w:rFonts w:ascii="Times New Roman" w:eastAsia="Times New Roman" w:hAnsi="Times New Roman" w:cs="Times New Roman"/>
-          <w:b/>
-          <w:bCs/>
-          <w:kern w:val="36"/>
-          <w:sz w:val="20"/>
-          <w:szCs w:val="20"/>
-          <w:lang w:eastAsia="pt-BR"/>
-          <w14:ligatures w14:val="none"/>
-        </w:rPr>
-        <w:t>Frontend</w:t>
-      </w:r>
-      <w:proofErr w:type="spellEnd"/>
-    </w:p>
-    <w:p>
-      <w:pPr>
-        <w:pStyle w:val="PargrafodaLista"/>
-        <w:numPr>
-          <w:ilvl w:val="0"/>
-          <w:numId w:val="44"/>
-        </w:numPr>
-        <w:spacing w:before="100" w:beforeAutospacing="1" w:after="100" w:afterAutospacing="1" w:line="240" w:lineRule="auto"/>
-        <w:outlineLvl w:val="1"/>
-        <w:rPr>
-          <w:rFonts w:ascii="Times New Roman" w:eastAsia="Times New Roman" w:hAnsi="Times New Roman" w:cs="Times New Roman"/>
-          <w:b/>
-          <w:bCs/>
-          <w:kern w:val="0"/>
-          <w:sz w:val="20"/>
-          <w:szCs w:val="20"/>
-          <w:lang w:eastAsia="pt-BR"/>
-          <w14:ligatures w14:val="none"/>
-        </w:rPr>
-      </w:pPr>
-      <w:r>
-        <w:rPr>
-          <w:rFonts w:ascii="Times New Roman" w:eastAsia="Times New Roman" w:hAnsi="Times New Roman" w:cs="Times New Roman"/>
-          <w:b/>
-          <w:bCs/>
-          <w:kern w:val="0"/>
-          <w:sz w:val="20"/>
-          <w:szCs w:val="20"/>
-          <w:lang w:eastAsia="pt-BR"/>
-          <w14:ligatures w14:val="none"/>
-        </w:rPr>
-        <w:t>Objetivo</w:t>
-      </w:r>
-    </w:p>
-    <w:p>
-      <w:pPr>
-        <w:pStyle w:val="PargrafodaLista"/>
-        <w:numPr>
-          <w:ilvl w:val="0"/>
-          <w:numId w:val="44"/>
-        </w:numPr>
-        <w:spacing w:before="100" w:beforeAutospacing="1" w:after="100" w:afterAutospacing="1" w:line="240" w:lineRule="auto"/>
-        <w:rPr>
-          <w:rFonts w:ascii="Times New Roman" w:eastAsia="Times New Roman" w:hAnsi="Times New Roman" w:cs="Times New Roman"/>
-          <w:kern w:val="0"/>
-          <w:sz w:val="20"/>
-          <w:szCs w:val="20"/>
-          <w:lang w:eastAsia="pt-BR"/>
-          <w14:ligatures w14:val="none"/>
-        </w:rPr>
-      </w:pPr>
-      <w:r>
-        <w:rPr>
-          <w:rFonts w:ascii="Times New Roman" w:eastAsia="Times New Roman" w:hAnsi="Times New Roman" w:cs="Times New Roman"/>
-          <w:kern w:val="0"/>
-          <w:sz w:val="20"/>
-          <w:szCs w:val="20"/>
-          <w:lang w:eastAsia="pt-BR"/>
-          <w14:ligatures w14:val="none"/>
-        </w:rPr>
-        <w:t xml:space="preserve">Criar o painel </w:t>
-      </w:r>
-      <w:proofErr w:type="spellStart"/>
-      <w:r>
-        <w:rPr>
-          <w:rFonts w:ascii="Times New Roman" w:eastAsia="Times New Roman" w:hAnsi="Times New Roman" w:cs="Times New Roman"/>
-          <w:kern w:val="0"/>
-          <w:sz w:val="20"/>
-          <w:szCs w:val="20"/>
-          <w:lang w:eastAsia="pt-BR"/>
-          <w14:ligatures w14:val="none"/>
-        </w:rPr>
-        <w:t>React</w:t>
-      </w:r>
-      <w:proofErr w:type="spellEnd"/>
-      <w:r>
-        <w:rPr>
-          <w:rFonts w:ascii="Times New Roman" w:eastAsia="Times New Roman" w:hAnsi="Times New Roman" w:cs="Times New Roman"/>
-          <w:kern w:val="0"/>
-          <w:sz w:val="20"/>
-          <w:szCs w:val="20"/>
-          <w:lang w:eastAsia="pt-BR"/>
-          <w14:ligatures w14:val="none"/>
-        </w:rPr>
-        <w:t xml:space="preserve"> para operar o </w:t>
-      </w:r>
-      <w:proofErr w:type="spellStart"/>
-      <w:r>
-        <w:rPr>
-          <w:rFonts w:ascii="Times New Roman" w:eastAsia="Times New Roman" w:hAnsi="Times New Roman" w:cs="Times New Roman"/>
-          <w:kern w:val="0"/>
-          <w:sz w:val="20"/>
-          <w:szCs w:val="20"/>
-          <w:lang w:eastAsia="pt-BR"/>
-          <w14:ligatures w14:val="none"/>
-        </w:rPr>
-        <w:t>backend</w:t>
-      </w:r>
-      <w:proofErr w:type="spellEnd"/>
-      <w:r>
-        <w:rPr>
-          <w:rFonts w:ascii="Times New Roman" w:eastAsia="Times New Roman" w:hAnsi="Times New Roman" w:cs="Times New Roman"/>
-          <w:kern w:val="0"/>
-          <w:sz w:val="20"/>
-          <w:szCs w:val="20"/>
-          <w:lang w:eastAsia="pt-BR"/>
-          <w14:ligatures w14:val="none"/>
-        </w:rPr>
-        <w:t xml:space="preserve"> da fase 1.1.</w:t>
-      </w:r>
-    </w:p>
-    <w:p>
-      <w:pPr>
-        <w:pStyle w:val="PargrafodaLista"/>
-        <w:numPr>
-          <w:ilvl w:val="0"/>
-          <w:numId w:val="44"/>
-        </w:numPr>
-        <w:spacing w:before="100" w:beforeAutospacing="1" w:after="100" w:afterAutospacing="1" w:line="240" w:lineRule="auto"/>
-        <w:outlineLvl w:val="1"/>
-        <w:rPr>
-          <w:rFonts w:ascii="Times New Roman" w:eastAsia="Times New Roman" w:hAnsi="Times New Roman" w:cs="Times New Roman"/>
-          <w:b/>
-          <w:bCs/>
-          <w:kern w:val="0"/>
-          <w:sz w:val="20"/>
-          <w:szCs w:val="20"/>
-          <w:lang w:eastAsia="pt-BR"/>
-          <w14:ligatures w14:val="none"/>
-        </w:rPr>
-      </w:pPr>
-      <w:r>
-        <w:rPr>
-          <w:rFonts w:ascii="Times New Roman" w:eastAsia="Times New Roman" w:hAnsi="Times New Roman" w:cs="Times New Roman"/>
-          <w:b/>
-          <w:bCs/>
-          <w:kern w:val="0"/>
-          <w:sz w:val="20"/>
-          <w:szCs w:val="20"/>
-          <w:lang w:eastAsia="pt-BR"/>
-          <w14:ligatures w14:val="none"/>
-        </w:rPr>
-        <w:t xml:space="preserve">Estrutura sugerida do </w:t>
-      </w:r>
-      <w:proofErr w:type="spellStart"/>
-      <w:r>
-        <w:rPr>
-          <w:rFonts w:ascii="Times New Roman" w:eastAsia="Times New Roman" w:hAnsi="Times New Roman" w:cs="Times New Roman"/>
-          <w:b/>
-          <w:bCs/>
-          <w:kern w:val="0"/>
-          <w:sz w:val="20"/>
-          <w:szCs w:val="20"/>
-          <w:lang w:eastAsia="pt-BR"/>
-          <w14:ligatures w14:val="none"/>
-        </w:rPr>
-        <w:t>frontend</w:t>
-      </w:r>
-      <w:proofErr w:type="spellEnd"/>
-    </w:p>
-    <w:p>
-      <w:pPr>
-        <w:pStyle w:val="PargrafodaLista"/>
-        <w:numPr>
-          <w:ilvl w:val="0"/>
-          <w:numId w:val="44"/>
-        </w:numPr>
-        <w:spacing w:after="0" w:line="240" w:lineRule="auto"/>
-        <w:rPr>
-          <w:rFonts w:ascii="Times New Roman" w:eastAsia="Times New Roman" w:hAnsi="Times New Roman" w:cs="Times New Roman"/>
-          <w:kern w:val="0"/>
-          <w:sz w:val="20"/>
-          <w:szCs w:val="20"/>
-          <w:lang w:eastAsia="pt-BR"/>
-          <w14:ligatures w14:val="none"/>
-        </w:rPr>
-      </w:pPr>
-      <w:proofErr w:type="spellStart"/>
-      <w:r>
-        <w:rPr>
-          <w:rFonts w:ascii="Times New Roman" w:eastAsia="Times New Roman" w:hAnsi="Times New Roman" w:cs="Times New Roman"/>
-          <w:kern w:val="0"/>
-          <w:sz w:val="20"/>
-          <w:szCs w:val="20"/>
-          <w:lang w:eastAsia="pt-BR"/>
-          <w14:ligatures w14:val="none"/>
-        </w:rPr>
-        <w:t>access</w:t>
-      </w:r>
-      <w:proofErr w:type="spellEnd"/>
-      <w:r>
-        <w:rPr>
-          <w:rFonts w:ascii="Times New Roman" w:eastAsia="Times New Roman" w:hAnsi="Times New Roman" w:cs="Times New Roman"/>
-          <w:kern w:val="0"/>
-          <w:sz w:val="20"/>
-          <w:szCs w:val="20"/>
-          <w:lang w:eastAsia="pt-BR"/>
-          <w14:ligatures w14:val="none"/>
-        </w:rPr>
-        <w:t>-manager-web/</w:t>
-      </w:r>
-    </w:p>
-    <w:p>
-      <w:pPr>
-        <w:pStyle w:val="PargrafodaLista"/>
-        <w:numPr>
-          <w:ilvl w:val="0"/>
-          <w:numId w:val="44"/>
-        </w:numPr>
-        <w:spacing w:after="0" w:line="240" w:lineRule="auto"/>
-        <w:rPr>
-          <w:rFonts w:ascii="Times New Roman" w:eastAsia="Times New Roman" w:hAnsi="Times New Roman" w:cs="Times New Roman"/>
-          <w:kern w:val="0"/>
-          <w:sz w:val="20"/>
-          <w:szCs w:val="20"/>
-          <w:lang w:eastAsia="pt-BR"/>
-          <w14:ligatures w14:val="none"/>
-        </w:rPr>
-      </w:pPr>
-      <w:proofErr w:type="spellStart"/>
-      <w:r>
-        <w:rPr>
-          <w:rFonts w:ascii="Times New Roman" w:eastAsia="Times New Roman" w:hAnsi="Times New Roman" w:cs="Times New Roman"/>
-          <w:kern w:val="0"/>
-          <w:sz w:val="20"/>
-          <w:szCs w:val="20"/>
-          <w:lang w:eastAsia="pt-BR"/>
-          <w14:ligatures w14:val="none"/>
-        </w:rPr>
-        <w:t>src</w:t>
-      </w:r>
-      <w:proofErr w:type="spellEnd"/>
-      <w:r>
-        <w:rPr>
-          <w:rFonts w:ascii="Times New Roman" w:eastAsia="Times New Roman" w:hAnsi="Times New Roman" w:cs="Times New Roman"/>
-          <w:kern w:val="0"/>
-          <w:sz w:val="20"/>
-          <w:szCs w:val="20"/>
-          <w:lang w:eastAsia="pt-BR"/>
-          <w14:ligatures w14:val="none"/>
-        </w:rPr>
-        <w:t>/</w:t>
-      </w:r>
-    </w:p>
-    <w:p>
-      <w:pPr>
-        <w:pStyle w:val="PargrafodaLista"/>
-        <w:numPr>
-          <w:ilvl w:val="0"/>
-          <w:numId w:val="44"/>
-        </w:numPr>
-        <w:spacing w:after="0" w:line="240" w:lineRule="auto"/>
-        <w:rPr>
-          <w:rFonts w:ascii="Times New Roman" w:eastAsia="Times New Roman" w:hAnsi="Times New Roman" w:cs="Times New Roman"/>
-          <w:kern w:val="0"/>
-          <w:sz w:val="20"/>
-          <w:szCs w:val="20"/>
-          <w:lang w:eastAsia="pt-BR"/>
-          <w14:ligatures w14:val="none"/>
-        </w:rPr>
-      </w:pPr>
-      <w:r>
-        <w:rPr>
-          <w:rFonts w:ascii="Times New Roman" w:eastAsia="Times New Roman" w:hAnsi="Times New Roman" w:cs="Times New Roman"/>
-          <w:kern w:val="0"/>
-          <w:sz w:val="20"/>
-          <w:szCs w:val="20"/>
-          <w:lang w:eastAsia="pt-BR"/>
-          <w14:ligatures w14:val="none"/>
-        </w:rPr>
-        <w:t>api/</w:t>
-      </w:r>
-    </w:p>
-    <w:p>
-      <w:pPr>
-        <w:pStyle w:val="PargrafodaLista"/>
-        <w:numPr>
-          <w:ilvl w:val="0"/>
-          <w:numId w:val="44"/>
-        </w:numPr>
-        <w:spacing w:after="0" w:line="240" w:lineRule="auto"/>
-        <w:rPr>
-          <w:rFonts w:ascii="Times New Roman" w:eastAsia="Times New Roman" w:hAnsi="Times New Roman" w:cs="Times New Roman"/>
-          <w:kern w:val="0"/>
-          <w:sz w:val="20"/>
-          <w:szCs w:val="20"/>
-          <w:lang w:eastAsia="pt-BR"/>
-          <w14:ligatures w14:val="none"/>
-        </w:rPr>
-      </w:pPr>
-      <w:proofErr w:type="spellStart"/>
-      <w:r>
-        <w:rPr>
-          <w:rFonts w:ascii="Times New Roman" w:eastAsia="Times New Roman" w:hAnsi="Times New Roman" w:cs="Times New Roman"/>
-          <w:kern w:val="0"/>
-          <w:sz w:val="20"/>
-          <w:szCs w:val="20"/>
-          <w:lang w:eastAsia="pt-BR"/>
-          <w14:ligatures w14:val="none"/>
-        </w:rPr>
-        <w:t>components</w:t>
-      </w:r>
-      <w:proofErr w:type="spellEnd"/>
-      <w:r>
-        <w:rPr>
-          <w:rFonts w:ascii="Times New Roman" w:eastAsia="Times New Roman" w:hAnsi="Times New Roman" w:cs="Times New Roman"/>
-          <w:kern w:val="0"/>
-          <w:sz w:val="20"/>
-          <w:szCs w:val="20"/>
-          <w:lang w:eastAsia="pt-BR"/>
-          <w14:ligatures w14:val="none"/>
-        </w:rPr>
-        <w:t>/</w:t>
-      </w:r>
-    </w:p>
-    <w:p>
-      <w:pPr>
-        <w:pStyle w:val="PargrafodaLista"/>
-        <w:numPr>
-          <w:ilvl w:val="0"/>
-          <w:numId w:val="44"/>
-        </w:numPr>
-        <w:spacing w:after="0" w:line="240" w:lineRule="auto"/>
-        <w:rPr>
-          <w:rFonts w:ascii="Times New Roman" w:eastAsia="Times New Roman" w:hAnsi="Times New Roman" w:cs="Times New Roman"/>
-          <w:kern w:val="0"/>
-          <w:sz w:val="20"/>
-          <w:szCs w:val="20"/>
-          <w:lang w:eastAsia="pt-BR"/>
-          <w14:ligatures w14:val="none"/>
-        </w:rPr>
-      </w:pPr>
-      <w:proofErr w:type="spellStart"/>
-      <w:r>
-        <w:rPr>
-          <w:rFonts w:ascii="Times New Roman" w:eastAsia="Times New Roman" w:hAnsi="Times New Roman" w:cs="Times New Roman"/>
-          <w:kern w:val="0"/>
-          <w:sz w:val="20"/>
-          <w:szCs w:val="20"/>
-          <w:lang w:eastAsia="pt-BR"/>
-          <w14:ligatures w14:val="none"/>
-        </w:rPr>
-        <w:t>hooks</w:t>
-      </w:r>
-      <w:proofErr w:type="spellEnd"/>
-      <w:r>
-        <w:rPr>
-          <w:rFonts w:ascii="Times New Roman" w:eastAsia="Times New Roman" w:hAnsi="Times New Roman" w:cs="Times New Roman"/>
-          <w:kern w:val="0"/>
-          <w:sz w:val="20"/>
-          <w:szCs w:val="20"/>
-          <w:lang w:eastAsia="pt-BR"/>
-          <w14:ligatures w14:val="none"/>
-        </w:rPr>
-        <w:t>/</w:t>
-      </w:r>
-    </w:p>
-    <w:p>
-      <w:pPr>
-        <w:pStyle w:val="PargrafodaLista"/>
-        <w:numPr>
-          <w:ilvl w:val="0"/>
-          <w:numId w:val="44"/>
-        </w:numPr>
-        <w:spacing w:after="0" w:line="240" w:lineRule="auto"/>
-        <w:rPr>
-          <w:rFonts w:ascii="Times New Roman" w:eastAsia="Times New Roman" w:hAnsi="Times New Roman" w:cs="Times New Roman"/>
-          <w:kern w:val="0"/>
-          <w:sz w:val="20"/>
-          <w:szCs w:val="20"/>
-          <w:lang w:eastAsia="pt-BR"/>
-          <w14:ligatures w14:val="none"/>
-        </w:rPr>
-      </w:pPr>
-      <w:r>
-        <w:rPr>
-          <w:rFonts w:ascii="Times New Roman" w:eastAsia="Times New Roman" w:hAnsi="Times New Roman" w:cs="Times New Roman"/>
-          <w:kern w:val="0"/>
-          <w:sz w:val="20"/>
-          <w:szCs w:val="20"/>
-          <w:lang w:eastAsia="pt-BR"/>
-          <w14:ligatures w14:val="none"/>
-        </w:rPr>
-        <w:t>layouts/</w:t>
-      </w:r>
-    </w:p>
-    <w:p>
-      <w:pPr>
-        <w:pStyle w:val="PargrafodaLista"/>
-        <w:numPr>
-          <w:ilvl w:val="0"/>
-          <w:numId w:val="44"/>
-        </w:numPr>
-        <w:spacing w:after="0" w:line="240" w:lineRule="auto"/>
-        <w:rPr>
-          <w:rFonts w:ascii="Times New Roman" w:eastAsia="Times New Roman" w:hAnsi="Times New Roman" w:cs="Times New Roman"/>
-          <w:kern w:val="0"/>
-          <w:sz w:val="20"/>
-          <w:szCs w:val="20"/>
-          <w:lang w:eastAsia="pt-BR"/>
-          <w14:ligatures w14:val="none"/>
-        </w:rPr>
-      </w:pPr>
-      <w:proofErr w:type="spellStart"/>
-      <w:r>
-        <w:rPr>
-          <w:rFonts w:ascii="Times New Roman" w:eastAsia="Times New Roman" w:hAnsi="Times New Roman" w:cs="Times New Roman"/>
-          <w:kern w:val="0"/>
-          <w:sz w:val="20"/>
-          <w:szCs w:val="20"/>
-          <w:lang w:eastAsia="pt-BR"/>
-          <w14:ligatures w14:val="none"/>
-        </w:rPr>
-        <w:t>pages</w:t>
-      </w:r>
-      <w:proofErr w:type="spellEnd"/>
-      <w:r>
-        <w:rPr>
-          <w:rFonts w:ascii="Times New Roman" w:eastAsia="Times New Roman" w:hAnsi="Times New Roman" w:cs="Times New Roman"/>
-          <w:kern w:val="0"/>
-          <w:sz w:val="20"/>
-          <w:szCs w:val="20"/>
-          <w:lang w:eastAsia="pt-BR"/>
-          <w14:ligatures w14:val="none"/>
-        </w:rPr>
-        <w:t>/</w:t>
-      </w:r>
-    </w:p>
-    <w:p>
-      <w:pPr>
-        <w:pStyle w:val="PargrafodaLista"/>
-        <w:numPr>
-          <w:ilvl w:val="0"/>
-          <w:numId w:val="44"/>
-        </w:numPr>
-        <w:spacing w:after="0" w:line="240" w:lineRule="auto"/>
-        <w:rPr>
-          <w:rFonts w:ascii="Times New Roman" w:eastAsia="Times New Roman" w:hAnsi="Times New Roman" w:cs="Times New Roman"/>
-          <w:kern w:val="0"/>
-          <w:sz w:val="20"/>
-          <w:szCs w:val="20"/>
-          <w:lang w:eastAsia="pt-BR"/>
-          <w14:ligatures w14:val="none"/>
-        </w:rPr>
-      </w:pPr>
-      <w:r>
-        <w:rPr>
-          <w:rFonts w:ascii="Times New Roman" w:eastAsia="Times New Roman" w:hAnsi="Times New Roman" w:cs="Times New Roman"/>
-          <w:kern w:val="0"/>
-          <w:sz w:val="20"/>
-          <w:szCs w:val="20"/>
-          <w:lang w:eastAsia="pt-BR"/>
-          <w14:ligatures w14:val="none"/>
-        </w:rPr>
-        <w:t>Login/</w:t>
-      </w:r>
-    </w:p>
-    <w:p>
-      <w:pPr>
-        <w:pStyle w:val="PargrafodaLista"/>
-        <w:numPr>
-          <w:ilvl w:val="0"/>
-          <w:numId w:val="44"/>
-        </w:numPr>
-        <w:spacing w:after="0" w:line="240" w:lineRule="auto"/>
-        <w:rPr>
-          <w:rFonts w:ascii="Times New Roman" w:eastAsia="Times New Roman" w:hAnsi="Times New Roman" w:cs="Times New Roman"/>
-          <w:kern w:val="0"/>
-          <w:sz w:val="20"/>
-          <w:szCs w:val="20"/>
-          <w:lang w:eastAsia="pt-BR"/>
-          <w14:ligatures w14:val="none"/>
-        </w:rPr>
-      </w:pPr>
-      <w:r>
-        <w:rPr>
-          <w:rFonts w:ascii="Times New Roman" w:eastAsia="Times New Roman" w:hAnsi="Times New Roman" w:cs="Times New Roman"/>
-          <w:kern w:val="0"/>
-          <w:sz w:val="20"/>
-          <w:szCs w:val="20"/>
-          <w:lang w:eastAsia="pt-BR"/>
-          <w14:ligatures w14:val="none"/>
-        </w:rPr>
-        <w:t>Dashboard/</w:t>
-      </w:r>
-    </w:p>
-    <w:p>
-      <w:pPr>
-        <w:pStyle w:val="PargrafodaLista"/>
-        <w:numPr>
-          <w:ilvl w:val="0"/>
-          <w:numId w:val="44"/>
-        </w:numPr>
-        <w:spacing w:after="0" w:line="240" w:lineRule="auto"/>
-        <w:rPr>
-          <w:rFonts w:ascii="Times New Roman" w:eastAsia="Times New Roman" w:hAnsi="Times New Roman" w:cs="Times New Roman"/>
-          <w:kern w:val="0"/>
-          <w:sz w:val="20"/>
-          <w:szCs w:val="20"/>
-          <w:lang w:eastAsia="pt-BR"/>
-          <w14:ligatures w14:val="none"/>
-        </w:rPr>
-      </w:pPr>
-      <w:r>
-        <w:rPr>
-          <w:rFonts w:ascii="Times New Roman" w:eastAsia="Times New Roman" w:hAnsi="Times New Roman" w:cs="Times New Roman"/>
-          <w:kern w:val="0"/>
-          <w:sz w:val="20"/>
-          <w:szCs w:val="20"/>
-          <w:lang w:eastAsia="pt-BR"/>
-          <w14:ligatures w14:val="none"/>
-        </w:rPr>
-        <w:t>Clientes/</w:t>
-      </w:r>
-    </w:p>
-    <w:p>
-      <w:pPr>
-        <w:pStyle w:val="PargrafodaLista"/>
-        <w:numPr>
-          <w:ilvl w:val="0"/>
-          <w:numId w:val="44"/>
-        </w:numPr>
-        <w:spacing w:after="0" w:line="240" w:lineRule="auto"/>
-        <w:rPr>
-          <w:rFonts w:ascii="Times New Roman" w:eastAsia="Times New Roman" w:hAnsi="Times New Roman" w:cs="Times New Roman"/>
-          <w:kern w:val="0"/>
-          <w:sz w:val="20"/>
-          <w:szCs w:val="20"/>
-          <w:lang w:eastAsia="pt-BR"/>
-          <w14:ligatures w14:val="none"/>
-        </w:rPr>
-      </w:pPr>
-      <w:r>
-        <w:rPr>
-          <w:rFonts w:ascii="Times New Roman" w:eastAsia="Times New Roman" w:hAnsi="Times New Roman" w:cs="Times New Roman"/>
-          <w:kern w:val="0"/>
-          <w:sz w:val="20"/>
-          <w:szCs w:val="20"/>
-          <w:lang w:eastAsia="pt-BR"/>
-          <w14:ligatures w14:val="none"/>
-        </w:rPr>
-        <w:t>Servidores/</w:t>
-      </w:r>
-    </w:p>
-    <w:p>
-      <w:pPr>
-        <w:pStyle w:val="PargrafodaLista"/>
-        <w:numPr>
-          <w:ilvl w:val="0"/>
-          <w:numId w:val="44"/>
-        </w:numPr>
-        <w:spacing w:after="0" w:line="240" w:lineRule="auto"/>
-        <w:rPr>
-          <w:rFonts w:ascii="Times New Roman" w:eastAsia="Times New Roman" w:hAnsi="Times New Roman" w:cs="Times New Roman"/>
-          <w:kern w:val="0"/>
-          <w:sz w:val="20"/>
-          <w:szCs w:val="20"/>
-          <w:lang w:eastAsia="pt-BR"/>
-          <w14:ligatures w14:val="none"/>
-        </w:rPr>
-      </w:pPr>
-      <w:r>
-        <w:rPr>
-          <w:rFonts w:ascii="Times New Roman" w:eastAsia="Times New Roman" w:hAnsi="Times New Roman" w:cs="Times New Roman"/>
-          <w:kern w:val="0"/>
-          <w:sz w:val="20"/>
-          <w:szCs w:val="20"/>
-          <w:lang w:eastAsia="pt-BR"/>
-          <w14:ligatures w14:val="none"/>
-        </w:rPr>
-        <w:t>Telas/</w:t>
-      </w:r>
-    </w:p>
-    <w:p>
-      <w:pPr>
-        <w:pStyle w:val="PargrafodaLista"/>
-        <w:numPr>
-          <w:ilvl w:val="0"/>
-          <w:numId w:val="44"/>
-        </w:numPr>
-        <w:spacing w:after="0" w:line="240" w:lineRule="auto"/>
-        <w:rPr>
-          <w:rFonts w:ascii="Times New Roman" w:eastAsia="Times New Roman" w:hAnsi="Times New Roman" w:cs="Times New Roman"/>
-          <w:kern w:val="0"/>
-          <w:sz w:val="20"/>
-          <w:szCs w:val="20"/>
-          <w:lang w:eastAsia="pt-BR"/>
-          <w14:ligatures w14:val="none"/>
-        </w:rPr>
-      </w:pPr>
-      <w:r>
-        <w:rPr>
-          <w:rFonts w:ascii="Times New Roman" w:eastAsia="Times New Roman" w:hAnsi="Times New Roman" w:cs="Times New Roman"/>
-          <w:kern w:val="0"/>
-          <w:sz w:val="20"/>
-          <w:szCs w:val="20"/>
-          <w:lang w:eastAsia="pt-BR"/>
-          <w14:ligatures w14:val="none"/>
-        </w:rPr>
-        <w:t>Financeiro/</w:t>
-      </w:r>
-    </w:p>
-    <w:p>
-      <w:pPr>
-        <w:pStyle w:val="PargrafodaLista"/>
-        <w:numPr>
-          <w:ilvl w:val="0"/>
-          <w:numId w:val="44"/>
-        </w:numPr>
-        <w:spacing w:after="0" w:line="240" w:lineRule="auto"/>
-        <w:rPr>
-          <w:rFonts w:ascii="Times New Roman" w:eastAsia="Times New Roman" w:hAnsi="Times New Roman" w:cs="Times New Roman"/>
-          <w:kern w:val="0"/>
-          <w:sz w:val="20"/>
-          <w:szCs w:val="20"/>
-          <w:lang w:eastAsia="pt-BR"/>
-          <w14:ligatures w14:val="none"/>
-        </w:rPr>
-      </w:pPr>
-      <w:proofErr w:type="spellStart"/>
-      <w:r>
-        <w:rPr>
-          <w:rFonts w:ascii="Times New Roman" w:eastAsia="Times New Roman" w:hAnsi="Times New Roman" w:cs="Times New Roman"/>
-          <w:kern w:val="0"/>
-          <w:sz w:val="20"/>
-          <w:szCs w:val="20"/>
-          <w:lang w:eastAsia="pt-BR"/>
-          <w14:ligatures w14:val="none"/>
-        </w:rPr>
-        <w:t>Historico</w:t>
-      </w:r>
-      <w:proofErr w:type="spellEnd"/>
-      <w:r>
-        <w:rPr>
-          <w:rFonts w:ascii="Times New Roman" w:eastAsia="Times New Roman" w:hAnsi="Times New Roman" w:cs="Times New Roman"/>
-          <w:kern w:val="0"/>
-          <w:sz w:val="20"/>
-          <w:szCs w:val="20"/>
-          <w:lang w:eastAsia="pt-BR"/>
-          <w14:ligatures w14:val="none"/>
-        </w:rPr>
-        <w:t>/</w:t>
-      </w:r>
-    </w:p>
-    <w:p>
-      <w:pPr>
-        <w:pStyle w:val="PargrafodaLista"/>
-        <w:numPr>
-          <w:ilvl w:val="0"/>
-          <w:numId w:val="44"/>
-        </w:numPr>
-        <w:spacing w:after="0" w:line="240" w:lineRule="auto"/>
-        <w:rPr>
-          <w:rFonts w:ascii="Times New Roman" w:eastAsia="Times New Roman" w:hAnsi="Times New Roman" w:cs="Times New Roman"/>
-          <w:kern w:val="0"/>
-          <w:sz w:val="20"/>
-          <w:szCs w:val="20"/>
-          <w:lang w:eastAsia="pt-BR"/>
-          <w14:ligatures w14:val="none"/>
-        </w:rPr>
-      </w:pPr>
-      <w:proofErr w:type="spellStart"/>
-      <w:r>
-        <w:rPr>
-          <w:rFonts w:ascii="Times New Roman" w:eastAsia="Times New Roman" w:hAnsi="Times New Roman" w:cs="Times New Roman"/>
-          <w:kern w:val="0"/>
-          <w:sz w:val="20"/>
-          <w:szCs w:val="20"/>
-          <w:lang w:eastAsia="pt-BR"/>
-          <w14:ligatures w14:val="none"/>
-        </w:rPr>
-        <w:t>routes</w:t>
-      </w:r>
-      <w:proofErr w:type="spellEnd"/>
-      <w:r>
-        <w:rPr>
-          <w:rFonts w:ascii="Times New Roman" w:eastAsia="Times New Roman" w:hAnsi="Times New Roman" w:cs="Times New Roman"/>
-          <w:kern w:val="0"/>
-          <w:sz w:val="20"/>
-          <w:szCs w:val="20"/>
-          <w:lang w:eastAsia="pt-BR"/>
-          <w14:ligatures w14:val="none"/>
-        </w:rPr>
-        <w:t>/</w:t>
-      </w:r>
-    </w:p>
-    <w:p>
-      <w:pPr>
-        <w:pStyle w:val="PargrafodaLista"/>
-        <w:numPr>
-          <w:ilvl w:val="0"/>
-          <w:numId w:val="44"/>
-        </w:numPr>
-        <w:spacing w:after="0" w:line="240" w:lineRule="auto"/>
-        <w:rPr>
-          <w:rFonts w:ascii="Times New Roman" w:eastAsia="Times New Roman" w:hAnsi="Times New Roman" w:cs="Times New Roman"/>
-          <w:kern w:val="0"/>
-          <w:sz w:val="20"/>
-          <w:szCs w:val="20"/>
-          <w:lang w:eastAsia="pt-BR"/>
-          <w14:ligatures w14:val="none"/>
-        </w:rPr>
-      </w:pPr>
-      <w:proofErr w:type="spellStart"/>
-      <w:r>
-        <w:rPr>
-          <w:rFonts w:ascii="Times New Roman" w:eastAsia="Times New Roman" w:hAnsi="Times New Roman" w:cs="Times New Roman"/>
-          <w:kern w:val="0"/>
-          <w:sz w:val="20"/>
-          <w:szCs w:val="20"/>
-          <w:lang w:eastAsia="pt-BR"/>
-          <w14:ligatures w14:val="none"/>
-        </w:rPr>
-        <w:t>utils</w:t>
-      </w:r>
-      <w:proofErr w:type="spellEnd"/>
-      <w:r>
-        <w:rPr>
-          <w:rFonts w:ascii="Times New Roman" w:eastAsia="Times New Roman" w:hAnsi="Times New Roman" w:cs="Times New Roman"/>
-          <w:kern w:val="0"/>
-          <w:sz w:val="20"/>
-          <w:szCs w:val="20"/>
-          <w:lang w:eastAsia="pt-BR"/>
-          <w14:ligatures w14:val="none"/>
-        </w:rPr>
-        <w:t>/</w:t>
-      </w:r>
-    </w:p>
-    <w:p>
-      <w:pPr>
-        <w:pStyle w:val="PargrafodaLista"/>
-        <w:numPr>
-          <w:ilvl w:val="0"/>
-          <w:numId w:val="44"/>
-        </w:numPr>
-        <w:spacing w:before="100" w:beforeAutospacing="1" w:after="100" w:afterAutospacing="1" w:line="240" w:lineRule="auto"/>
-        <w:outlineLvl w:val="1"/>
-        <w:rPr>
-          <w:rFonts w:ascii="Times New Roman" w:eastAsia="Times New Roman" w:hAnsi="Times New Roman" w:cs="Times New Roman"/>
-          <w:b/>
-          <w:bCs/>
-          <w:kern w:val="0"/>
-          <w:sz w:val="20"/>
-          <w:szCs w:val="20"/>
-          <w:lang w:eastAsia="pt-BR"/>
-          <w14:ligatures w14:val="none"/>
-        </w:rPr>
-      </w:pPr>
-      <w:r>
-        <w:rPr>
-          <w:rFonts w:ascii="Times New Roman" w:eastAsia="Times New Roman" w:hAnsi="Times New Roman" w:cs="Times New Roman"/>
-          <w:b/>
-          <w:bCs/>
-          <w:kern w:val="0"/>
-          <w:sz w:val="20"/>
-          <w:szCs w:val="20"/>
-          <w:lang w:eastAsia="pt-BR"/>
-          <w14:ligatures w14:val="none"/>
-        </w:rPr>
-        <w:t>Requisitos da Fase 1.2</w:t>
-      </w:r>
-    </w:p>
-    <w:p>
-      <w:pPr>
-        <w:numPr>
-          <w:ilvl w:val="0"/>
-          <w:numId w:val="45"/>
-        </w:numPr>
-        <w:rPr>
-          <w:sz w:val="20"/>
-          <w:szCs w:val="20"/>
-        </w:rPr>
-      </w:pPr>
-      <w:proofErr w:type="spellStart"/>
-      <w:r>
-        <w:rPr>
-          <w:sz w:val="20"/>
-          <w:szCs w:val="20"/>
-        </w:rPr>
-        <w:lastRenderedPageBreak/>
-        <w:t>ReactJS</w:t>
-      </w:r>
-      <w:proofErr w:type="spellEnd"/>
-    </w:p>
-    <w:p>
-      <w:pPr>
-        <w:numPr>
-          <w:ilvl w:val="0"/>
-          <w:numId w:val="45"/>
-        </w:numPr>
-        <w:rPr>
-          <w:sz w:val="20"/>
-          <w:szCs w:val="20"/>
-        </w:rPr>
-      </w:pPr>
-      <w:proofErr w:type="spellStart"/>
-      <w:r>
-        <w:rPr>
-          <w:sz w:val="20"/>
-          <w:szCs w:val="20"/>
-        </w:rPr>
-        <w:t>React</w:t>
-      </w:r>
-      <w:proofErr w:type="spellEnd"/>
-      <w:r>
-        <w:rPr>
-          <w:sz w:val="20"/>
-          <w:szCs w:val="20"/>
-        </w:rPr>
-        <w:t xml:space="preserve"> </w:t>
-      </w:r>
-      <w:proofErr w:type="spellStart"/>
-      <w:r>
-        <w:rPr>
-          <w:sz w:val="20"/>
-          <w:szCs w:val="20"/>
-        </w:rPr>
-        <w:t>Router</w:t>
-      </w:r>
-      <w:proofErr w:type="spellEnd"/>
-    </w:p>
-    <w:p>
-      <w:pPr>
-        <w:numPr>
-          <w:ilvl w:val="0"/>
-          <w:numId w:val="45"/>
-        </w:numPr>
-        <w:rPr>
-          <w:sz w:val="20"/>
-          <w:szCs w:val="20"/>
-        </w:rPr>
-      </w:pPr>
-      <w:proofErr w:type="spellStart"/>
-      <w:r>
-        <w:rPr>
-          <w:sz w:val="20"/>
-          <w:szCs w:val="20"/>
-        </w:rPr>
-        <w:t>Axios</w:t>
-      </w:r>
-      <w:proofErr w:type="spellEnd"/>
-    </w:p>
-    <w:p>
-      <w:pPr>
-        <w:numPr>
-          <w:ilvl w:val="0"/>
-          <w:numId w:val="45"/>
-        </w:numPr>
-        <w:rPr>
-          <w:sz w:val="20"/>
-          <w:szCs w:val="20"/>
-        </w:rPr>
-      </w:pPr>
-      <w:proofErr w:type="spellStart"/>
-      <w:r>
-        <w:rPr>
-          <w:sz w:val="20"/>
-          <w:szCs w:val="20"/>
-        </w:rPr>
-        <w:t>Bootstrap</w:t>
-      </w:r>
-      <w:proofErr w:type="spellEnd"/>
-    </w:p>
-    <w:p>
-      <w:pPr>
-        <w:numPr>
-          <w:ilvl w:val="0"/>
-          <w:numId w:val="45"/>
-        </w:numPr>
-        <w:rPr>
-          <w:sz w:val="20"/>
-          <w:szCs w:val="20"/>
-        </w:rPr>
-      </w:pPr>
-      <w:r>
-        <w:rPr>
-          <w:sz w:val="20"/>
-          <w:szCs w:val="20"/>
-        </w:rPr>
-        <w:t>layout simples</w:t>
-      </w:r>
-    </w:p>
-    <w:p>
-      <w:pPr>
-        <w:numPr>
-          <w:ilvl w:val="0"/>
-          <w:numId w:val="45"/>
-        </w:numPr>
-        <w:rPr>
-          <w:sz w:val="20"/>
-          <w:szCs w:val="20"/>
-        </w:rPr>
-      </w:pPr>
-      <w:r>
-        <w:rPr>
-          <w:sz w:val="20"/>
-          <w:szCs w:val="20"/>
-        </w:rPr>
-        <w:t>foco em produtividade, não em design avançado</w:t>
-      </w:r>
-    </w:p>
-    <w:p>
-      <w:pPr>
-        <w:rPr>
-          <w:b/>
-          <w:bCs/>
-          <w:sz w:val="20"/>
-          <w:szCs w:val="20"/>
-        </w:rPr>
-      </w:pPr>
-      <w:r>
-        <w:rPr>
-          <w:b/>
-          <w:bCs/>
-          <w:sz w:val="20"/>
-          <w:szCs w:val="20"/>
-        </w:rPr>
-        <w:t xml:space="preserve">Etapas do </w:t>
-      </w:r>
-      <w:proofErr w:type="spellStart"/>
-      <w:r>
-        <w:rPr>
-          <w:b/>
-          <w:bCs/>
-          <w:sz w:val="20"/>
-          <w:szCs w:val="20"/>
-        </w:rPr>
-        <w:t>frontend</w:t>
-      </w:r>
-      <w:proofErr w:type="spellEnd"/>
-    </w:p>
-    <w:p>
-      <w:pPr>
-        <w:rPr>
-          <w:b/>
-          <w:bCs/>
-          <w:sz w:val="20"/>
-          <w:szCs w:val="20"/>
-        </w:rPr>
-      </w:pPr>
-      <w:r>
-        <w:rPr>
-          <w:b/>
-          <w:bCs/>
-          <w:sz w:val="20"/>
-          <w:szCs w:val="20"/>
-        </w:rPr>
-        <w:t xml:space="preserve">Etapa F1 — Base do </w:t>
-      </w:r>
-      <w:proofErr w:type="spellStart"/>
-      <w:r>
-        <w:rPr>
-          <w:b/>
-          <w:bCs/>
-          <w:sz w:val="20"/>
-          <w:szCs w:val="20"/>
-        </w:rPr>
-        <w:t>frontend</w:t>
-      </w:r>
-      <w:proofErr w:type="spellEnd"/>
-    </w:p>
-    <w:p>
-      <w:pPr>
-        <w:rPr>
-          <w:sz w:val="20"/>
-          <w:szCs w:val="20"/>
-        </w:rPr>
-      </w:pPr>
-      <w:r>
-        <w:rPr>
-          <w:b/>
-          <w:bCs/>
-          <w:sz w:val="20"/>
-          <w:szCs w:val="20"/>
-        </w:rPr>
-        <w:t>Objetivo</w:t>
-      </w:r>
-    </w:p>
-    <w:p>
-      <w:pPr>
-        <w:numPr>
-          <w:ilvl w:val="0"/>
-          <w:numId w:val="46"/>
-        </w:numPr>
-        <w:rPr>
-          <w:sz w:val="20"/>
-          <w:szCs w:val="20"/>
-        </w:rPr>
-      </w:pPr>
-      <w:r>
-        <w:rPr>
-          <w:sz w:val="20"/>
-          <w:szCs w:val="20"/>
-        </w:rPr>
-        <w:t xml:space="preserve">criar projeto </w:t>
-      </w:r>
-      <w:proofErr w:type="spellStart"/>
-      <w:r>
-        <w:rPr>
-          <w:sz w:val="20"/>
-          <w:szCs w:val="20"/>
-        </w:rPr>
-        <w:t>React</w:t>
-      </w:r>
-      <w:proofErr w:type="spellEnd"/>
-    </w:p>
-    <w:p>
-      <w:pPr>
-        <w:numPr>
-          <w:ilvl w:val="0"/>
-          <w:numId w:val="46"/>
-        </w:numPr>
-        <w:rPr>
-          <w:sz w:val="20"/>
-          <w:szCs w:val="20"/>
-        </w:rPr>
-      </w:pPr>
-      <w:r>
-        <w:rPr>
-          <w:sz w:val="20"/>
-          <w:szCs w:val="20"/>
-        </w:rPr>
-        <w:t>configurar rotas</w:t>
-      </w:r>
-    </w:p>
-    <w:p>
-      <w:pPr>
-        <w:numPr>
-          <w:ilvl w:val="0"/>
-          <w:numId w:val="46"/>
-        </w:numPr>
-        <w:rPr>
-          <w:sz w:val="20"/>
-          <w:szCs w:val="20"/>
-        </w:rPr>
-      </w:pPr>
-      <w:r>
-        <w:rPr>
-          <w:sz w:val="20"/>
-          <w:szCs w:val="20"/>
-        </w:rPr>
-        <w:t xml:space="preserve">configurar </w:t>
-      </w:r>
-      <w:proofErr w:type="spellStart"/>
-      <w:r>
-        <w:rPr>
-          <w:sz w:val="20"/>
-          <w:szCs w:val="20"/>
-        </w:rPr>
-        <w:t>Axios</w:t>
-      </w:r>
-      <w:proofErr w:type="spellEnd"/>
-    </w:p>
-    <w:p>
-      <w:pPr>
-        <w:numPr>
-          <w:ilvl w:val="0"/>
-          <w:numId w:val="46"/>
-        </w:numPr>
-        <w:rPr>
-          <w:sz w:val="20"/>
-          <w:szCs w:val="20"/>
-        </w:rPr>
-      </w:pPr>
-      <w:r>
-        <w:rPr>
-          <w:sz w:val="20"/>
-          <w:szCs w:val="20"/>
-        </w:rPr>
-        <w:t>criar layout base</w:t>
-      </w:r>
-    </w:p>
-    <w:p>
-      <w:pPr>
-        <w:rPr>
-          <w:sz w:val="20"/>
-          <w:szCs w:val="20"/>
-        </w:rPr>
-      </w:pPr>
-      <w:r>
-        <w:rPr>
-          <w:b/>
-          <w:bCs/>
-          <w:sz w:val="20"/>
-          <w:szCs w:val="20"/>
-        </w:rPr>
-        <w:t>Entregáveis</w:t>
-      </w:r>
-    </w:p>
-    <w:p>
-      <w:pPr>
-        <w:numPr>
-          <w:ilvl w:val="0"/>
-          <w:numId w:val="47"/>
-        </w:numPr>
-        <w:rPr>
-          <w:sz w:val="20"/>
-          <w:szCs w:val="20"/>
-        </w:rPr>
-      </w:pPr>
-      <w:r>
-        <w:rPr>
-          <w:sz w:val="20"/>
-          <w:szCs w:val="20"/>
-        </w:rPr>
-        <w:t xml:space="preserve">app </w:t>
-      </w:r>
-      <w:proofErr w:type="spellStart"/>
-      <w:r>
-        <w:rPr>
-          <w:sz w:val="20"/>
-          <w:szCs w:val="20"/>
-        </w:rPr>
-        <w:t>React</w:t>
-      </w:r>
-      <w:proofErr w:type="spellEnd"/>
-      <w:r>
-        <w:rPr>
-          <w:sz w:val="20"/>
-          <w:szCs w:val="20"/>
-        </w:rPr>
-        <w:t xml:space="preserve"> inicial</w:t>
-      </w:r>
-    </w:p>
-    <w:p>
-      <w:pPr>
-        <w:numPr>
-          <w:ilvl w:val="0"/>
-          <w:numId w:val="47"/>
-        </w:numPr>
-        <w:rPr>
-          <w:sz w:val="20"/>
-          <w:szCs w:val="20"/>
-        </w:rPr>
-      </w:pPr>
-      <w:r>
-        <w:rPr>
-          <w:sz w:val="20"/>
-          <w:szCs w:val="20"/>
-        </w:rPr>
-        <w:t>estrutura de pastas</w:t>
-      </w:r>
-    </w:p>
-    <w:p>
-      <w:pPr>
-        <w:numPr>
-          <w:ilvl w:val="0"/>
-          <w:numId w:val="47"/>
-        </w:numPr>
-        <w:rPr>
-          <w:sz w:val="20"/>
-          <w:szCs w:val="20"/>
-        </w:rPr>
-      </w:pPr>
-      <w:r>
-        <w:rPr>
-          <w:sz w:val="20"/>
-          <w:szCs w:val="20"/>
-        </w:rPr>
-        <w:t>rota inicial</w:t>
-      </w:r>
-    </w:p>
-    <w:p>
-      <w:pPr>
-        <w:numPr>
-          <w:ilvl w:val="0"/>
-          <w:numId w:val="47"/>
-        </w:numPr>
-        <w:rPr>
-          <w:sz w:val="20"/>
-          <w:szCs w:val="20"/>
-        </w:rPr>
-      </w:pPr>
-      <w:r>
-        <w:rPr>
-          <w:sz w:val="20"/>
-          <w:szCs w:val="20"/>
-        </w:rPr>
-        <w:t>layout com menu lateral ou topo</w:t>
-      </w:r>
-    </w:p>
-    <w:p>
-      <w:pPr>
-        <w:rPr>
-          <w:b/>
-          <w:bCs/>
-          <w:sz w:val="20"/>
-          <w:szCs w:val="20"/>
-        </w:rPr>
-      </w:pPr>
-      <w:r>
-        <w:rPr>
-          <w:b/>
-          <w:bCs/>
-          <w:sz w:val="20"/>
-          <w:szCs w:val="20"/>
-        </w:rPr>
-        <w:t>Etapa F2 — Dashboard</w:t>
-      </w:r>
-    </w:p>
-    <w:p>
-      <w:pPr>
-        <w:rPr>
-          <w:sz w:val="20"/>
-          <w:szCs w:val="20"/>
-        </w:rPr>
-      </w:pPr>
-      <w:r>
-        <w:rPr>
-          <w:b/>
-          <w:bCs/>
-          <w:sz w:val="20"/>
-          <w:szCs w:val="20"/>
-        </w:rPr>
-        <w:t>Objetivo</w:t>
-      </w:r>
-    </w:p>
-    <w:p>
-      <w:pPr>
-        <w:numPr>
-          <w:ilvl w:val="0"/>
-          <w:numId w:val="48"/>
-        </w:numPr>
-        <w:rPr>
-          <w:sz w:val="20"/>
-          <w:szCs w:val="20"/>
-        </w:rPr>
-      </w:pPr>
-      <w:r>
-        <w:rPr>
-          <w:sz w:val="20"/>
-          <w:szCs w:val="20"/>
-        </w:rPr>
-        <w:t xml:space="preserve">consumir </w:t>
-      </w:r>
-      <w:proofErr w:type="spellStart"/>
-      <w:r>
-        <w:rPr>
-          <w:sz w:val="20"/>
-          <w:szCs w:val="20"/>
-        </w:rPr>
-        <w:t>endpoints</w:t>
-      </w:r>
-      <w:proofErr w:type="spellEnd"/>
-      <w:r>
-        <w:rPr>
-          <w:sz w:val="20"/>
-          <w:szCs w:val="20"/>
-        </w:rPr>
-        <w:t xml:space="preserve"> do dashboard</w:t>
-      </w:r>
-    </w:p>
-    <w:p>
-      <w:pPr>
-        <w:numPr>
-          <w:ilvl w:val="0"/>
-          <w:numId w:val="48"/>
-        </w:numPr>
-        <w:rPr>
-          <w:sz w:val="20"/>
-          <w:szCs w:val="20"/>
-        </w:rPr>
-      </w:pPr>
-      <w:r>
-        <w:rPr>
-          <w:sz w:val="20"/>
-          <w:szCs w:val="20"/>
-        </w:rPr>
-        <w:t>exibir cards e listas simples</w:t>
-      </w:r>
-    </w:p>
-    <w:p>
-      <w:pPr>
-        <w:rPr>
-          <w:sz w:val="20"/>
-          <w:szCs w:val="20"/>
-        </w:rPr>
-      </w:pPr>
-      <w:r>
-        <w:rPr>
-          <w:b/>
-          <w:bCs/>
-          <w:sz w:val="20"/>
-          <w:szCs w:val="20"/>
-        </w:rPr>
-        <w:t>Entregáveis</w:t>
-      </w:r>
-    </w:p>
-    <w:p>
-      <w:pPr>
-        <w:numPr>
-          <w:ilvl w:val="0"/>
-          <w:numId w:val="49"/>
-        </w:numPr>
-        <w:rPr>
-          <w:sz w:val="20"/>
-          <w:szCs w:val="20"/>
-        </w:rPr>
-      </w:pPr>
-      <w:r>
-        <w:rPr>
-          <w:sz w:val="20"/>
-          <w:szCs w:val="20"/>
-        </w:rPr>
-        <w:t>cards de resumo</w:t>
-      </w:r>
-    </w:p>
-    <w:p>
-      <w:pPr>
-        <w:numPr>
-          <w:ilvl w:val="0"/>
-          <w:numId w:val="49"/>
-        </w:numPr>
-        <w:rPr>
-          <w:sz w:val="20"/>
-          <w:szCs w:val="20"/>
-        </w:rPr>
-      </w:pPr>
-      <w:r>
-        <w:rPr>
-          <w:sz w:val="20"/>
-          <w:szCs w:val="20"/>
-        </w:rPr>
-        <w:t>tabela ou lista por servidor</w:t>
-      </w:r>
-    </w:p>
-    <w:p>
-      <w:pPr>
-        <w:numPr>
-          <w:ilvl w:val="0"/>
-          <w:numId w:val="49"/>
-        </w:numPr>
-        <w:rPr>
-          <w:sz w:val="20"/>
-          <w:szCs w:val="20"/>
-        </w:rPr>
-      </w:pPr>
-      <w:r>
-        <w:rPr>
-          <w:sz w:val="20"/>
-          <w:szCs w:val="20"/>
-        </w:rPr>
-        <w:t>alertas de pendência técnica e financeira</w:t>
-      </w:r>
-    </w:p>
-    <w:p>
-      <w:pPr>
-        <w:rPr>
-          <w:b/>
-          <w:bCs/>
-          <w:sz w:val="20"/>
-          <w:szCs w:val="20"/>
-        </w:rPr>
-      </w:pPr>
-      <w:r>
-        <w:rPr>
-          <w:b/>
-          <w:bCs/>
-          <w:sz w:val="20"/>
-          <w:szCs w:val="20"/>
-        </w:rPr>
-        <w:t>Etapa F3 — Clientes</w:t>
-      </w:r>
-    </w:p>
-    <w:p>
-      <w:pPr>
-        <w:rPr>
-          <w:sz w:val="20"/>
-          <w:szCs w:val="20"/>
-        </w:rPr>
-      </w:pPr>
-      <w:r>
-        <w:rPr>
-          <w:b/>
-          <w:bCs/>
-          <w:sz w:val="20"/>
-          <w:szCs w:val="20"/>
-        </w:rPr>
-        <w:t>Objetivo</w:t>
-      </w:r>
-    </w:p>
-    <w:p>
-      <w:pPr>
-        <w:numPr>
-          <w:ilvl w:val="0"/>
-          <w:numId w:val="50"/>
-        </w:numPr>
-        <w:rPr>
-          <w:sz w:val="20"/>
-          <w:szCs w:val="20"/>
-        </w:rPr>
-      </w:pPr>
-      <w:r>
-        <w:rPr>
-          <w:sz w:val="20"/>
-          <w:szCs w:val="20"/>
-        </w:rPr>
-        <w:t>CRUD de clientes</w:t>
-      </w:r>
-    </w:p>
-    <w:p>
-      <w:pPr>
-        <w:rPr>
-          <w:sz w:val="20"/>
-          <w:szCs w:val="20"/>
-        </w:rPr>
-      </w:pPr>
-      <w:r>
-        <w:rPr>
-          <w:b/>
-          <w:bCs/>
-          <w:sz w:val="20"/>
-          <w:szCs w:val="20"/>
-        </w:rPr>
-        <w:t>Entregáveis</w:t>
-      </w:r>
-    </w:p>
-    <w:p>
-      <w:pPr>
-        <w:numPr>
-          <w:ilvl w:val="0"/>
-          <w:numId w:val="51"/>
-        </w:numPr>
-        <w:rPr>
-          <w:sz w:val="20"/>
-          <w:szCs w:val="20"/>
-        </w:rPr>
-      </w:pPr>
-      <w:r>
-        <w:rPr>
-          <w:sz w:val="20"/>
-          <w:szCs w:val="20"/>
-        </w:rPr>
-        <w:t>listagem</w:t>
-      </w:r>
-    </w:p>
-    <w:p>
-      <w:pPr>
-        <w:numPr>
-          <w:ilvl w:val="0"/>
-          <w:numId w:val="51"/>
-        </w:numPr>
-        <w:rPr>
-          <w:sz w:val="20"/>
-          <w:szCs w:val="20"/>
-        </w:rPr>
-      </w:pPr>
-      <w:r>
-        <w:rPr>
-          <w:sz w:val="20"/>
-          <w:szCs w:val="20"/>
-        </w:rPr>
-        <w:lastRenderedPageBreak/>
-        <w:t>cadastro</w:t>
-      </w:r>
-    </w:p>
-    <w:p>
-      <w:pPr>
-        <w:numPr>
-          <w:ilvl w:val="0"/>
-          <w:numId w:val="51"/>
-        </w:numPr>
-        <w:rPr>
-          <w:sz w:val="20"/>
-          <w:szCs w:val="20"/>
-        </w:rPr>
-      </w:pPr>
-      <w:r>
-        <w:rPr>
-          <w:sz w:val="20"/>
-          <w:szCs w:val="20"/>
-        </w:rPr>
-        <w:t>edição</w:t>
-      </w:r>
-    </w:p>
-    <w:p>
-      <w:pPr>
-        <w:numPr>
-          <w:ilvl w:val="0"/>
-          <w:numId w:val="51"/>
-        </w:numPr>
-        <w:rPr>
-          <w:sz w:val="20"/>
-          <w:szCs w:val="20"/>
-        </w:rPr>
-      </w:pPr>
-      <w:r>
-        <w:rPr>
-          <w:sz w:val="20"/>
-          <w:szCs w:val="20"/>
-        </w:rPr>
-        <w:t>detalhe do cliente</w:t>
-      </w:r>
-    </w:p>
-    <w:p>
-      <w:pPr>
-        <w:rPr>
-          <w:b/>
-          <w:bCs/>
-          <w:sz w:val="20"/>
-          <w:szCs w:val="20"/>
-        </w:rPr>
-      </w:pPr>
-      <w:r>
-        <w:rPr>
-          <w:b/>
-          <w:bCs/>
-          <w:sz w:val="20"/>
-          <w:szCs w:val="20"/>
-        </w:rPr>
-        <w:t>Etapa F4 — Servidores</w:t>
-      </w:r>
-    </w:p>
-    <w:p>
-      <w:pPr>
-        <w:rPr>
-          <w:sz w:val="20"/>
-          <w:szCs w:val="20"/>
-        </w:rPr>
-      </w:pPr>
-      <w:r>
-        <w:rPr>
-          <w:b/>
-          <w:bCs/>
-          <w:sz w:val="20"/>
-          <w:szCs w:val="20"/>
-        </w:rPr>
-        <w:t>Objetivo</w:t>
-      </w:r>
-    </w:p>
-    <w:p>
-      <w:pPr>
-        <w:numPr>
-          <w:ilvl w:val="0"/>
-          <w:numId w:val="52"/>
-        </w:numPr>
-        <w:rPr>
-          <w:sz w:val="20"/>
-          <w:szCs w:val="20"/>
-        </w:rPr>
-      </w:pPr>
-      <w:r>
-        <w:rPr>
-          <w:sz w:val="20"/>
-          <w:szCs w:val="20"/>
-        </w:rPr>
-        <w:t>CRUD de servidores</w:t>
-      </w:r>
-    </w:p>
-    <w:p>
-      <w:pPr>
-        <w:rPr>
-          <w:sz w:val="20"/>
-          <w:szCs w:val="20"/>
-        </w:rPr>
-      </w:pPr>
-      <w:r>
-        <w:rPr>
-          <w:b/>
-          <w:bCs/>
-          <w:sz w:val="20"/>
-          <w:szCs w:val="20"/>
-        </w:rPr>
-        <w:t>Entregáveis</w:t>
-      </w:r>
-    </w:p>
-    <w:p>
-      <w:pPr>
-        <w:numPr>
-          <w:ilvl w:val="0"/>
-          <w:numId w:val="53"/>
-        </w:numPr>
-        <w:rPr>
-          <w:sz w:val="20"/>
-          <w:szCs w:val="20"/>
-        </w:rPr>
-      </w:pPr>
-      <w:r>
-        <w:rPr>
-          <w:sz w:val="20"/>
-          <w:szCs w:val="20"/>
-        </w:rPr>
-        <w:t>listagem</w:t>
-      </w:r>
-    </w:p>
-    <w:p>
-      <w:pPr>
-        <w:numPr>
-          <w:ilvl w:val="0"/>
-          <w:numId w:val="53"/>
-        </w:numPr>
-        <w:rPr>
-          <w:sz w:val="20"/>
-          <w:szCs w:val="20"/>
-        </w:rPr>
-      </w:pPr>
-      <w:r>
-        <w:rPr>
-          <w:sz w:val="20"/>
-          <w:szCs w:val="20"/>
-        </w:rPr>
-        <w:t>cadastro</w:t>
-      </w:r>
-    </w:p>
-    <w:p>
-      <w:pPr>
-        <w:numPr>
-          <w:ilvl w:val="0"/>
-          <w:numId w:val="53"/>
-        </w:numPr>
-        <w:rPr>
-          <w:sz w:val="20"/>
-          <w:szCs w:val="20"/>
-        </w:rPr>
-      </w:pPr>
-      <w:r>
-        <w:rPr>
-          <w:sz w:val="20"/>
-          <w:szCs w:val="20"/>
-        </w:rPr>
-        <w:t>edição</w:t>
-      </w:r>
-    </w:p>
-    <w:p>
-      <w:pPr>
-        <w:numPr>
-          <w:ilvl w:val="0"/>
-          <w:numId w:val="53"/>
-        </w:numPr>
-        <w:rPr>
-          <w:sz w:val="20"/>
-          <w:szCs w:val="20"/>
-        </w:rPr>
-      </w:pPr>
-      <w:r>
-        <w:rPr>
-          <w:sz w:val="20"/>
-          <w:szCs w:val="20"/>
-        </w:rPr>
-        <w:t>alteração de status</w:t>
-      </w:r>
-    </w:p>
-    <w:p>
-      <w:pPr>
-        <w:rPr>
-          <w:b/>
-          <w:bCs/>
-          <w:sz w:val="20"/>
-          <w:szCs w:val="20"/>
-        </w:rPr>
-      </w:pPr>
-      <w:r>
-        <w:rPr>
-          <w:b/>
-          <w:bCs/>
-          <w:sz w:val="20"/>
-          <w:szCs w:val="20"/>
-        </w:rPr>
-        <w:t>Etapa F5 — Telas</w:t>
-      </w:r>
-    </w:p>
-    <w:p>
-      <w:pPr>
-        <w:rPr>
-          <w:sz w:val="20"/>
-          <w:szCs w:val="20"/>
-        </w:rPr>
-      </w:pPr>
-      <w:r>
-        <w:rPr>
-          <w:b/>
-          <w:bCs/>
-          <w:sz w:val="20"/>
-          <w:szCs w:val="20"/>
-        </w:rPr>
-        <w:t>Objetivo</w:t>
-      </w:r>
-    </w:p>
-    <w:p>
-      <w:pPr>
-        <w:numPr>
-          <w:ilvl w:val="0"/>
-          <w:numId w:val="54"/>
-        </w:numPr>
-        <w:rPr>
-          <w:sz w:val="20"/>
-          <w:szCs w:val="20"/>
-        </w:rPr>
-      </w:pPr>
-      <w:r>
-        <w:rPr>
-          <w:sz w:val="20"/>
-          <w:szCs w:val="20"/>
-        </w:rPr>
-        <w:t>CRUD de telas</w:t>
-      </w:r>
-    </w:p>
-    <w:p>
-      <w:pPr>
-        <w:rPr>
-          <w:sz w:val="20"/>
-          <w:szCs w:val="20"/>
-        </w:rPr>
-      </w:pPr>
-      <w:r>
-        <w:rPr>
-          <w:b/>
-          <w:bCs/>
-          <w:sz w:val="20"/>
-          <w:szCs w:val="20"/>
-        </w:rPr>
-        <w:t>Entregáveis</w:t>
-      </w:r>
-    </w:p>
-    <w:p>
-      <w:pPr>
-        <w:numPr>
-          <w:ilvl w:val="0"/>
-          <w:numId w:val="55"/>
-        </w:numPr>
-        <w:rPr>
-          <w:sz w:val="20"/>
-          <w:szCs w:val="20"/>
-        </w:rPr>
-      </w:pPr>
-      <w:r>
-        <w:rPr>
-          <w:sz w:val="20"/>
-          <w:szCs w:val="20"/>
-        </w:rPr>
-        <w:t>listagem</w:t>
-      </w:r>
-    </w:p>
-    <w:p>
-      <w:pPr>
-        <w:numPr>
-          <w:ilvl w:val="0"/>
-          <w:numId w:val="55"/>
-        </w:numPr>
-        <w:rPr>
-          <w:sz w:val="20"/>
-          <w:szCs w:val="20"/>
-        </w:rPr>
-      </w:pPr>
-      <w:r>
-        <w:rPr>
-          <w:sz w:val="20"/>
-          <w:szCs w:val="20"/>
-        </w:rPr>
-        <w:t>cadastro</w:t>
-      </w:r>
-    </w:p>
-    <w:p>
-      <w:pPr>
-        <w:numPr>
-          <w:ilvl w:val="0"/>
-          <w:numId w:val="55"/>
-        </w:numPr>
-        <w:rPr>
-          <w:sz w:val="20"/>
-          <w:szCs w:val="20"/>
-        </w:rPr>
-      </w:pPr>
-      <w:r>
-        <w:rPr>
-          <w:sz w:val="20"/>
-          <w:szCs w:val="20"/>
-        </w:rPr>
-        <w:t>edição</w:t>
-      </w:r>
-    </w:p>
-    <w:p>
-      <w:pPr>
-        <w:numPr>
-          <w:ilvl w:val="0"/>
-          <w:numId w:val="55"/>
-        </w:numPr>
-        <w:rPr>
-          <w:sz w:val="20"/>
-          <w:szCs w:val="20"/>
-        </w:rPr>
-      </w:pPr>
-      <w:r>
-        <w:rPr>
-          <w:sz w:val="20"/>
-          <w:szCs w:val="20"/>
-        </w:rPr>
-        <w:t>detalhe</w:t>
-      </w:r>
-    </w:p>
-    <w:p>
-      <w:pPr>
-        <w:numPr>
-          <w:ilvl w:val="0"/>
-          <w:numId w:val="55"/>
-        </w:numPr>
-        <w:rPr>
-          <w:sz w:val="20"/>
-          <w:szCs w:val="20"/>
-        </w:rPr>
-      </w:pPr>
-      <w:r>
-        <w:rPr>
-          <w:sz w:val="20"/>
-          <w:szCs w:val="20"/>
-        </w:rPr>
-        <w:t>filtro por cliente</w:t>
-      </w:r>
-    </w:p>
-    <w:p>
-      <w:pPr>
-        <w:numPr>
-          <w:ilvl w:val="0"/>
-          <w:numId w:val="55"/>
-        </w:numPr>
-        <w:rPr>
-          <w:sz w:val="20"/>
-          <w:szCs w:val="20"/>
-        </w:rPr>
-      </w:pPr>
-      <w:r>
-        <w:rPr>
-          <w:sz w:val="20"/>
-          <w:szCs w:val="20"/>
-        </w:rPr>
-        <w:t>filtro por servidor</w:t>
-      </w:r>
-    </w:p>
-    <w:p>
-      <w:pPr>
-        <w:rPr>
-          <w:b/>
-          <w:bCs/>
-          <w:sz w:val="20"/>
-          <w:szCs w:val="20"/>
-        </w:rPr>
-      </w:pPr>
-      <w:r>
-        <w:rPr>
-          <w:b/>
-          <w:bCs/>
-          <w:sz w:val="20"/>
-          <w:szCs w:val="20"/>
-        </w:rPr>
-        <w:t>Etapa F6 — Operações técnicas</w:t>
-      </w:r>
-    </w:p>
-    <w:p>
-      <w:pPr>
-        <w:rPr>
-          <w:sz w:val="20"/>
-          <w:szCs w:val="20"/>
-        </w:rPr>
-      </w:pPr>
-      <w:r>
-        <w:rPr>
-          <w:b/>
-          <w:bCs/>
-          <w:sz w:val="20"/>
-          <w:szCs w:val="20"/>
-        </w:rPr>
-        <w:t>Objetivo</w:t>
-      </w:r>
-    </w:p>
-    <w:p>
-      <w:pPr>
-        <w:numPr>
-          <w:ilvl w:val="0"/>
-          <w:numId w:val="56"/>
-        </w:numPr>
-        <w:rPr>
-          <w:sz w:val="20"/>
-          <w:szCs w:val="20"/>
-        </w:rPr>
-      </w:pPr>
-      <w:r>
-        <w:rPr>
-          <w:sz w:val="20"/>
-          <w:szCs w:val="20"/>
-        </w:rPr>
-        <w:t>renovar tela</w:t>
-      </w:r>
-    </w:p>
-    <w:p>
-      <w:pPr>
-        <w:numPr>
-          <w:ilvl w:val="0"/>
-          <w:numId w:val="56"/>
-        </w:numPr>
-        <w:rPr>
-          <w:sz w:val="20"/>
-          <w:szCs w:val="20"/>
-        </w:rPr>
-      </w:pPr>
-      <w:r>
-        <w:rPr>
-          <w:sz w:val="20"/>
-          <w:szCs w:val="20"/>
-        </w:rPr>
-        <w:t>trocar servidor</w:t>
-      </w:r>
-    </w:p>
-    <w:p>
-      <w:pPr>
-        <w:rPr>
-          <w:sz w:val="20"/>
-          <w:szCs w:val="20"/>
-        </w:rPr>
-      </w:pPr>
-      <w:r>
-        <w:rPr>
-          <w:b/>
-          <w:bCs/>
-          <w:sz w:val="20"/>
-          <w:szCs w:val="20"/>
-        </w:rPr>
-        <w:t>Entregáveis</w:t>
-      </w:r>
-    </w:p>
-    <w:p>
-      <w:pPr>
-        <w:numPr>
-          <w:ilvl w:val="0"/>
-          <w:numId w:val="57"/>
-        </w:numPr>
-        <w:rPr>
-          <w:sz w:val="20"/>
-          <w:szCs w:val="20"/>
-        </w:rPr>
-      </w:pPr>
-      <w:r>
-        <w:rPr>
-          <w:sz w:val="20"/>
-          <w:szCs w:val="20"/>
-        </w:rPr>
-        <w:t>formulário ou modal de renovação</w:t>
-      </w:r>
-    </w:p>
-    <w:p>
-      <w:pPr>
-        <w:numPr>
-          <w:ilvl w:val="0"/>
-          <w:numId w:val="57"/>
-        </w:numPr>
-        <w:rPr>
-          <w:sz w:val="20"/>
-          <w:szCs w:val="20"/>
-        </w:rPr>
-      </w:pPr>
-      <w:r>
-        <w:rPr>
-          <w:sz w:val="20"/>
-          <w:szCs w:val="20"/>
-        </w:rPr>
-        <w:t>formulário ou modal de troca de servidor</w:t>
-      </w:r>
-    </w:p>
-    <w:p>
-      <w:pPr>
-        <w:numPr>
-          <w:ilvl w:val="0"/>
-          <w:numId w:val="57"/>
-        </w:numPr>
-        <w:rPr>
-          <w:sz w:val="20"/>
-          <w:szCs w:val="20"/>
-        </w:rPr>
-      </w:pPr>
-      <w:r>
-        <w:rPr>
-          <w:sz w:val="20"/>
-          <w:szCs w:val="20"/>
-        </w:rPr>
-        <w:t>visualização de histórico</w:t>
-      </w:r>
-    </w:p>
-    <w:p>
-      <w:pPr>
-        <w:rPr>
-          <w:b/>
-          <w:bCs/>
-          <w:sz w:val="20"/>
-          <w:szCs w:val="20"/>
-        </w:rPr>
-      </w:pPr>
-      <w:r>
-        <w:rPr>
-          <w:b/>
-          <w:bCs/>
-          <w:sz w:val="20"/>
-          <w:szCs w:val="20"/>
-        </w:rPr>
-        <w:t>Etapa F7 — Financeiro</w:t>
-      </w:r>
-    </w:p>
-    <w:p>
-      <w:pPr>
-        <w:rPr>
-          <w:sz w:val="20"/>
-          <w:szCs w:val="20"/>
-        </w:rPr>
-      </w:pPr>
-      <w:r>
-        <w:rPr>
-          <w:b/>
-          <w:bCs/>
-          <w:sz w:val="20"/>
-          <w:szCs w:val="20"/>
-        </w:rPr>
-        <w:t>Objetivo</w:t>
-      </w:r>
-    </w:p>
-    <w:p>
-      <w:pPr>
-        <w:numPr>
-          <w:ilvl w:val="0"/>
-          <w:numId w:val="58"/>
-        </w:numPr>
-        <w:rPr>
-          <w:sz w:val="20"/>
-          <w:szCs w:val="20"/>
-        </w:rPr>
-      </w:pPr>
-      <w:r>
-        <w:rPr>
-          <w:sz w:val="20"/>
-          <w:szCs w:val="20"/>
-        </w:rPr>
-        <w:lastRenderedPageBreak/>
-        <w:t>lançar cobrança</w:t>
-      </w:r>
-    </w:p>
-    <w:p>
-      <w:pPr>
-        <w:numPr>
-          <w:ilvl w:val="0"/>
-          <w:numId w:val="58"/>
-        </w:numPr>
-        <w:rPr>
-          <w:sz w:val="20"/>
-          <w:szCs w:val="20"/>
-        </w:rPr>
-      </w:pPr>
-      <w:r>
-        <w:rPr>
-          <w:sz w:val="20"/>
-          <w:szCs w:val="20"/>
-        </w:rPr>
-        <w:t>listar pendentes</w:t>
-      </w:r>
-    </w:p>
-    <w:p>
-      <w:pPr>
-        <w:numPr>
-          <w:ilvl w:val="0"/>
-          <w:numId w:val="58"/>
-        </w:numPr>
-        <w:rPr>
-          <w:sz w:val="20"/>
-          <w:szCs w:val="20"/>
-        </w:rPr>
-      </w:pPr>
-      <w:r>
-        <w:rPr>
-          <w:sz w:val="20"/>
-          <w:szCs w:val="20"/>
-        </w:rPr>
-        <w:t>marcar como pago</w:t>
-      </w:r>
-    </w:p>
-    <w:p>
-      <w:pPr>
-        <w:rPr>
-          <w:sz w:val="20"/>
-          <w:szCs w:val="20"/>
-        </w:rPr>
-      </w:pPr>
-      <w:r>
-        <w:rPr>
-          <w:b/>
-          <w:bCs/>
-          <w:sz w:val="20"/>
-          <w:szCs w:val="20"/>
-        </w:rPr>
-        <w:t>Entregáveis</w:t>
-      </w:r>
-    </w:p>
-    <w:p>
-      <w:pPr>
-        <w:numPr>
-          <w:ilvl w:val="0"/>
-          <w:numId w:val="59"/>
-        </w:numPr>
-        <w:rPr>
-          <w:sz w:val="20"/>
-          <w:szCs w:val="20"/>
-        </w:rPr>
-      </w:pPr>
-      <w:r>
-        <w:rPr>
-          <w:sz w:val="20"/>
-          <w:szCs w:val="20"/>
-        </w:rPr>
-        <w:t>tela ou lista financeira</w:t>
-      </w:r>
-    </w:p>
-    <w:p>
-      <w:pPr>
-        <w:numPr>
-          <w:ilvl w:val="0"/>
-          <w:numId w:val="59"/>
-        </w:numPr>
-        <w:rPr>
-          <w:sz w:val="20"/>
-          <w:szCs w:val="20"/>
-        </w:rPr>
-      </w:pPr>
-      <w:r>
-        <w:rPr>
-          <w:sz w:val="20"/>
-          <w:szCs w:val="20"/>
-        </w:rPr>
-        <w:t>filtro por cliente</w:t>
-      </w:r>
-    </w:p>
-    <w:p>
-      <w:pPr>
-        <w:numPr>
-          <w:ilvl w:val="0"/>
-          <w:numId w:val="59"/>
-        </w:numPr>
-        <w:rPr>
-          <w:sz w:val="20"/>
-          <w:szCs w:val="20"/>
-        </w:rPr>
-      </w:pPr>
-      <w:r>
-        <w:rPr>
-          <w:sz w:val="20"/>
-          <w:szCs w:val="20"/>
-        </w:rPr>
-        <w:t>filtro por tela</w:t>
-      </w:r>
-    </w:p>
-    <w:p>
-      <w:pPr>
-        <w:numPr>
-          <w:ilvl w:val="0"/>
-          <w:numId w:val="59"/>
-        </w:numPr>
-        <w:rPr>
-          <w:sz w:val="20"/>
-          <w:szCs w:val="20"/>
-        </w:rPr>
-      </w:pPr>
-      <w:r>
-        <w:rPr>
-          <w:sz w:val="20"/>
-          <w:szCs w:val="20"/>
-        </w:rPr>
-        <w:t>ação de marcar pago</w:t>
-      </w:r>
-    </w:p>
-    <w:p>
-      <w:pPr>
-        <w:rPr>
-          <w:b/>
-          <w:bCs/>
-          <w:sz w:val="20"/>
-          <w:szCs w:val="20"/>
-        </w:rPr>
-      </w:pPr>
-      <w:r>
-        <w:rPr>
-          <w:b/>
-          <w:bCs/>
-          <w:sz w:val="20"/>
-          <w:szCs w:val="20"/>
-        </w:rPr>
-        <w:t>Etapa F8 — Histórico</w:t>
-      </w:r>
-    </w:p>
-    <w:p>
-      <w:pPr>
-        <w:rPr>
-          <w:sz w:val="20"/>
-          <w:szCs w:val="20"/>
-        </w:rPr>
-      </w:pPr>
-      <w:r>
-        <w:rPr>
-          <w:b/>
-          <w:bCs/>
-          <w:sz w:val="20"/>
-          <w:szCs w:val="20"/>
-        </w:rPr>
-        <w:t>Objetivo</w:t>
-      </w:r>
-    </w:p>
-    <w:p>
-      <w:pPr>
-        <w:numPr>
-          <w:ilvl w:val="0"/>
-          <w:numId w:val="60"/>
-        </w:numPr>
-        <w:rPr>
-          <w:sz w:val="20"/>
-          <w:szCs w:val="20"/>
-        </w:rPr>
-      </w:pPr>
-      <w:r>
-        <w:rPr>
-          <w:sz w:val="20"/>
-          <w:szCs w:val="20"/>
-        </w:rPr>
-        <w:t>visualizar histórico técnico básico</w:t>
-      </w:r>
-    </w:p>
-    <w:p>
-      <w:pPr>
-        <w:rPr>
-          <w:sz w:val="20"/>
-          <w:szCs w:val="20"/>
-        </w:rPr>
-      </w:pPr>
-      <w:r>
-        <w:rPr>
-          <w:b/>
-          <w:bCs/>
-          <w:sz w:val="20"/>
-          <w:szCs w:val="20"/>
-        </w:rPr>
-        <w:t>Entregáveis</w:t>
-      </w:r>
-    </w:p>
-    <w:p>
-      <w:pPr>
-        <w:numPr>
-          <w:ilvl w:val="0"/>
-          <w:numId w:val="61"/>
-        </w:numPr>
-        <w:rPr>
-          <w:sz w:val="20"/>
-          <w:szCs w:val="20"/>
-        </w:rPr>
-      </w:pPr>
-      <w:r>
-        <w:rPr>
-          <w:sz w:val="20"/>
-          <w:szCs w:val="20"/>
-        </w:rPr>
-        <w:t>tela com histórico de renovações e trocas</w:t>
-      </w:r>
-    </w:p>
-    <w:p>
-      <w:pPr>
-        <w:rPr>
-          <w:b/>
-          <w:bCs/>
-          <w:sz w:val="20"/>
-          <w:szCs w:val="20"/>
-        </w:rPr>
-      </w:pPr>
-      <w:r>
-        <w:rPr>
-          <w:b/>
-          <w:bCs/>
-          <w:sz w:val="20"/>
-          <w:szCs w:val="20"/>
-        </w:rPr>
-        <w:t>Etapa F9 — Refino final da fase 1</w:t>
-      </w:r>
-    </w:p>
-    <w:p>
-      <w:pPr>
-        <w:rPr>
-          <w:sz w:val="20"/>
-          <w:szCs w:val="20"/>
-        </w:rPr>
-      </w:pPr>
-      <w:r>
-        <w:rPr>
-          <w:b/>
-          <w:bCs/>
-          <w:sz w:val="20"/>
-          <w:szCs w:val="20"/>
-        </w:rPr>
-        <w:t>Objetivo</w:t>
-      </w:r>
-    </w:p>
-    <w:p>
-      <w:pPr>
-        <w:numPr>
-          <w:ilvl w:val="0"/>
-          <w:numId w:val="62"/>
-        </w:numPr>
-        <w:rPr>
-          <w:sz w:val="20"/>
-          <w:szCs w:val="20"/>
-        </w:rPr>
-      </w:pPr>
-      <w:r>
-        <w:rPr>
-          <w:sz w:val="20"/>
-          <w:szCs w:val="20"/>
-        </w:rPr>
-        <w:t>melhorar experiência mínima de uso</w:t>
-      </w:r>
-    </w:p>
-    <w:p>
-      <w:pPr>
-        <w:rPr>
-          <w:sz w:val="20"/>
-          <w:szCs w:val="20"/>
-        </w:rPr>
-      </w:pPr>
-      <w:r>
-        <w:rPr>
-          <w:b/>
-          <w:bCs/>
-          <w:sz w:val="20"/>
-          <w:szCs w:val="20"/>
-        </w:rPr>
-        <w:t>Entregáveis</w:t>
-      </w:r>
-    </w:p>
-    <w:p>
-      <w:pPr>
-        <w:numPr>
-          <w:ilvl w:val="0"/>
-          <w:numId w:val="63"/>
-        </w:numPr>
-        <w:rPr>
-          <w:sz w:val="20"/>
-          <w:szCs w:val="20"/>
-        </w:rPr>
-      </w:pPr>
-      <w:r>
-        <w:rPr>
-          <w:sz w:val="20"/>
-          <w:szCs w:val="20"/>
-        </w:rPr>
-        <w:t>mensagens de sucesso e erro</w:t>
-      </w:r>
-    </w:p>
-    <w:p>
-      <w:pPr>
-        <w:numPr>
-          <w:ilvl w:val="0"/>
-          <w:numId w:val="63"/>
-        </w:numPr>
-        <w:rPr>
-          <w:sz w:val="20"/>
-          <w:szCs w:val="20"/>
-        </w:rPr>
-      </w:pPr>
-      <w:r>
-        <w:rPr>
-          <w:sz w:val="20"/>
-          <w:szCs w:val="20"/>
-        </w:rPr>
-        <w:t xml:space="preserve">estados de </w:t>
-      </w:r>
-      <w:proofErr w:type="spellStart"/>
-      <w:r>
-        <w:rPr>
-          <w:sz w:val="20"/>
-          <w:szCs w:val="20"/>
-        </w:rPr>
-        <w:t>loading</w:t>
-      </w:r>
-      <w:proofErr w:type="spellEnd"/>
-    </w:p>
-    <w:p>
-      <w:pPr>
-        <w:numPr>
-          <w:ilvl w:val="0"/>
-          <w:numId w:val="63"/>
-        </w:numPr>
-        <w:rPr>
-          <w:sz w:val="20"/>
-          <w:szCs w:val="20"/>
-        </w:rPr>
-      </w:pPr>
-      <w:r>
-        <w:rPr>
-          <w:sz w:val="20"/>
-          <w:szCs w:val="20"/>
-        </w:rPr>
-        <w:t>validações básicas</w:t>
-      </w:r>
-    </w:p>
-    <w:p>
-      <w:pPr>
-        <w:numPr>
-          <w:ilvl w:val="0"/>
-          <w:numId w:val="63"/>
-        </w:numPr>
-        <w:rPr>
-          <w:sz w:val="20"/>
-          <w:szCs w:val="20"/>
-        </w:rPr>
-      </w:pPr>
-      <w:r>
-        <w:rPr>
-          <w:sz w:val="20"/>
-          <w:szCs w:val="20"/>
-        </w:rPr>
-        <w:t>navegação consistente</w:t>
-      </w:r>
-    </w:p>
-    <w:p>
-      <w:pPr>
-        <w:rPr>
-          <w:sz w:val="20"/>
-          <w:szCs w:val="20"/>
-        </w:rPr>
-      </w:pPr>
-      <w:r>
-        <w:rPr>
-          <w:sz w:val="20"/>
-          <w:szCs w:val="20"/>
-        </w:rPr>
-        <w:pict w14:anchorId="06F67347">
-          <v:rect id="_x0000_i1087" style="width:0;height:1.5pt" o:hralign="center" o:hrstd="t" o:hr="t" fillcolor="#a0a0a0" stroked="f"/>
-        </w:pict>
-      </w:r>
-    </w:p>
-    <w:p>
-      <w:pPr>
-        <w:rPr>
-          <w:b/>
-          <w:bCs/>
-          <w:sz w:val="20"/>
-          <w:szCs w:val="20"/>
-        </w:rPr>
-      </w:pPr>
-      <w:r>
-        <w:rPr>
-          <w:b/>
-          <w:bCs/>
-          <w:sz w:val="20"/>
-          <w:szCs w:val="20"/>
-        </w:rPr>
-        <w:t>Ordem recomendada de execução no Codex</w:t>
-      </w:r>
-    </w:p>
-    <w:p>
-      <w:pPr>
-        <w:rPr>
-          <w:b/>
-          <w:bCs/>
-          <w:sz w:val="20"/>
-          <w:szCs w:val="20"/>
-        </w:rPr>
-      </w:pPr>
-      <w:proofErr w:type="spellStart"/>
-      <w:r>
-        <w:rPr>
-          <w:b/>
-          <w:bCs/>
-          <w:sz w:val="20"/>
-          <w:szCs w:val="20"/>
-        </w:rPr>
-        <w:t>Backend</w:t>
-      </w:r>
-      <w:proofErr w:type="spellEnd"/>
-      <w:r>
-        <w:rPr>
-          <w:b/>
-          <w:bCs/>
-          <w:sz w:val="20"/>
-          <w:szCs w:val="20"/>
-        </w:rPr>
-        <w:t xml:space="preserve"> primeiro</w:t>
-      </w:r>
-    </w:p>
-    <w:p>
-      <w:pPr>
-        <w:numPr>
-          <w:ilvl w:val="0"/>
-          <w:numId w:val="64"/>
-        </w:numPr>
-        <w:rPr>
-          <w:sz w:val="20"/>
-          <w:szCs w:val="20"/>
-        </w:rPr>
-      </w:pPr>
-      <w:r>
-        <w:rPr>
-          <w:sz w:val="20"/>
-          <w:szCs w:val="20"/>
-        </w:rPr>
-        <w:t>Etapa 1 — Estrutura inicial da solução</w:t>
-      </w:r>
-    </w:p>
-    <w:p>
-      <w:pPr>
-        <w:numPr>
-          <w:ilvl w:val="0"/>
-          <w:numId w:val="64"/>
-        </w:numPr>
-        <w:rPr>
-          <w:sz w:val="20"/>
-          <w:szCs w:val="20"/>
-        </w:rPr>
-      </w:pPr>
-      <w:r>
-        <w:rPr>
-          <w:sz w:val="20"/>
-          <w:szCs w:val="20"/>
-        </w:rPr>
-        <w:t>Etapa 2 — Base do domínio</w:t>
-      </w:r>
-    </w:p>
-    <w:p>
-      <w:pPr>
-        <w:numPr>
-          <w:ilvl w:val="0"/>
-          <w:numId w:val="64"/>
-        </w:numPr>
-        <w:rPr>
-          <w:sz w:val="20"/>
-          <w:szCs w:val="20"/>
-        </w:rPr>
-      </w:pPr>
-      <w:r>
-        <w:rPr>
-          <w:sz w:val="20"/>
-          <w:szCs w:val="20"/>
-        </w:rPr>
-        <w:t>Etapa 3 — Persistência com EF Core e MySQL</w:t>
-      </w:r>
-    </w:p>
-    <w:p>
-      <w:pPr>
-        <w:numPr>
-          <w:ilvl w:val="0"/>
-          <w:numId w:val="64"/>
-        </w:numPr>
-        <w:rPr>
-          <w:sz w:val="20"/>
-          <w:szCs w:val="20"/>
-        </w:rPr>
-      </w:pPr>
-      <w:r>
-        <w:rPr>
-          <w:sz w:val="20"/>
-          <w:szCs w:val="20"/>
-        </w:rPr>
-        <w:t>Etapa 4 — Casos de uso de Cliente</w:t>
-      </w:r>
-    </w:p>
-    <w:p>
-      <w:pPr>
-        <w:numPr>
-          <w:ilvl w:val="0"/>
-          <w:numId w:val="64"/>
-        </w:numPr>
-        <w:rPr>
-          <w:sz w:val="20"/>
-          <w:szCs w:val="20"/>
-        </w:rPr>
-      </w:pPr>
-      <w:r>
-        <w:rPr>
-          <w:sz w:val="20"/>
-          <w:szCs w:val="20"/>
-        </w:rPr>
-        <w:t>Etapa 5 — Casos de uso de Servidor</w:t>
-      </w:r>
-    </w:p>
-    <w:p>
-      <w:pPr>
-        <w:numPr>
-          <w:ilvl w:val="0"/>
-          <w:numId w:val="64"/>
-        </w:numPr>
-        <w:rPr>
-          <w:sz w:val="20"/>
-          <w:szCs w:val="20"/>
-        </w:rPr>
-      </w:pPr>
-      <w:r>
-        <w:rPr>
-          <w:sz w:val="20"/>
-          <w:szCs w:val="20"/>
-        </w:rPr>
-        <w:t xml:space="preserve">Etapa 6 — Casos de uso de </w:t>
-      </w:r>
-      <w:proofErr w:type="spellStart"/>
-      <w:r>
-        <w:rPr>
-          <w:sz w:val="20"/>
-          <w:szCs w:val="20"/>
-        </w:rPr>
-        <w:t>TelaCliente</w:t>
-      </w:r>
-      <w:proofErr w:type="spellEnd"/>
-    </w:p>
-    <w:p>
-      <w:pPr>
-        <w:numPr>
-          <w:ilvl w:val="0"/>
-          <w:numId w:val="64"/>
-        </w:numPr>
-        <w:rPr>
-          <w:sz w:val="20"/>
-          <w:szCs w:val="20"/>
-        </w:rPr>
-      </w:pPr>
-      <w:r>
-        <w:rPr>
-          <w:sz w:val="20"/>
-          <w:szCs w:val="20"/>
-        </w:rPr>
-        <w:t>Etapa 7 — Regras técnicas da Tela</w:t>
-      </w:r>
-    </w:p>
-    <w:p>
-      <w:pPr>
-        <w:numPr>
-          <w:ilvl w:val="0"/>
-          <w:numId w:val="64"/>
-        </w:numPr>
-        <w:rPr>
-          <w:sz w:val="20"/>
-          <w:szCs w:val="20"/>
-        </w:rPr>
-      </w:pPr>
-      <w:r>
-        <w:rPr>
-          <w:sz w:val="20"/>
-          <w:szCs w:val="20"/>
-        </w:rPr>
-        <w:lastRenderedPageBreak/>
-        <w:t>Etapa 8 — Financeiro simples</w:t>
-      </w:r>
-    </w:p>
-    <w:p>
-      <w:pPr>
-        <w:numPr>
-          <w:ilvl w:val="0"/>
-          <w:numId w:val="64"/>
-        </w:numPr>
-        <w:rPr>
-          <w:sz w:val="20"/>
-          <w:szCs w:val="20"/>
-        </w:rPr>
-      </w:pPr>
-      <w:r>
-        <w:rPr>
-          <w:sz w:val="20"/>
-          <w:szCs w:val="20"/>
-        </w:rPr>
-        <w:t>Etapa 9 — Dashboard</w:t>
-      </w:r>
-    </w:p>
-    <w:p>
-      <w:pPr>
-        <w:numPr>
-          <w:ilvl w:val="0"/>
-          <w:numId w:val="64"/>
-        </w:numPr>
-        <w:rPr>
-          <w:sz w:val="20"/>
-          <w:szCs w:val="20"/>
-        </w:rPr>
-      </w:pPr>
-      <w:r>
-        <w:rPr>
-          <w:sz w:val="20"/>
-          <w:szCs w:val="20"/>
-        </w:rPr>
-        <w:t>Etapa 10 — Qualidade mínima</w:t>
-      </w:r>
-    </w:p>
-    <w:p>
-      <w:pPr>
-        <w:rPr>
-          <w:b/>
-          <w:bCs/>
-          <w:sz w:val="20"/>
-          <w:szCs w:val="20"/>
-        </w:rPr>
-      </w:pPr>
-      <w:proofErr w:type="spellStart"/>
-      <w:r>
-        <w:rPr>
-          <w:b/>
-          <w:bCs/>
-          <w:sz w:val="20"/>
-          <w:szCs w:val="20"/>
-        </w:rPr>
-        <w:t>Frontend</w:t>
-      </w:r>
-      <w:proofErr w:type="spellEnd"/>
-      <w:r>
-        <w:rPr>
-          <w:b/>
-          <w:bCs/>
-          <w:sz w:val="20"/>
-          <w:szCs w:val="20"/>
-        </w:rPr>
-        <w:t xml:space="preserve"> depois</w:t>
-      </w:r>
-    </w:p>
-    <w:p>
-      <w:pPr>
-        <w:numPr>
-          <w:ilvl w:val="0"/>
-          <w:numId w:val="65"/>
-        </w:numPr>
-        <w:rPr>
-          <w:sz w:val="20"/>
-          <w:szCs w:val="20"/>
-        </w:rPr>
-      </w:pPr>
-      <w:r>
-        <w:rPr>
-          <w:sz w:val="20"/>
-          <w:szCs w:val="20"/>
-        </w:rPr>
-        <w:t xml:space="preserve">Etapa F1 — Base do </w:t>
-      </w:r>
-      <w:proofErr w:type="spellStart"/>
-      <w:r>
-        <w:rPr>
-          <w:sz w:val="20"/>
-          <w:szCs w:val="20"/>
-        </w:rPr>
-        <w:t>frontend</w:t>
-      </w:r>
-      <w:proofErr w:type="spellEnd"/>
-    </w:p>
-    <w:p>
-      <w:pPr>
-        <w:numPr>
-          <w:ilvl w:val="0"/>
-          <w:numId w:val="65"/>
-        </w:numPr>
-        <w:rPr>
-          <w:sz w:val="20"/>
-          <w:szCs w:val="20"/>
-        </w:rPr>
-      </w:pPr>
-      <w:r>
-        <w:rPr>
-          <w:sz w:val="20"/>
-          <w:szCs w:val="20"/>
-        </w:rPr>
-        <w:t>Etapa F2 — Dashboard</w:t>
-      </w:r>
-    </w:p>
-    <w:p>
-      <w:pPr>
-        <w:numPr>
-          <w:ilvl w:val="0"/>
-          <w:numId w:val="65"/>
-        </w:numPr>
-        <w:rPr>
-          <w:sz w:val="20"/>
-          <w:szCs w:val="20"/>
-        </w:rPr>
-      </w:pPr>
-      <w:r>
-        <w:rPr>
-          <w:sz w:val="20"/>
-          <w:szCs w:val="20"/>
-        </w:rPr>
-        <w:t>Etapa F3 — Clientes</w:t>
-      </w:r>
-    </w:p>
-    <w:p>
-      <w:pPr>
-        <w:numPr>
-          <w:ilvl w:val="0"/>
-          <w:numId w:val="65"/>
-        </w:numPr>
-        <w:rPr>
-          <w:sz w:val="20"/>
-          <w:szCs w:val="20"/>
-        </w:rPr>
-      </w:pPr>
-      <w:r>
-        <w:rPr>
-          <w:sz w:val="20"/>
-          <w:szCs w:val="20"/>
-        </w:rPr>
-        <w:t>Etapa F4 — Servidores</w:t>
-      </w:r>
-    </w:p>
-    <w:p>
-      <w:pPr>
-        <w:numPr>
-          <w:ilvl w:val="0"/>
-          <w:numId w:val="65"/>
-        </w:numPr>
-        <w:rPr>
-          <w:sz w:val="20"/>
-          <w:szCs w:val="20"/>
-        </w:rPr>
-      </w:pPr>
-      <w:r>
-        <w:rPr>
-          <w:sz w:val="20"/>
-          <w:szCs w:val="20"/>
-        </w:rPr>
-        <w:t>Etapa F5 — Telas</w:t>
-      </w:r>
-    </w:p>
-    <w:p>
-      <w:pPr>
-        <w:numPr>
-          <w:ilvl w:val="0"/>
-          <w:numId w:val="65"/>
-        </w:numPr>
-        <w:rPr>
-          <w:sz w:val="20"/>
-          <w:szCs w:val="20"/>
-        </w:rPr>
-      </w:pPr>
-      <w:r>
-        <w:rPr>
-          <w:sz w:val="20"/>
-          <w:szCs w:val="20"/>
-        </w:rPr>
-        <w:t>Etapa F6 — Operações técnicas</w:t>
-      </w:r>
-    </w:p>
-    <w:p>
-      <w:pPr>
-        <w:numPr>
-          <w:ilvl w:val="0"/>
-          <w:numId w:val="65"/>
-        </w:numPr>
-        <w:rPr>
-          <w:sz w:val="20"/>
-          <w:szCs w:val="20"/>
-        </w:rPr>
-      </w:pPr>
-      <w:r>
-        <w:rPr>
-          <w:sz w:val="20"/>
-          <w:szCs w:val="20"/>
-        </w:rPr>
-        <w:t>Etapa F7 — Financeiro</w:t>
-      </w:r>
-    </w:p>
-    <w:p>
-      <w:pPr>
-        <w:numPr>
-          <w:ilvl w:val="0"/>
-          <w:numId w:val="65"/>
-        </w:numPr>
-        <w:rPr>
-          <w:sz w:val="20"/>
-          <w:szCs w:val="20"/>
-        </w:rPr>
-      </w:pPr>
-      <w:r>
-        <w:rPr>
-          <w:sz w:val="20"/>
-          <w:szCs w:val="20"/>
-        </w:rPr>
-        <w:t>Etapa F8 — Histórico</w:t>
-      </w:r>
-    </w:p>
-    <w:p>
-      <w:pPr>
-        <w:numPr>
-          <w:ilvl w:val="0"/>
-          <w:numId w:val="65"/>
-        </w:numPr>
-        <w:rPr>
-          <w:sz w:val="20"/>
-          <w:szCs w:val="20"/>
-        </w:rPr>
-      </w:pPr>
-      <w:r>
-        <w:rPr>
-          <w:sz w:val="20"/>
-          <w:szCs w:val="20"/>
-        </w:rPr>
-        <w:t>Etapa F9 — Refino final</w:t>
-      </w:r>
-    </w:p>
-    <w:p/>
     <w:sectPr>
       <w:pgSz w:w="11906" w:h="16838"/>
-      <w:pgMar w:top="1417" w:right="1701" w:bottom="1417" w:left="1701" w:header="708" w:footer="708" w:gutter="0"/>
-      <w:cols w:space="708"/>
-      <w:docGrid w:linePitch="360"/>
+      <w:pgMar w:top="1440" w:right="1440" w:bottom="1440" w:left="1440" w:header="708" w:footer="708" w:gutter="0"/>
     </w:sectPr>
   </w:body>
 </w:document>
 </file>
 
-<file path=word/numbering.xml><?xml version="1.0" encoding="utf-8"?>
+<file path=word\fontTable.xml><?xml version="1.0" encoding="utf-8"?>
+<w:fonts xmlns:mc="http://schemas.openxmlformats.org/markup-compatibility/2006" xmlns:r="http://schemas.openxmlformats.org/officeDocument/2006/relationships" xmlns:w="http://schemas.openxmlformats.org/wordprocessingml/2006/main" xmlns:w14="http://schemas.microsoft.com/office/word/2010/wordml" xmlns:w15="http://schemas.microsoft.com/office/word/2012/wordml" xmlns:w16cex="http://schemas.microsoft.com/office/word/2018/wordml/cex" xmlns:w16cid="http://schemas.microsoft.com/office/word/2016/wordml/cid" xmlns:w16="http://schemas.microsoft.com/office/word/2018/wordml" xmlns:w16du="http://schemas.microsoft.com/office/word/2023/wordml/word16du" xmlns:w16sdtdh="http://schemas.microsoft.com/office/word/2020/wordml/sdtdatahash" xmlns:w16sdtfl="http://schemas.microsoft.com/office/word/2024/wordml/sdtformatlock" xmlns:w16se="http://schemas.microsoft.com/office/word/2015/wordml/symex" mc:Ignorable="w14 w15 w16se w16cid w16 w16cex w16sdtdh w16sdtfl w16du">
+  <w:font w:name="Symbol">
+    <w:panose1 w:val="05050102010706020507"/>
+    <w:charset w:val="02"/>
+    <w:family w:val="roman"/>
+    <w:pitch w:val="variable"/>
+    <w:sig w:usb0="00000000" w:usb1="10000000" w:usb2="00000000" w:usb3="00000000" w:csb0="80000000" w:csb1="00000000"/>
+  </w:font>
+  <w:font w:name="Times New Roman">
+    <w:panose1 w:val="02020603050405020304"/>
+    <w:charset w:val="00"/>
+    <w:family w:val="roman"/>
+    <w:pitch w:val="variable"/>
+    <w:sig w:usb0="E0002EFF" w:usb1="C000785B" w:usb2="00000009" w:usb3="00000000" w:csb0="000001FF" w:csb1="00000000"/>
+  </w:font>
+  <w:font w:name="Courier New">
+    <w:panose1 w:val="02070309020205020404"/>
+    <w:charset w:val="00"/>
+    <w:family w:val="modern"/>
+    <w:pitch w:val="fixed"/>
+    <w:sig w:usb0="E0002EFF" w:usb1="C0007843" w:usb2="00000009" w:usb3="00000000" w:csb0="000001FF" w:csb1="00000000"/>
+  </w:font>
+  <w:font w:name="Wingdings">
+    <w:panose1 w:val="05000000000000000000"/>
+    <w:charset w:val="02"/>
+    <w:family w:val="auto"/>
+    <w:pitch w:val="variable"/>
+    <w:sig w:usb0="00000000" w:usb1="10000000" w:usb2="00000000" w:usb3="00000000" w:csb0="80000000" w:csb1="00000000"/>
+  </w:font>
+  <w:font w:name="Aptos">
+    <w:charset w:val="00"/>
+    <w:family w:val="swiss"/>
+    <w:pitch w:val="variable"/>
+    <w:sig w:usb0="20000287" w:usb1="00000003" w:usb2="00000000" w:usb3="00000000" w:csb0="0000019F" w:csb1="00000000"/>
+  </w:font>
+  <w:font w:name="Aptos Display">
+    <w:charset w:val="00"/>
+    <w:family w:val="swiss"/>
+    <w:pitch w:val="variable"/>
+    <w:sig w:usb0="20000287" w:usb1="00000003" w:usb2="00000000" w:usb3="00000000" w:csb0="0000019F" w:csb1="00000000"/>
+  </w:font>
+</w:fonts>
+</file>
+
+<file path=word\numbering.xml><?xml version="1.0" encoding="utf-8"?>
 <w:numbering xmlns:wpc="http://schemas.microsoft.com/office/word/2010/wordprocessingCanvas" xmlns:cx="http://schemas.microsoft.com/office/drawing/2014/chartex" xmlns:cx1="http://schemas.microsoft.com/office/drawing/2015/9/8/chartex" xmlns:cx2="http://schemas.microsoft.com/office/drawing/2015/10/21/chartex" xmlns:cx3="http://schemas.microsoft.com/office/drawing/2016/5/9/chartex" xmlns:cx4="http://schemas.microsoft.com/office/drawing/2016/5/10/chartex" xmlns:cx5="http://schemas.microsoft.com/office/drawing/2016/5/11/chartex" xmlns:cx6="http://schemas.microsoft.com/office/drawing/2016/5/12/chartex" xmlns:cx7="http://schemas.microsoft.com/office/drawing/2016/5/13/chartex" xmlns:cx8="http://schemas.microsoft.com/office/drawing/2016/5/14/chartex" xmlns:mc="http://schemas.openxmlformats.org/markup-compatibility/2006" xmlns:aink="http://schemas.microsoft.com/office/drawing/2016/ink" xmlns:am3d="http://schemas.microsoft.com/office/drawing/2017/model3d" xmlns:o="urn:schemas-microsoft-com:office:office" xmlns:oel="http://schemas.microsoft.com/office/2019/extlst" xmlns:r="http://schemas.openxmlformats.org/officeDocument/2006/relationships" xmlns:m="http://schemas.openxmlformats.org/officeDocument/2006/math" xmlns:v="urn:schemas-microsoft-com:vml" xmlns:wp14="http://schemas.microsoft.com/office/word/2010/wordprocessingDrawing" xmlns:wp="http://schemas.openxmlformats.org/drawingml/2006/wordprocessingDrawing" xmlns:w10="urn:schemas-microsoft-com:office:word" xmlns:w="http://schemas.openxmlformats.org/wordprocessingml/2006/main" xmlns:w14="http://schemas.microsoft.com/office/word/2010/wordml" xmlns:w15="http://schemas.microsoft.com/office/word/2012/wordml" xmlns:w16cex="http://schemas.microsoft.com/office/word/2018/wordml/cex" xmlns:w16cid="http://schemas.microsoft.com/office/word/2016/wordml/cid" xmlns:w16="http://schemas.microsoft.com/office/word/2018/wordml" xmlns:w16du="http://schemas.microsoft.com/office/word/2023/wordml/word16du" xmlns:w16sdtdh="http://schemas.microsoft.com/office/word/2020/wordml/sdtdatahash" xmlns:w16sdtfl="http://schemas.microsoft.com/office/word/2024/wordml/sdtformatlock" xmlns:w16se="http://schemas.microsoft.com/office/word/2015/wordml/symex" xmlns:wpg="http://schemas.microsoft.com/office/word/2010/wordprocessingGroup" xmlns:wpi="http://schemas.microsoft.com/office/word/2010/wordprocessingInk" xmlns:wne="http://schemas.microsoft.com/office/word/2006/wordml" xmlns:wps="http://schemas.microsoft.com/office/word/2010/wordprocessingShape" mc:Ignorable="w14 w15 w16se w16cid w16 w16cex w16sdtdh w16sdtfl w16du wp14">
   <w:abstractNum w:abstractNumId="0" w15:restartNumberingAfterBreak="0">
     <w:nsid w:val="01304D4F"/>
@@ -19467,7 +10272,58 @@
 </w:numbering>
 </file>
 
-<file path=word/styles.xml><?xml version="1.0" encoding="utf-8"?>
+<file path=word\settings.xml><?xml version="1.0" encoding="utf-8"?>
+<w:settings xmlns:mc="http://schemas.openxmlformats.org/markup-compatibility/2006" xmlns:o="urn:schemas-microsoft-com:office:office" xmlns:r="http://schemas.openxmlformats.org/officeDocument/2006/relationships" xmlns:m="http://schemas.openxmlformats.org/officeDocument/2006/math" xmlns:v="urn:schemas-microsoft-com:vml" xmlns:w10="urn:schemas-microsoft-com:office:word" xmlns:w="http://schemas.openxmlformats.org/wordprocessingml/2006/main" xmlns:w14="http://schemas.microsoft.com/office/word/2010/wordml" xmlns:w15="http://schemas.microsoft.com/office/word/2012/wordml" xmlns:w16cex="http://schemas.microsoft.com/office/word/2018/wordml/cex" xmlns:w16cid="http://schemas.microsoft.com/office/word/2016/wordml/cid" xmlns:w16="http://schemas.microsoft.com/office/word/2018/wordml" xmlns:w16du="http://schemas.microsoft.com/office/word/2023/wordml/word16du" xmlns:w16sdtdh="http://schemas.microsoft.com/office/word/2020/wordml/sdtdatahash" xmlns:w16sdtfl="http://schemas.microsoft.com/office/word/2024/wordml/sdtformatlock" xmlns:w16se="http://schemas.microsoft.com/office/word/2015/wordml/symex" xmlns:sl="http://schemas.openxmlformats.org/schemaLibrary/2006/main" mc:Ignorable="w14 w15 w16se w16cid w16 w16cex w16sdtdh w16sdtfl w16du">
+  <w:zoom w:percent="100"/>
+  <w:proofState w:spelling="clean" w:grammar="clean"/>
+  <w:defaultTabStop w:val="708"/>
+  <w:hyphenationZone w:val="425"/>
+  <w:characterSpacingControl w:val="doNotCompress"/>
+  <w:compat>
+    <w:compatSetting w:name="compatibilityMode" w:uri="http://schemas.microsoft.com/office/word" w:val="15"/>
+    <w:compatSetting w:name="overrideTableStyleFontSizeAndJustification" w:uri="http://schemas.microsoft.com/office/word" w:val="1"/>
+    <w:compatSetting w:name="enableOpenTypeFeatures" w:uri="http://schemas.microsoft.com/office/word" w:val="1"/>
+    <w:compatSetting w:name="doNotFlipMirrorIndents" w:uri="http://schemas.microsoft.com/office/word" w:val="1"/>
+    <w:compatSetting w:name="differentiateMultirowTableHeaders" w:uri="http://schemas.microsoft.com/office/word" w:val="1"/>
+    <w:compatSetting w:name="useWord2013TrackBottomHyphenation" w:uri="http://schemas.microsoft.com/office/word" w:val="0"/>
+  </w:compat>
+  <w:rsids>
+    <w:rsidRoot w:val="00731798"/>
+    <w:rsid w:val="00193A98"/>
+    <w:rsid w:val="00731798"/>
+    <w:rsid w:val="00A8408D"/>
+    <w:rsid w:val="00C27136"/>
+  </w:rsids>
+  <m:mathPr>
+    <m:mathFont m:val="Cambria Math"/>
+    <m:brkBin m:val="before"/>
+    <m:brkBinSub m:val="--"/>
+    <m:smallFrac m:val="0"/>
+    <m:dispDef/>
+    <m:lMargin m:val="0"/>
+    <m:rMargin m:val="0"/>
+    <m:defJc m:val="centerGroup"/>
+    <m:wrapIndent m:val="1440"/>
+    <m:intLim m:val="subSup"/>
+    <m:naryLim m:val="undOvr"/>
+  </m:mathPr>
+  <w:themeFontLang w:val="pt-BR"/>
+  <w:clrSchemeMapping w:bg1="light1" w:t1="dark1" w:bg2="light2" w:t2="dark2" w:accent1="accent1" w:accent2="accent2" w:accent3="accent3" w:accent4="accent4" w:accent5="accent5" w:accent6="accent6" w:hyperlink="hyperlink" w:followedHyperlink="followedHyperlink"/>
+  <w:shapeDefaults>
+    <o:shapedefaults v:ext="edit" spidmax="1026"/>
+    <o:shapelayout v:ext="edit">
+      <o:idmap v:ext="edit" data="1"/>
+    </o:shapelayout>
+  </w:shapeDefaults>
+  <w:decimalSymbol w:val=","/>
+  <w:listSeparator w:val=";"/>
+  <w14:docId w14:val="505ACE9D"/>
+  <w15:chartTrackingRefBased/>
+  <w15:docId w15:val="{91CE6C45-7E29-4484-889E-19776DE311FE}"/>
+</w:settings>
+</file>
+
+<file path=word\styles.xml><?xml version="1.0" encoding="utf-8"?>
 <w:styles xmlns:mc="http://schemas.openxmlformats.org/markup-compatibility/2006" xmlns:r="http://schemas.openxmlformats.org/officeDocument/2006/relationships" xmlns:w="http://schemas.openxmlformats.org/wordprocessingml/2006/main" xmlns:w14="http://schemas.microsoft.com/office/word/2010/wordml" xmlns:w15="http://schemas.microsoft.com/office/word/2012/wordml" xmlns:w16cex="http://schemas.microsoft.com/office/word/2018/wordml/cex" xmlns:w16cid="http://schemas.microsoft.com/office/word/2016/wordml/cid" xmlns:w16="http://schemas.microsoft.com/office/word/2018/wordml" xmlns:w16du="http://schemas.microsoft.com/office/word/2023/wordml/word16du" xmlns:w16sdtdh="http://schemas.microsoft.com/office/word/2020/wordml/sdtdatahash" xmlns:w16sdtfl="http://schemas.microsoft.com/office/word/2024/wordml/sdtformatlock" xmlns:w16se="http://schemas.microsoft.com/office/word/2015/wordml/symex" mc:Ignorable="w14 w15 w16se w16cid w16 w16cex w16sdtdh w16sdtfl w16du">
   <w:docDefaults>
     <w:rPrDefault>
@@ -20401,7 +11257,7 @@
 </w:styles>
 </file>
 
-<file path=word/theme/theme1.xml><?xml version="1.0" encoding="utf-8"?>
+<file path=word\theme\theme1.xml><?xml version="1.0" encoding="utf-8"?>
 <a:theme xmlns:a="http://schemas.openxmlformats.org/drawingml/2006/main" name="Tema do Office">
   <a:themeElements>
     <a:clrScheme name="Office">
@@ -20714,4 +11570,11 @@
     </a:ext>
   </a:extLst>
 </a:theme>
+</file>
+
+<file path=word\webSettings.xml><?xml version="1.0" encoding="utf-8"?>
+<w:webSettings xmlns:mc="http://schemas.openxmlformats.org/markup-compatibility/2006" xmlns:r="http://schemas.openxmlformats.org/officeDocument/2006/relationships" xmlns:w="http://schemas.openxmlformats.org/wordprocessingml/2006/main" xmlns:w14="http://schemas.microsoft.com/office/word/2010/wordml" xmlns:w15="http://schemas.microsoft.com/office/word/2012/wordml" xmlns:w16cex="http://schemas.microsoft.com/office/word/2018/wordml/cex" xmlns:w16cid="http://schemas.microsoft.com/office/word/2016/wordml/cid" xmlns:w16="http://schemas.microsoft.com/office/word/2018/wordml" xmlns:w16du="http://schemas.microsoft.com/office/word/2023/wordml/word16du" xmlns:w16sdtdh="http://schemas.microsoft.com/office/word/2020/wordml/sdtdatahash" xmlns:w16sdtfl="http://schemas.microsoft.com/office/word/2024/wordml/sdtformatlock" xmlns:w16se="http://schemas.microsoft.com/office/word/2015/wordml/symex" mc:Ignorable="w14 w15 w16se w16cid w16 w16cex w16sdtdh w16sdtfl w16du">
+  <w:optimizeForBrowser/>
+  <w:allowPNG/>
+</w:webSettings>
 </file>
--- a/AccessManager.docx
+++ b/AccessManager.docx
@@ -35,242 +35,171 @@
 </file>
 
 <file path=word\document.xml><?xml version="1.0" encoding="utf-8"?>
-<w:document xmlns:wpc="http://schemas.microsoft.com/office/word/2010/wordprocessingCanvas" xmlns:mc="http://schemas.openxmlformats.org/markup-compatibility/2006" xmlns:o="urn:schemas-microsoft-com:office:office" xmlns:r="http://schemas.openxmlformats.org/officeDocument/2006/relationships" xmlns:m="http://schemas.openxmlformats.org/officeDocument/2006/math" xmlns:v="urn:schemas-microsoft-com:vml" xmlns:wp14="http://schemas.microsoft.com/office/word/2010/wordprocessingDrawing" xmlns:wp="http://schemas.openxmlformats.org/drawingml/2006/wordprocessingDrawing" xmlns:w10="urn:schemas-microsoft-com:office:word" xmlns:w="http://schemas.openxmlformats.org/wordprocessingml/2006/main" xmlns:w14="http://schemas.microsoft.com/office/word/2010/wordml" xmlns:wpg="http://schemas.microsoft.com/office/word/2010/wordprocessingGroup" xmlns:wpi="http://schemas.microsoft.com/office/word/2010/wordprocessingInk" xmlns:wne="http://schemas.microsoft.com/office/word/2006/wordml" xmlns:wps="http://schemas.microsoft.com/office/word/2010/wordprocessingShape" mc:Ignorable="w14 wp14">
+<w:document xmlns:w="http://schemas.openxmlformats.org/wordprocessingml/2006/main">
   <w:body>
     <w:p>
-      <w:pPr>
-        <w:pStyle w:val="Title"/>
-      </w:pPr>
       <w:r>
         <w:t xml:space="preserve">AccessManager</w:t>
       </w:r>
     </w:p>
     <w:p>
-      <w:pPr>
-        <w:pStyle w:val="Subtitle"/>
-      </w:pPr>
       <w:r>
         <w:t xml:space="preserve">Gestao completa de clientes, telas, servidores e financeiro operacional</w:t>
       </w:r>
     </w:p>
-    <w:p/>
     <w:p>
-      <w:pPr>
-        <w:pStyle w:val="Heading1"/>
-      </w:pPr>
       <w:r>
         <w:t xml:space="preserve">Introducao</w:t>
       </w:r>
     </w:p>
     <w:p>
       <w:r>
-        <w:t xml:space="preserve">O AccessManager e um sistema interno para organizar a operacao de clientes, telas de acesso, servidores e financeiro em um unico painel. Ele foi pensado para negocios que precisam controlar multiplos acessos por cliente, acompanhar vencimentos tecnicos e enxergar a situacao financeira sem depender de planilhas ou controles soltos.</w:t>
+        <w:t xml:space="preserve">O AccessManager e uma solucao interna para organizar a rotina de clientes, telas de acesso, servidores e financeiro em um unico painel. O sistema foi pensado para negocios que precisam acompanhar varios acessos por cliente, controlar vencimentos tecnicos e manter uma visao clara de pagamentos, pendencias e custos operacionais.</w:t>
       </w:r>
     </w:p>
     <w:p>
       <w:r>
-        <w:t xml:space="preserve">A solucao ja cobre o fluxo principal do negocio: cadastro de clientes, gestao de telas independentes, servidores com creditos e custo operacional, cobranca por cliente, dashboard gerencial e historico tecnico das principais mudancas.</w:t>
+        <w:t xml:space="preserve">A plataforma centraliza informacoes que normalmente ficam espalhadas em planilhas, mensagens e anotacoes. Com isso, o gestor ganha previsibilidade, reduz retrabalho e evita confundir renovacao tecnica com pagamento financeiro.</w:t>
       </w:r>
     </w:p>
-    <w:p/>
     <w:p>
-      <w:pPr>
-        <w:pStyle w:val="Heading1"/>
-      </w:pPr>
       <w:r>
         <w:t xml:space="preserve">Problema</w:t>
       </w:r>
     </w:p>
     <w:p>
       <w:r>
-        <w:t xml:space="preserve">Operacoes baseadas em planilhas ou anotacoes manuais costumam gerar perda de informacao, cobrancas inconsistentes, dificuldade para saber quem esta vencido e pouca clareza sobre custo por servidor.</w:t>
+        <w:t xml:space="preserve">Operacoes manuais costumam gerar perda de informacao, cobrancas inconsistentes e dificuldade para saber quais telas estao ativas, vencendo ou vencidas. Tambem e comum faltar clareza sobre clientes pendentes, servidores mais utilizados e custo real da operacao.</w:t>
       </w:r>
     </w:p>
     <w:p>
       <w:r>
-        <w:t xml:space="preserve">Os principais problemas que o AccessManager resolve sao:</w:t>
+        <w:t xml:space="preserve">Principais desafios resolvidos:</w:t>
       </w:r>
     </w:p>
     <w:p>
       <w:r>
-        <w:t xml:space="preserve">- Falta de visao centralizada dos clientes e telas cadastradas.</w:t>
+        <w:t xml:space="preserve">- Visao centralizada de clientes, telas e servidores.</w:t>
       </w:r>
     </w:p>
     <w:p>
       <w:r>
-        <w:t xml:space="preserve">- Dificuldade de acompanhar vencimentos tecnicos de cada tela.</w:t>
+        <w:t xml:space="preserve">- Controle individual de vencimento tecnico por tela.</w:t>
       </w:r>
     </w:p>
     <w:p>
       <w:r>
-        <w:t xml:space="preserve">- Financeiro misturado com renovacao tecnica, criando risco de liberar acesso por engano.</w:t>
+        <w:t xml:space="preserve">- Status inteligente para identificar telas ativas, vencendo, vencidas, suspensas ou canceladas.</w:t>
       </w:r>
     </w:p>
     <w:p>
       <w:r>
-        <w:t xml:space="preserve">- Pouca visibilidade sobre clientes pagos, pendentes e atrasados.</w:t>
+        <w:t xml:space="preserve">- Financeiro separado da renovacao tecnica, reduzindo risco de liberar acesso por engano.</w:t>
       </w:r>
     </w:p>
     <w:p>
       <w:r>
-        <w:t xml:space="preserve">- Falta de controle sobre uso e custo dos servidores.</w:t>
+        <w:t xml:space="preserve">- Pendencias financeiras geradas antes do vencimento, conforme o dia de pagamento do cliente.</w:t>
       </w:r>
     </w:p>
     <w:p>
       <w:r>
-        <w:t xml:space="preserve">- Historico tecnico espalhado ou inexistente para renovacoes e trocas de servidor.</w:t>
+        <w:t xml:space="preserve">- Dashboard para acompanhar rendimento, custo, pagamentos e pendencias.</w:t>
       </w:r>
     </w:p>
-    <w:p/>
     <w:p>
-      <w:pPr>
-        <w:pStyle w:val="Heading1"/>
-      </w:pPr>
       <w:r>
         <w:t xml:space="preserve">Solucao</w:t>
       </w:r>
     </w:p>
     <w:p>
       <w:r>
-        <w:t xml:space="preserve">O AccessManager centraliza a rotina operacional e financeira em um sistema unico. O modelo do negocio e simples e escalavel: um cliente pode ter varias telas; cada tela esta vinculada a um servidor; o financeiro e gerado por cliente, agrupando os valores das telas ativas.</w:t>
+        <w:t xml:space="preserve">O AccessManager organiza o negocio em um modelo simples: um cliente pode ter varias telas; cada tela pertence a um servidor; o financeiro e calculado por cliente, somando os valores das telas ativas. Esse desenho permite acompanhar cada acesso individualmente e, ao mesmo tempo, cobrar o cliente de forma clara.</w:t>
       </w:r>
     </w:p>
     <w:p>
       <w:r>
-        <w:t xml:space="preserve">Isso permite cobrar o cliente de forma clara, acompanhar cada tela separadamente e manter a operacao tecnica independente do controle financeiro. Um pagamento nao renova automaticamente a tela, e uma renovacao tecnica nao baixa automaticamente uma cobranca.</w:t>
-      </w:r>
-    </w:p>
-    <w:p/>
-    <w:p>
-      <w:pPr>
-        <w:pStyle w:val="Heading1"/>
-      </w:pPr>
-      <w:r>
-        <w:t xml:space="preserve">Como funciona</w:t>
+        <w:t xml:space="preserve">O pagamento continua manual e nao renova automaticamente uma tela. A renovacao tecnica tambem e manual e nao baixa cobrancas. Essa separacao protege a operacao e evita misturar regras financeiras com acesso tecnico.</w:t>
       </w:r>
     </w:p>
     <w:p>
-      <w:pPr>
-        <w:pStyle w:val="Heading2"/>
-      </w:pPr>
-      <w:r>
-        <w:t xml:space="preserve">Modelo de negocio do sistema</w:t>
-      </w:r>
-    </w:p>
-    <w:p>
-      <w:r>
-        <w:t xml:space="preserve">- Cliente: representa a pessoa ou empresa atendida.</w:t>
-      </w:r>
-    </w:p>
-    <w:p>
-      <w:r>
-        <w:t xml:space="preserve">- Telas: cada cliente pode ter uma ou varias telas, todas independentes.</w:t>
-      </w:r>
-    </w:p>
-    <w:p>
-      <w:r>
-        <w:t xml:space="preserve">- Servidor: cada tela usa um servidor, permitindo acompanhar distribuicao e custo operacional.</w:t>
-      </w:r>
-    </w:p>
-    <w:p>
-      <w:r>
-        <w:t xml:space="preserve">- Financeiro por cliente: a cobranca mensal do cliente e formada pela soma dos valores das telas ativas.</w:t>
-      </w:r>
-    </w:p>
-    <w:p>
-      <w:r>
-        <w:t xml:space="preserve">- Dashboard: mostra a saude operacional e financeira do negocio em tempo de gestao.</w:t>
-      </w:r>
-    </w:p>
-    <w:p>
-      <w:pPr>
-        <w:pStyle w:val="Heading2"/>
-      </w:pPr>
       <w:r>
         <w:t xml:space="preserve">Clientes e telas</w:t>
       </w:r>
     </w:p>
     <w:p>
       <w:r>
-        <w:t xml:space="preserve">Cada tela possui usuario, senha, valor acordado, vencimento tecnico, marca da TV, aplicativo utilizado e campos opcionais como MAC/ID e chave secundaria. Essa granularidade permite tratar cada acesso de forma individual mesmo quando pertence ao mesmo cliente.</w:t>
+        <w:t xml:space="preserve">Cada tela possui usuario, senha, valor acordado, vencimento tecnico, marca da TV, aplicativo utilizado e campos opcionais como MAC/ID e chave secundaria. Isso permite controlar cada acesso com detalhe, mesmo quando o cliente possui varias telas.</w:t>
       </w:r>
     </w:p>
     <w:p>
       <w:r>
-        <w:t xml:space="preserve">Na tela de clientes, o sistema apresenta quantidade de telas ativas, valor total agrupado e status financeiro do mes atual. O status financeiro segue a prioridade: Atrasado, Pendente, Pago e Sem lancamento.</w:t>
+        <w:t xml:space="preserve">O status exibido da tela e inteligente: o sistema preserva telas suspensas ou canceladas e calcula automaticamente quando uma tela esta vencida, vencendo ou ativa com base no vencimento tecnico. Assim, a listagem mostra a situacao real para a gestao sem alterar o status manual salvo.</w:t>
       </w:r>
     </w:p>
     <w:p>
-      <w:pPr>
-        <w:pStyle w:val="Heading2"/>
-      </w:pPr>
+      <w:r>
+        <w:t xml:space="preserve">Na renovacao, o sistema sugere automaticamente uma nova data com +30 dias a partir da maior data entre hoje e o vencimento atual. O calendario continua editavel, permitindo ajustar a data quando houver acordo diferente com o cliente.</w:t>
+      </w:r>
+    </w:p>
+    <w:p>
       <w:r>
         <w:t xml:space="preserve">Servidores</w:t>
       </w:r>
     </w:p>
     <w:p>
       <w:r>
-        <w:t xml:space="preserve">O controle de servidores foi atualizado para trabalhar com quantidade de creditos e custo por credito. O conceito antigo de limite de clientes deixou de ser regra funcional.</w:t>
+        <w:t xml:space="preserve">O controle de servidores trabalha com quantidade de creditos e custo por credito. Esse modelo ajuda o gestor a entender o custo operacional associado aos acessos cadastrados em cada servidor.</w:t>
       </w:r>
     </w:p>
     <w:p>
       <w:r>
-        <w:t xml:space="preserve">Com esse modelo, o negocio consegue enxergar o custo operacional por servidor. O dashboard estima o custo mensal considerando as telas ativas associadas ao servidor e o valor de custo do credito.</w:t>
+        <w:t xml:space="preserve">O dashboard estima o custo mensal com base nas telas ativas e no custo de credito, permitindo comparar faturamento e custo de forma simples.</w:t>
       </w:r>
     </w:p>
     <w:p>
-      <w:pPr>
-        <w:pStyle w:val="Heading2"/>
-      </w:pPr>
       <w:r>
         <w:t xml:space="preserve">Financeiro</w:t>
       </w:r>
     </w:p>
     <w:p>
       <w:r>
-        <w:t xml:space="preserve">O financeiro e por cliente, nao por tela. Ao criar um lancamento, o valor e calculado automaticamente pela soma dos valores acordados das telas ativas do cliente. A competencia financeira e calculada pelo sistema com base na data de vencimento financeiro.</w:t>
+        <w:t xml:space="preserve">O financeiro e por cliente. O valor do lancamento e calculado automaticamente pela soma das telas ativas, reduzindo erro manual e mantendo a cobranca alinhada com o cadastro operacional.</w:t>
       </w:r>
     </w:p>
     <w:p>
       <w:r>
-        <w:t xml:space="preserve">O pagamento continua manual e separado da operacao tecnica. Isso permite que um cliente esteja tecnicamente ativo e ainda possua divida, sem renovar automaticamente nenhuma tela ao marcar uma cobranca como paga.</w:t>
+        <w:t xml:space="preserve">A geracao de pendencias usa o dia de pagamento preferido do cliente. O sistema calcula o proximo vencimento real, considera meses curtos usando o ultimo dia valido e gera um lancamento pendente quando faltam ate 5 dias para o vencimento.</w:t>
       </w:r>
     </w:p>
     <w:p>
       <w:r>
-        <w:t xml:space="preserve">A listagem financeira permite filtrar por cliente, status e tambem por mes/ano, usando a data de vencimento financeiro como referencia.</w:t>
+        <w:t xml:space="preserve">Antes de criar uma pendencia, o sistema verifica se ja existe lancamento para o mesmo cliente e vencimento. Isso evita duplicidade e mantem a carteira financeira organizada.</w:t>
       </w:r>
     </w:p>
     <w:p>
       <w:r>
-        <w:t xml:space="preserve">A geracao de pendencias ocorre 5 dias antes do vencimento financeiro acordado, usando o dia de pagamento preferido do cliente. O sistema mantem uma opcao de geracao manual e tambem executa a rotina automaticamente dentro do proprio sistema. A duplicidade e evitada verificando cliente e vencimento antes de criar um novo lancamento.</w:t>
+        <w:t xml:space="preserve">O pagamento permanece manual. Marcar uma cobranca como paga nao renova tela, nao altera vencimento tecnico e nao cria historico tecnico.</w:t>
       </w:r>
     </w:p>
     <w:p>
-      <w:pPr>
-        <w:pStyle w:val="Heading2"/>
-      </w:pPr>
       <w:r>
         <w:t xml:space="preserve">Dashboard</w:t>
       </w:r>
     </w:p>
     <w:p>
       <w:r>
-        <w:t xml:space="preserve">O dashboard oferece uma visao de gestao para acompanhar operacao e financeiro em conjunto. Ele apresenta rendimento mensal, custo mensal, clientes pagos no mes, clientes pendentes, creditos por servidor e distribuicao de clientes/telas por servidor.</w:t>
+        <w:t xml:space="preserve">O dashboard oferece uma visao de gestao com rendimento mensal, custo mensal, clientes pagos no mes, pendencias financeiras, creditos por servidor e distribuicao de clientes/telas por servidor.</w:t>
       </w:r>
     </w:p>
     <w:p>
       <w:r>
-        <w:t xml:space="preserve">Com faturamento mensal e custo mensal visiveis, o gestor consegue avaliar margem operacional de forma conceitual, identificar pendencias e entender onde os servidores estao sendo mais utilizados.</w:t>
+        <w:t xml:space="preserve">Com essas informacoes, o gestor consegue acompanhar a saude operacional e financeira do negocio em uma unica tela, identificando atrasos, proximos vencimentos e pontos de custo.</w:t>
       </w:r>
     </w:p>
-    <w:p/>
     <w:p>
-      <w:pPr>
-        <w:pStyle w:val="Heading1"/>
-      </w:pPr>
       <w:r>
-        <w:t xml:space="preserve">Funcionalidades</w:t>
+        <w:t xml:space="preserve">Funcionalidades principais</w:t>
       </w:r>
     </w:p>
     <w:p>
@@ -280,7 +209,7 @@
     </w:p>
     <w:p>
       <w:r>
-        <w:t xml:space="preserve">- Cadastro e gestao de servidores com quantidade de creditos e custo por credito.</w:t>
+        <w:t xml:space="preserve">- Cadastro e gestao de servidores com creditos e custo por credito.</w:t>
       </w:r>
     </w:p>
     <w:p>
@@ -290,12 +219,12 @@
     </w:p>
     <w:p>
       <w:r>
-        <w:t xml:space="preserve">- Filtros de telas por cliente e servidor.</w:t>
+        <w:t xml:space="preserve">- Status inteligente das telas por vencimento tecnico.</w:t>
       </w:r>
     </w:p>
     <w:p>
       <w:r>
-        <w:t xml:space="preserve">- Renovacao tecnica manual com historico.</w:t>
+        <w:t xml:space="preserve">- Renovacao tecnica com sugestao automatica de +30 dias.</w:t>
       </w:r>
     </w:p>
     <w:p>
@@ -310,6 +239,16 @@
     </w:p>
     <w:p>
       <w:r>
+        <w:t xml:space="preserve">- Geracao automatica de pendencias pelo dia de pagamento do cliente.</w:t>
+      </w:r>
+    </w:p>
+    <w:p>
+      <w:r>
+        <w:t xml:space="preserve">- Controle de pendencias antes do vencimento.</w:t>
+      </w:r>
+    </w:p>
+    <w:p>
+      <w:r>
         <w:t xml:space="preserve">- Marcacao manual de pagamento.</w:t>
       </w:r>
     </w:p>
@@ -320,95 +259,82 @@
     </w:p>
     <w:p>
       <w:r>
-        <w:t xml:space="preserve">- Filtro financeiro por mes e ano de vencimento.</w:t>
-      </w:r>
-    </w:p>
-    <w:p>
-      <w:r>
-        <w:t xml:space="preserve">- Status financeiro do cliente no mes atual.</w:t>
-      </w:r>
-    </w:p>
-    <w:p>
-      <w:r>
-        <w:t xml:space="preserve">- Geracao automatica diaria de pendencias 5 dias antes do vencimento.</w:t>
-      </w:r>
-    </w:p>
-    <w:p>
-      <w:r>
         <w:t xml:space="preserve">- Dashboard operacional e financeiro.</w:t>
       </w:r>
     </w:p>
     <w:p>
-      <w:r>
-        <w:t xml:space="preserve">- Paginas de dashboard, clientes, servidores, telas, financeiro e historico visual.</w:t>
-      </w:r>
-    </w:p>
-    <w:p/>
-    <w:p>
-      <w:pPr>
-        <w:pStyle w:val="Heading1"/>
-      </w:pPr>
       <w:r>
         <w:t xml:space="preserve">Diferenciais</w:t>
       </w:r>
     </w:p>
     <w:p>
       <w:r>
-        <w:t xml:space="preserve">- Controle tecnico separado do financeiro: pagamento nao renova tela e renovacao nao baixa cobranca.</w:t>
+        <w:t xml:space="preserve">- Separacao clara entre tecnico e financeiro.</w:t>
       </w:r>
     </w:p>
     <w:p>
       <w:r>
-        <w:t xml:space="preserve">- Gestao por telas: cada acesso e acompanhado individualmente.</w:t>
+        <w:t xml:space="preserve">- Menos risco de renovar acesso por engano ao marcar pagamento.</w:t>
       </w:r>
     </w:p>
     <w:p>
       <w:r>
-        <w:t xml:space="preserve">- Visao financeira real: cobranca agrupada por cliente, pendencias, atrasos e pagos no mes.</w:t>
+        <w:t xml:space="preserve">- Controle individual por tela, mesmo em clientes com multiplos acessos.</w:t>
       </w:r>
     </w:p>
     <w:p>
       <w:r>
-        <w:t xml:space="preserve">- Modelo baseado em creditos: servidores deixam de ser apenas cadastro e passam a compor a leitura de custo operacional.</w:t>
+        <w:t xml:space="preserve">- Financeiro mais previsivel com pendencias geradas antes do vencimento.</w:t>
       </w:r>
     </w:p>
     <w:p>
       <w:r>
-        <w:t xml:space="preserve">- Automacao interna: pendencias podem ser geradas automaticamente sem servicos externos.</w:t>
+        <w:t xml:space="preserve">- Leitura rapida de telas vencidas, vencendo e ativas.</w:t>
       </w:r>
     </w:p>
     <w:p>
       <w:r>
-        <w:t xml:space="preserve">- Sistema pronto para escala: a separacao entre clientes, telas, servidores e financeiro permite crescer sem perder controle operacional.</w:t>
+        <w:t xml:space="preserve">- Visao de custo por servidor e rendimento mensal.</w:t>
       </w:r>
     </w:p>
-    <w:p/>
     <w:p>
-      <w:pPr>
-        <w:pStyle w:val="Heading1"/>
-      </w:pPr>
+      <w:r>
+        <w:t xml:space="preserve">- Operacao centralizada sem depender de planilhas soltas.</w:t>
+      </w:r>
+    </w:p>
+    <w:p>
+      <w:r>
+        <w:t xml:space="preserve">Valor para gestao</w:t>
+      </w:r>
+    </w:p>
+    <w:p>
+      <w:r>
+        <w:t xml:space="preserve">O AccessManager ajuda a transformar uma rotina manual em um processo controlado. O gestor sabe quem deve pagar, quais telas precisam de atencao, quais servidores concentram mais uso e quanto a operacao esta rendendo.</w:t>
+      </w:r>
+    </w:p>
+    <w:p>
+      <w:r>
+        <w:t xml:space="preserve">Com status inteligente, sugestao de renovacao, pendencias antecipadas e dashboard financeiro, o sistema reduz esquecimentos e melhora a tomada de decisao no dia a dia.</w:t>
+      </w:r>
+    </w:p>
+    <w:p>
       <w:r>
         <w:t xml:space="preserve">Visao futura</w:t>
       </w:r>
     </w:p>
     <w:p>
       <w:r>
-        <w:t xml:space="preserve">O AccessManager ja cobre o fluxo principal da operacao. As proximas evolucoes planejadas devem respeitar o mesmo modelo: manter financeiro separado do tecnico, evitar automatismos que renovem acesso por pagamento e preservar historico das mudancas importantes.</w:t>
+        <w:t xml:space="preserve">O sistema ja cobre o fluxo principal da operacao. As proximas evolucoes podem incluir consulta completa e filtravel do historico tecnico, melhorias de usabilidade, relatorios avancados, autenticacao real e recursos operacionais de backup e deploy.</w:t>
       </w:r>
     </w:p>
     <w:p>
       <w:r>
-        <w:t xml:space="preserve">Evolucoes futuras previstas incluem uma consulta completa e filtravel do historico tecnico, melhorias de usabilidade, relatorios avancados, autenticacao real e recursos operacionais como backup, deploy e configuracoes de ambiente.</w:t>
-      </w:r>
-    </w:p>
-    <w:p>
-      <w:r>
-        <w:t xml:space="preserve">Ficam fora do escopo atual integracoes externas, cobranca automatica, notificacoes automaticas, renovacao automatica por pagamento, aplicativo mobile e multiempresa.</w:t>
+        <w:t xml:space="preserve">Continuam fora do escopo atual integracoes externas, cobranca automatica, notificacoes automaticas, renovacao automatica por pagamento, aplicativo mobile e multiempresa.</w:t>
       </w:r>
     </w:p>
     <w:sectPr>
-      <w:pgSz w:w="11906" w:h="16838"/>
-      <w:pgMar w:top="1440" w:right="1440" w:bottom="1440" w:left="1440" w:header="708" w:footer="708" w:gutter="0"/>
+      <w:pgSz w:w="12240" w:h="15840"/>
+      <w:pgMar w:top="1440" w:right="1440" w:bottom="1440" w:left="1440" w:header="720" w:footer="720" w:gutter="0"/>
     </w:sectPr>
   </w:body>
 </w:document>

--- a/AccessManager.docx
+++ b/AccessManager.docx
@@ -38,298 +38,362 @@
 <w:document xmlns:w="http://schemas.openxmlformats.org/wordprocessingml/2006/main">
   <w:body>
     <w:p>
+      <w:pPr>
+        <w:pStyle w:val="Title"/>
+      </w:pPr>
       <w:r>
-        <w:t xml:space="preserve">AccessManager</w:t>
+        <w:t>AccessManager</w:t>
+      </w:r>
+    </w:p>
+    <w:p>
+      <w:pPr>
+        <w:pStyle w:val="Subtitle"/>
+      </w:pPr>
+      <w:r>
+        <w:t>Gestao completa de clientes, telas, servidores e financeiro operacional</w:t>
+      </w:r>
+    </w:p>
+    <w:p>
+      <w:pPr>
+        <w:pStyle w:val="Heading1"/>
+      </w:pPr>
+      <w:r>
+        <w:t>Introducao</w:t>
       </w:r>
     </w:p>
     <w:p>
       <w:r>
-        <w:t xml:space="preserve">Gestao completa de clientes, telas, servidores e financeiro operacional</w:t>
+        <w:t>O AccessManager e uma solucao interna para organizar clientes, telas de acesso, servidores, renovacoes tecnicas e financeiro em um unico painel. O sistema foi pensado para negocios que precisam acompanhar varios acessos por cliente, controlar vencimentos e manter uma visao clara de pagamentos, pendencias e custos operacionais.</w:t>
       </w:r>
     </w:p>
     <w:p>
       <w:r>
-        <w:t xml:space="preserve">Introducao</w:t>
+        <w:t>A plataforma centraliza informacoes que normalmente ficam espalhadas em planilhas, mensagens e anotacoes. Com isso, o gestor ganha previsibilidade, reduz retrabalho e evita confundir renovacao tecnica com pagamento financeiro.</w:t>
+      </w:r>
+    </w:p>
+    <w:p>
+      <w:pPr>
+        <w:pStyle w:val="Heading1"/>
+      </w:pPr>
+      <w:r>
+        <w:t>Problema</w:t>
       </w:r>
     </w:p>
     <w:p>
       <w:r>
-        <w:t xml:space="preserve">O AccessManager e uma solucao interna para organizar a rotina de clientes, telas de acesso, servidores e financeiro em um unico painel. O sistema foi pensado para negocios que precisam acompanhar varios acessos por cliente, controlar vencimentos tecnicos e manter uma visao clara de pagamentos, pendencias e custos operacionais.</w:t>
+        <w:t>Operacoes manuais costumam gerar perda de informacao, cobrancas inconsistentes e dificuldade para saber quais telas estao ativas, vencendo ou vencidas. Tambem e comum faltar clareza sobre clientes pendentes, servidores mais utilizados e custo real da operacao.</w:t>
       </w:r>
     </w:p>
     <w:p>
       <w:r>
-        <w:t xml:space="preserve">A plataforma centraliza informacoes que normalmente ficam espalhadas em planilhas, mensagens e anotacoes. Com isso, o gestor ganha previsibilidade, reduz retrabalho e evita confundir renovacao tecnica com pagamento financeiro.</w:t>
+        <w:t>Principais desafios resolvidos:</w:t>
       </w:r>
     </w:p>
     <w:p>
       <w:r>
-        <w:t xml:space="preserve">Problema</w:t>
+        <w:t>- Visao centralizada de clientes, telas e servidores.</w:t>
       </w:r>
     </w:p>
     <w:p>
       <w:r>
-        <w:t xml:space="preserve">Operacoes manuais costumam gerar perda de informacao, cobrancas inconsistentes e dificuldade para saber quais telas estao ativas, vencendo ou vencidas. Tambem e comum faltar clareza sobre clientes pendentes, servidores mais utilizados e custo real da operacao.</w:t>
+        <w:t>- Controle individual de vencimento tecnico por tela.</w:t>
       </w:r>
     </w:p>
     <w:p>
       <w:r>
-        <w:t xml:space="preserve">Principais desafios resolvidos:</w:t>
+        <w:t>- Status inteligente para identificar telas ativas, vencendo, vencidas, suspensas ou canceladas.</w:t>
       </w:r>
     </w:p>
     <w:p>
       <w:r>
-        <w:t xml:space="preserve">- Visao centralizada de clientes, telas e servidores.</w:t>
+        <w:t>- Status financeiro exibido por situacao real de vencimento, sem alterar o status salvo.</w:t>
       </w:r>
     </w:p>
     <w:p>
       <w:r>
-        <w:t xml:space="preserve">- Controle individual de vencimento tecnico por tela.</w:t>
+        <w:t>- Financeiro separado da renovacao tecnica, reduzindo risco de liberar acesso por engano.</w:t>
       </w:r>
     </w:p>
     <w:p>
       <w:r>
-        <w:t xml:space="preserve">- Status inteligente para identificar telas ativas, vencendo, vencidas, suspensas ou canceladas.</w:t>
+        <w:t>- Pendencias financeiras geradas antes do vencimento, conforme o dia de pagamento do cliente.</w:t>
       </w:r>
     </w:p>
     <w:p>
       <w:r>
-        <w:t xml:space="preserve">- Financeiro separado da renovacao tecnica, reduzindo risco de liberar acesso por engano.</w:t>
+        <w:t>- Dashboard para acompanhar rendimento, custo, pagamentos e pendencias.</w:t>
+      </w:r>
+    </w:p>
+    <w:p>
+      <w:pPr>
+        <w:pStyle w:val="Heading1"/>
+      </w:pPr>
+      <w:r>
+        <w:t>Solucao</w:t>
       </w:r>
     </w:p>
     <w:p>
       <w:r>
-        <w:t xml:space="preserve">- Pendencias financeiras geradas antes do vencimento, conforme o dia de pagamento do cliente.</w:t>
+        <w:t>O AccessManager organiza o negocio em um modelo simples: um cliente pode ter varias telas; cada tela pertence a um servidor; o financeiro e calculado por cliente, somando os valores das telas ativas. Esse desenho permite acompanhar cada acesso individualmente e, ao mesmo tempo, cobrar o cliente de forma clara.</w:t>
       </w:r>
     </w:p>
     <w:p>
       <w:r>
-        <w:t xml:space="preserve">- Dashboard para acompanhar rendimento, custo, pagamentos e pendencias.</w:t>
+        <w:t>O pagamento continua manual e nao renova automaticamente uma tela. A renovacao tecnica tambem e manual e nao baixa cobrancas. Essa separacao protege a operacao e evita misturar regras financeiras com acesso tecnico.</w:t>
+      </w:r>
+    </w:p>
+    <w:p>
+      <w:pPr>
+        <w:pStyle w:val="Heading1"/>
+      </w:pPr>
+      <w:r>
+        <w:t>Clientes e telas</w:t>
       </w:r>
     </w:p>
     <w:p>
       <w:r>
-        <w:t xml:space="preserve">Solucao</w:t>
+        <w:t>Cada tela possui usuario, senha, valor acordado, vencimento tecnico, marca da TV, aplicativo utilizado e campos opcionais como MAC/ID e chave secundaria. Isso permite controlar cada acesso com detalhe, mesmo quando o cliente possui varias telas.</w:t>
       </w:r>
     </w:p>
     <w:p>
       <w:r>
-        <w:t xml:space="preserve">O AccessManager organiza o negocio em um modelo simples: um cliente pode ter varias telas; cada tela pertence a um servidor; o financeiro e calculado por cliente, somando os valores das telas ativas. Esse desenho permite acompanhar cada acesso individualmente e, ao mesmo tempo, cobrar o cliente de forma clara.</w:t>
+        <w:t>O status exibido da tela e inteligente: o sistema preserva telas suspensas ou canceladas e calcula automaticamente quando uma tela esta vencida, vencendo ou ativa com base no vencimento tecnico. Assim, a listagem mostra a situacao real para a gestao sem alterar o status manual salvo.</w:t>
       </w:r>
     </w:p>
     <w:p>
       <w:r>
-        <w:t xml:space="preserve">O pagamento continua manual e nao renova automaticamente uma tela. A renovacao tecnica tambem e manual e nao baixa cobrancas. Essa separacao protege a operacao e evita misturar regras financeiras com acesso tecnico.</w:t>
+        <w:t>Na renovacao, o sistema sugere automaticamente uma nova data com +30 dias a partir da maior data entre hoje e o vencimento atual. O calendario continua editavel, permitindo ajustar a data quando houver acordo diferente com o cliente.</w:t>
+      </w:r>
+    </w:p>
+    <w:p>
+      <w:pPr>
+        <w:pStyle w:val="Heading1"/>
+      </w:pPr>
+      <w:r>
+        <w:t>Servidores</w:t>
       </w:r>
     </w:p>
     <w:p>
       <w:r>
-        <w:t xml:space="preserve">Clientes e telas</w:t>
+        <w:t>O controle de servidores trabalha com quantidade de creditos e custo por credito. Esse modelo ajuda o gestor a entender o custo operacional associado aos acessos cadastrados em cada servidor.</w:t>
       </w:r>
     </w:p>
     <w:p>
       <w:r>
-        <w:t xml:space="preserve">Cada tela possui usuario, senha, valor acordado, vencimento tecnico, marca da TV, aplicativo utilizado e campos opcionais como MAC/ID e chave secundaria. Isso permite controlar cada acesso com detalhe, mesmo quando o cliente possui varias telas.</w:t>
+        <w:t>O dashboard estima o custo mensal com base nas telas ativas e no custo de credito, permitindo comparar faturamento e custo de forma simples.</w:t>
+      </w:r>
+    </w:p>
+    <w:p>
+      <w:pPr>
+        <w:pStyle w:val="Heading1"/>
+      </w:pPr>
+      <w:r>
+        <w:t>Financeiro</w:t>
       </w:r>
     </w:p>
     <w:p>
       <w:r>
-        <w:t xml:space="preserve">O status exibido da tela e inteligente: o sistema preserva telas suspensas ou canceladas e calcula automaticamente quando uma tela esta vencida, vencendo ou ativa com base no vencimento tecnico. Assim, a listagem mostra a situacao real para a gestao sem alterar o status manual salvo.</w:t>
+        <w:t>O financeiro e por cliente. O valor do lancamento e calculado automaticamente pela soma das telas ativas, reduzindo erro manual e mantendo a cobranca alinhada com o cadastro operacional.</w:t>
       </w:r>
     </w:p>
     <w:p>
       <w:r>
-        <w:t xml:space="preserve">Na renovacao, o sistema sugere automaticamente uma nova data com +30 dias a partir da maior data entre hoje e o vencimento atual. O calendario continua editavel, permitindo ajustar a data quando houver acordo diferente com o cliente.</w:t>
+        <w:t>O status financeiro tambem possui leitura inteligente. O status salvo continua sendo manual, mas o sistema calcula um status exibido para mostrar a situacao real: um lancamento pendente, sem pagamento e com vencimento anterior a hoje aparece como atrasado. Lancamentos pagos, cancelados ou ja marcados como atrasados preservam essa exibicao.</w:t>
       </w:r>
     </w:p>
     <w:p>
       <w:r>
-        <w:t xml:space="preserve">Servidores</w:t>
+        <w:t>Com isso, a lista de pendentes fica limpa e nao mistura cobrancas vencidas. A lista de atrasados passa a mostrar tanto atrasos marcados manualmente quanto pendencias vencidas por data. O dashboard tambem evita contar o mesmo lancamento como pendente e atrasado ao mesmo tempo.</w:t>
       </w:r>
     </w:p>
     <w:p>
       <w:r>
-        <w:t xml:space="preserve">O controle de servidores trabalha com quantidade de creditos e custo por credito. Esse modelo ajuda o gestor a entender o custo operacional associado aos acessos cadastrados em cada servidor.</w:t>
+        <w:t>A geracao de pendencias usa o dia de pagamento preferido do cliente. O sistema calcula o proximo vencimento real, considera meses curtos usando o ultimo dia valido e gera um lancamento pendente quando faltam ate 5 dias para o vencimento.</w:t>
       </w:r>
     </w:p>
     <w:p>
       <w:r>
-        <w:t xml:space="preserve">O dashboard estima o custo mensal com base nas telas ativas e no custo de credito, permitindo comparar faturamento e custo de forma simples.</w:t>
+        <w:t>Antes de criar uma pendencia, o sistema verifica se ja existe lancamento para o mesmo cliente e vencimento. Isso evita duplicidade e mantem a carteira financeira organizada.</w:t>
       </w:r>
     </w:p>
     <w:p>
       <w:r>
-        <w:t xml:space="preserve">Financeiro</w:t>
+        <w:t>O pagamento permanece manual. Marcar uma cobranca como paga nao renova tela, nao altera vencimento tecnico e nao cria historico tecnico.</w:t>
+      </w:r>
+    </w:p>
+    <w:p>
+      <w:pPr>
+        <w:pStyle w:val="Heading1"/>
+      </w:pPr>
+      <w:r>
+        <w:t>Dashboard</w:t>
       </w:r>
     </w:p>
     <w:p>
       <w:r>
-        <w:t xml:space="preserve">O financeiro e por cliente. O valor do lancamento e calculado automaticamente pela soma das telas ativas, reduzindo erro manual e mantendo a cobranca alinhada com o cadastro operacional.</w:t>
+        <w:t>O dashboard oferece uma visao de gestao com rendimento mensal, custo mensal, clientes pagos no mes, pendencias financeiras, creditos por servidor e distribuicao de clientes/telas por servidor.</w:t>
       </w:r>
     </w:p>
     <w:p>
       <w:r>
-        <w:t xml:space="preserve">A geracao de pendencias usa o dia de pagamento preferido do cliente. O sistema calcula o proximo vencimento real, considera meses curtos usando o ultimo dia valido e gera um lancamento pendente quando faltam ate 5 dias para o vencimento.</w:t>
+        <w:t>Como pendentes e atrasados sao separados pela regra de exibicao financeira, o gestor consegue acompanhar a carteira sem duplicidade e identificar rapidamente cobrancas que precisam de acao.</w:t>
+      </w:r>
+    </w:p>
+    <w:p>
+      <w:pPr>
+        <w:pStyle w:val="Heading1"/>
+      </w:pPr>
+      <w:r>
+        <w:t>Funcionalidades principais</w:t>
       </w:r>
     </w:p>
     <w:p>
       <w:r>
-        <w:t xml:space="preserve">Antes de criar uma pendencia, o sistema verifica se ja existe lancamento para o mesmo cliente e vencimento. Isso evita duplicidade e mantem a carteira financeira organizada.</w:t>
+        <w:t>- Cadastro e gestao de clientes.</w:t>
       </w:r>
     </w:p>
     <w:p>
       <w:r>
-        <w:t xml:space="preserve">O pagamento permanece manual. Marcar uma cobranca como paga nao renova tela, nao altera vencimento tecnico e nao cria historico tecnico.</w:t>
+        <w:t>- Cadastro e gestao de servidores com creditos e custo por credito.</w:t>
       </w:r>
     </w:p>
     <w:p>
       <w:r>
-        <w:t xml:space="preserve">Dashboard</w:t>
+        <w:t>- Cadastro e gestao de telas por cliente.</w:t>
       </w:r>
     </w:p>
     <w:p>
       <w:r>
-        <w:t xml:space="preserve">O dashboard oferece uma visao de gestao com rendimento mensal, custo mensal, clientes pagos no mes, pendencias financeiras, creditos por servidor e distribuicao de clientes/telas por servidor.</w:t>
+        <w:t>- Status inteligente das telas por vencimento tecnico.</w:t>
       </w:r>
     </w:p>
     <w:p>
       <w:r>
-        <w:t xml:space="preserve">Com essas informacoes, o gestor consegue acompanhar a saude operacional e financeira do negocio em uma unica tela, identificando atrasos, proximos vencimentos e pontos de custo.</w:t>
+        <w:t>- Renovacao tecnica com sugestao automatica de +30 dias.</w:t>
       </w:r>
     </w:p>
     <w:p>
       <w:r>
-        <w:t xml:space="preserve">Funcionalidades principais</w:t>
+        <w:t>- Troca manual de servidor com historico.</w:t>
       </w:r>
     </w:p>
     <w:p>
       <w:r>
-        <w:t xml:space="preserve">- Cadastro e gestao de clientes.</w:t>
+        <w:t>- Lancamentos financeiros por cliente com valor agrupado.</w:t>
       </w:r>
     </w:p>
     <w:p>
       <w:r>
-        <w:t xml:space="preserve">- Cadastro e gestao de servidores com creditos e custo por credito.</w:t>
+        <w:t>- Status financeiro exibido por vencimento, separado do status salvo.</w:t>
       </w:r>
     </w:p>
     <w:p>
       <w:r>
-        <w:t xml:space="preserve">- Cadastro e gestao de telas por cliente.</w:t>
+        <w:t>- Geracao automatica de pendencias pelo dia de pagamento do cliente.</w:t>
       </w:r>
     </w:p>
     <w:p>
       <w:r>
-        <w:t xml:space="preserve">- Status inteligente das telas por vencimento tecnico.</w:t>
+        <w:t>- Controle de pendencias antes e depois do vencimento.</w:t>
       </w:r>
     </w:p>
     <w:p>
       <w:r>
-        <w:t xml:space="preserve">- Renovacao tecnica com sugestao automatica de +30 dias.</w:t>
+        <w:t>- Marcacao manual de pagamento.</w:t>
       </w:r>
     </w:p>
     <w:p>
       <w:r>
-        <w:t xml:space="preserve">- Troca manual de servidor com historico.</w:t>
+        <w:t>- Listagens de pendentes e atrasados sem duplicidade.</w:t>
       </w:r>
     </w:p>
     <w:p>
       <w:r>
-        <w:t xml:space="preserve">- Lancamentos financeiros por cliente com valor agrupado.</w:t>
+        <w:t>- Dashboard operacional e financeiro.</w:t>
+      </w:r>
+    </w:p>
+    <w:p>
+      <w:pPr>
+        <w:pStyle w:val="Heading1"/>
+      </w:pPr>
+      <w:r>
+        <w:t>Diferenciais</w:t>
       </w:r>
     </w:p>
     <w:p>
       <w:r>
-        <w:t xml:space="preserve">- Geracao automatica de pendencias pelo dia de pagamento do cliente.</w:t>
+        <w:t>- Separacao clara entre tecnico e financeiro.</w:t>
       </w:r>
     </w:p>
     <w:p>
       <w:r>
-        <w:t xml:space="preserve">- Controle de pendencias antes do vencimento.</w:t>
+        <w:t>- Menos risco de renovar acesso por engano ao marcar pagamento.</w:t>
       </w:r>
     </w:p>
     <w:p>
       <w:r>
-        <w:t xml:space="preserve">- Marcacao manual de pagamento.</w:t>
+        <w:t>- Controle individual por tela, mesmo em clientes com multiplos acessos.</w:t>
       </w:r>
     </w:p>
     <w:p>
       <w:r>
-        <w:t xml:space="preserve">- Listagens de pendentes e atrasados.</w:t>
+        <w:t>- Financeiro mais previsivel com pendencias geradas antes do vencimento.</w:t>
       </w:r>
     </w:p>
     <w:p>
       <w:r>
-        <w:t xml:space="preserve">- Dashboard operacional e financeiro.</w:t>
+        <w:t>- Identificacao automatica de cobrancas vencidas na exibicao financeira.</w:t>
       </w:r>
     </w:p>
     <w:p>
       <w:r>
-        <w:t xml:space="preserve">Diferenciais</w:t>
+        <w:t>- Leitura rapida de telas vencidas, vencendo e ativas.</w:t>
       </w:r>
     </w:p>
     <w:p>
       <w:r>
-        <w:t xml:space="preserve">- Separacao clara entre tecnico e financeiro.</w:t>
+        <w:t>- Visao de custo por servidor e rendimento mensal.</w:t>
       </w:r>
     </w:p>
     <w:p>
       <w:r>
-        <w:t xml:space="preserve">- Menos risco de renovar acesso por engano ao marcar pagamento.</w:t>
+        <w:t>- Operacao centralizada sem depender de planilhas soltas.</w:t>
+      </w:r>
+    </w:p>
+    <w:p>
+      <w:pPr>
+        <w:pStyle w:val="Heading1"/>
+      </w:pPr>
+      <w:r>
+        <w:t>Valor para gestao</w:t>
       </w:r>
     </w:p>
     <w:p>
       <w:r>
-        <w:t xml:space="preserve">- Controle individual por tela, mesmo em clientes com multiplos acessos.</w:t>
+        <w:t>O AccessManager ajuda a transformar uma rotina manual em um processo controlado. O gestor sabe quem deve pagar, quais cobrancas ja venceram, quais telas precisam de atencao, quais servidores concentram mais uso e quanto a operacao esta rendendo.</w:t>
       </w:r>
     </w:p>
     <w:p>
       <w:r>
-        <w:t xml:space="preserve">- Financeiro mais previsivel com pendencias geradas antes do vencimento.</w:t>
+        <w:t>Com status inteligente, sugestao de renovacao, pendencias antecipadas, atraso financeiro calculado e dashboard financeiro, o sistema reduz esquecimentos e melhora a tomada de decisao no dia a dia.</w:t>
+      </w:r>
+    </w:p>
+    <w:p>
+      <w:pPr>
+        <w:pStyle w:val="Heading1"/>
+      </w:pPr>
+      <w:r>
+        <w:t>Visao futura</w:t>
       </w:r>
     </w:p>
     <w:p>
       <w:r>
-        <w:t xml:space="preserve">- Leitura rapida de telas vencidas, vencendo e ativas.</w:t>
+        <w:t>O sistema ja cobre o fluxo principal da operacao. As proximas evolucoes podem incluir consulta completa e filtravel do historico tecnico, melhorias de usabilidade, relatorios avancados, autenticacao real e recursos operacionais de backup e deploy.</w:t>
       </w:r>
     </w:p>
     <w:p>
       <w:r>
-        <w:t xml:space="preserve">- Visao de custo por servidor e rendimento mensal.</w:t>
-      </w:r>
-    </w:p>
-    <w:p>
-      <w:r>
-        <w:t xml:space="preserve">- Operacao centralizada sem depender de planilhas soltas.</w:t>
-      </w:r>
-    </w:p>
-    <w:p>
-      <w:r>
-        <w:t xml:space="preserve">Valor para gestao</w:t>
-      </w:r>
-    </w:p>
-    <w:p>
-      <w:r>
-        <w:t xml:space="preserve">O AccessManager ajuda a transformar uma rotina manual em um processo controlado. O gestor sabe quem deve pagar, quais telas precisam de atencao, quais servidores concentram mais uso e quanto a operacao esta rendendo.</w:t>
-      </w:r>
-    </w:p>
-    <w:p>
-      <w:r>
-        <w:t xml:space="preserve">Com status inteligente, sugestao de renovacao, pendencias antecipadas e dashboard financeiro, o sistema reduz esquecimentos e melhora a tomada de decisao no dia a dia.</w:t>
-      </w:r>
-    </w:p>
-    <w:p>
-      <w:r>
-        <w:t xml:space="preserve">Visao futura</w:t>
-      </w:r>
-    </w:p>
-    <w:p>
-      <w:r>
-        <w:t xml:space="preserve">O sistema ja cobre o fluxo principal da operacao. As proximas evolucoes podem incluir consulta completa e filtravel do historico tecnico, melhorias de usabilidade, relatorios avancados, autenticacao real e recursos operacionais de backup e deploy.</w:t>
-      </w:r>
-    </w:p>
-    <w:p>
-      <w:r>
-        <w:t xml:space="preserve">Continuam fora do escopo atual integracoes externas, cobranca automatica, notificacoes automaticas, renovacao automatica por pagamento, aplicativo mobile e multiempresa.</w:t>
+        <w:t>Continuam fora do escopo atual integracoes externas, cobranca automatica, notificacoes automaticas, renovacao automatica por pagamento, aplicativo mobile e multiempresa.</w:t>
       </w:r>
     </w:p>
     <w:sectPr>
